--- a/b1d2de79-1bf6-4855-a4b9-8439c4a84b58.docx
+++ b/b1d2de79-1bf6-4855-a4b9-8439c4a84b58.docx
@@ -9023,21 +9023,48 @@
           <w:sz w:val="52"/>
         </w:rPr>
       </w:pPr>
+      <w:r>
+        <w:rPr>
+          <w:b/>
+          <w:sz w:val="52"/>
+        </w:rPr>
+        <w:t xml:space="preserve">                    </w:t>
+      </w:r>
+      <w:proofErr w:type="gramStart"/>
+      <w:r>
+        <w:rPr>
+          <w:b/>
+          <w:sz w:val="52"/>
+        </w:rPr>
+        <w:t>CHAPTER-1</w:t>
+      </w:r>
+      <w:proofErr w:type="gramEnd"/>
+    </w:p>
+    <w:p>
+      <w:pPr>
+        <w:pStyle w:val="BodyText"/>
+        <w:spacing w:before="230"/>
+        <w:rPr>
+          <w:b/>
+          <w:sz w:val="52"/>
+        </w:rPr>
+      </w:pPr>
     </w:p>
     <w:p>
       <w:pPr>
         <w:pStyle w:val="Heading1"/>
-        <w:numPr>
-          <w:ilvl w:val="2"/>
-          <w:numId w:val="4"/>
-        </w:numPr>
         <w:tabs>
           <w:tab w:val="left" w:pos="2719"/>
         </w:tabs>
-        <w:jc w:val="left"/>
       </w:pPr>
       <w:bookmarkStart w:id="9" w:name="4aadd7c40b06a5ea5e7bde04cbc90a2e3682573c"/>
       <w:bookmarkEnd w:id="9"/>
+      <w:r>
+        <w:rPr>
+          <w:spacing w:val="-2"/>
+        </w:rPr>
+        <w:t xml:space="preserve">              </w:t>
+      </w:r>
       <w:r>
         <w:rPr>
           <w:spacing w:val="-2"/>
@@ -10338,23 +10365,47 @@
         <w:pStyle w:val="BodyText"/>
         <w:spacing w:before="137"/>
         <w:rPr>
+          <w:b/>
+          <w:bCs/>
           <w:sz w:val="52"/>
         </w:rPr>
       </w:pPr>
+      <w:r>
+        <w:rPr>
+          <w:b/>
+          <w:bCs/>
+          <w:sz w:val="52"/>
+        </w:rPr>
+        <w:t xml:space="preserve">                 </w:t>
+      </w:r>
+      <w:r>
+        <w:rPr>
+          <w:b/>
+          <w:bCs/>
+          <w:sz w:val="52"/>
+        </w:rPr>
+        <w:t>CHAPTER - 2</w:t>
+      </w:r>
+    </w:p>
+    <w:p>
+      <w:pPr>
+        <w:pStyle w:val="BodyText"/>
+        <w:spacing w:before="137"/>
+        <w:rPr>
+          <w:sz w:val="52"/>
+        </w:rPr>
+      </w:pPr>
     </w:p>
     <w:p>
       <w:pPr>
         <w:pStyle w:val="Heading1"/>
-        <w:numPr>
-          <w:ilvl w:val="2"/>
-          <w:numId w:val="4"/>
-        </w:numPr>
         <w:tabs>
           <w:tab w:val="left" w:pos="2009"/>
           <w:tab w:val="left" w:pos="2920"/>
         </w:tabs>
-        <w:ind w:left="2920" w:right="2186" w:hanging="1301"/>
-        <w:jc w:val="left"/>
+        <w:spacing w:line="360" w:lineRule="auto"/>
+        <w:ind w:left="0" w:right="2186"/>
+        <w:jc w:val="center"/>
       </w:pPr>
       <w:r>
         <w:t>WORKDONE</w:t>
@@ -10366,14 +10417,31 @@
         <w:t xml:space="preserve"> </w:t>
       </w:r>
       <w:r>
-        <w:t xml:space="preserve">DURING </w:t>
+        <w:t>DURING</w:t>
       </w:r>
       <w:r>
         <w:rPr>
           <w:spacing w:val="-2"/>
         </w:rPr>
+        <w:t xml:space="preserve"> </w:t>
+      </w:r>
+      <w:r>
+        <w:rPr>
+          <w:spacing w:val="-2"/>
+        </w:rPr>
         <w:t>INTERNSHIP</w:t>
       </w:r>
+    </w:p>
+    <w:p>
+      <w:pPr>
+        <w:pStyle w:val="Heading1"/>
+        <w:tabs>
+          <w:tab w:val="left" w:pos="2009"/>
+          <w:tab w:val="left" w:pos="2920"/>
+        </w:tabs>
+        <w:ind w:left="0" w:right="2186"/>
+        <w:jc w:val="center"/>
+      </w:pPr>
     </w:p>
     <w:p>
       <w:pPr>
@@ -12561,6 +12629,63 @@
         <w:pStyle w:val="BodyText"/>
         <w:spacing w:before="325"/>
         <w:rPr>
+          <w:b/>
+          <w:bCs/>
+          <w:sz w:val="52"/>
+        </w:rPr>
+      </w:pPr>
+      <w:r>
+        <w:rPr>
+          <w:sz w:val="52"/>
+        </w:rPr>
+        <w:t xml:space="preserve">                    </w:t>
+      </w:r>
+      <w:r>
+        <w:rPr>
+          <w:b/>
+          <w:bCs/>
+          <w:sz w:val="52"/>
+        </w:rPr>
+        <w:t>CHAPTER</w:t>
+      </w:r>
+      <w:r>
+        <w:rPr>
+          <w:b/>
+          <w:bCs/>
+          <w:sz w:val="52"/>
+        </w:rPr>
+        <w:t xml:space="preserve"> </w:t>
+      </w:r>
+      <w:r>
+        <w:rPr>
+          <w:b/>
+          <w:bCs/>
+          <w:sz w:val="52"/>
+        </w:rPr>
+        <w:t>-</w:t>
+      </w:r>
+      <w:r>
+        <w:rPr>
+          <w:b/>
+          <w:bCs/>
+          <w:sz w:val="52"/>
+        </w:rPr>
+        <w:t xml:space="preserve"> </w:t>
+      </w:r>
+      <w:r>
+        <w:rPr>
+          <w:b/>
+          <w:bCs/>
+          <w:sz w:val="52"/>
+        </w:rPr>
+        <w:t>3</w:t>
+      </w:r>
+    </w:p>
+    <w:p>
+      <w:pPr>
+        <w:pStyle w:val="BodyText"/>
+        <w:spacing w:before="325"/>
+        <w:rPr>
           <w:sz w:val="52"/>
         </w:rPr>
       </w:pPr>
@@ -12572,7 +12697,7 @@
         <w:jc w:val="center"/>
       </w:pPr>
       <w:r>
-        <w:t>3.PROJECT</w:t>
+        <w:t>PROJECT</w:t>
       </w:r>
       <w:r>
         <w:rPr>
@@ -14611,7 +14736,7 @@
         </w:rPr>
         <w:lastRenderedPageBreak/>
         <w:drawing>
-          <wp:anchor distT="0" distB="0" distL="114300" distR="114300" simplePos="0" relativeHeight="487595520" behindDoc="0" locked="0" layoutInCell="1" allowOverlap="1" wp14:anchorId="7CEF51B4" wp14:editId="79913767">
+          <wp:anchor distT="0" distB="0" distL="114300" distR="114300" simplePos="0" relativeHeight="487595520" behindDoc="0" locked="0" layoutInCell="1" allowOverlap="1" wp14:anchorId="7CEF51B4" wp14:editId="23DD2EC5">
             <wp:simplePos x="0" y="0"/>
             <wp:positionH relativeFrom="column">
               <wp:posOffset>-186690</wp:posOffset>
@@ -14681,7 +14806,7 @@
           <w:noProof/>
         </w:rPr>
         <w:drawing>
-          <wp:anchor distT="0" distB="0" distL="114300" distR="114300" simplePos="0" relativeHeight="487594496" behindDoc="0" locked="0" layoutInCell="1" allowOverlap="1" wp14:anchorId="62DB03C4" wp14:editId="47E6BA98">
+          <wp:anchor distT="0" distB="0" distL="114300" distR="114300" simplePos="0" relativeHeight="487594496" behindDoc="0" locked="0" layoutInCell="1" allowOverlap="1" wp14:anchorId="62DB03C4" wp14:editId="6C661915">
             <wp:simplePos x="0" y="0"/>
             <wp:positionH relativeFrom="column">
               <wp:posOffset>-207010</wp:posOffset>
@@ -14850,7 +14975,7 @@
         </w:rPr>
         <w:lastRenderedPageBreak/>
         <w:drawing>
-          <wp:anchor distT="0" distB="0" distL="114300" distR="114300" simplePos="0" relativeHeight="487596544" behindDoc="0" locked="0" layoutInCell="1" allowOverlap="1" wp14:anchorId="1B7BD9CD" wp14:editId="1087E19B">
+          <wp:anchor distT="0" distB="0" distL="114300" distR="114300" simplePos="0" relativeHeight="487596544" behindDoc="0" locked="0" layoutInCell="1" allowOverlap="1" wp14:anchorId="1B7BD9CD" wp14:editId="44DCF9C0">
             <wp:simplePos x="0" y="0"/>
             <wp:positionH relativeFrom="column">
               <wp:posOffset>-123941</wp:posOffset>
@@ -15057,7 +15182,27 @@
           <w:lang w:val="en-IN"/>
         </w:rPr>
         <w:lastRenderedPageBreak/>
-        <w:t xml:space="preserve">3.3  </w:t>
+        <w:t>3.</w:t>
+      </w:r>
+      <w:r>
+        <w:rPr>
+          <w:b/>
+          <w:bCs/>
+          <w:sz w:val="32"/>
+          <w:szCs w:val="32"/>
+          <w:lang w:val="en-IN"/>
+        </w:rPr>
+        <w:t>2</w:t>
+      </w:r>
+      <w:r>
+        <w:rPr>
+          <w:b/>
+          <w:bCs/>
+          <w:sz w:val="32"/>
+          <w:szCs w:val="32"/>
+          <w:lang w:val="en-IN"/>
+        </w:rPr>
+        <w:t xml:space="preserve">  </w:t>
       </w:r>
       <w:r>
         <w:rPr>
@@ -18427,7 +18572,29 @@
           <w:lang w:val="en-IN"/>
         </w:rPr>
         <w:lastRenderedPageBreak/>
-        <w:t>3.4 About Project – Sign Up Form using Spring Boot</w:t>
+        <w:t>3.</w:t>
+      </w:r>
+      <w:r>
+        <w:rPr>
+          <w:b/>
+          <w:bCs/>
+          <w:sz w:val="36"/>
+          <w:szCs w:val="36"/>
+          <w:u w:val="single"/>
+          <w:lang w:val="en-IN"/>
+        </w:rPr>
+        <w:t>3</w:t>
+      </w:r>
+      <w:r>
+        <w:rPr>
+          <w:b/>
+          <w:bCs/>
+          <w:sz w:val="36"/>
+          <w:szCs w:val="36"/>
+          <w:u w:val="single"/>
+          <w:lang w:val="en-IN"/>
+        </w:rPr>
+        <w:t xml:space="preserve"> About Project – Sign Up Form using Spring Boot</w:t>
       </w:r>
     </w:p>
     <w:p>
@@ -23472,6 +23639,8 @@
         <w:spacing w:line="480" w:lineRule="auto"/>
         <w:jc w:val="both"/>
         <w:rPr>
+          <w:b/>
+          <w:bCs/>
           <w:sz w:val="44"/>
           <w:szCs w:val="44"/>
           <w:lang w:val="en-IN"/>
@@ -23479,6 +23648,8 @@
       </w:pPr>
       <w:r>
         <w:rPr>
+          <w:b/>
+          <w:bCs/>
           <w:sz w:val="44"/>
           <w:szCs w:val="44"/>
           <w:lang w:val="en-IN"/>
@@ -23488,6 +23659,8 @@
       </w:r>
       <w:r>
         <w:rPr>
+          <w:b/>
+          <w:bCs/>
           <w:sz w:val="44"/>
           <w:szCs w:val="44"/>
           <w:lang w:val="en-IN"/>
@@ -23496,6 +23669,8 @@
       </w:r>
       <w:r>
         <w:rPr>
+          <w:b/>
+          <w:bCs/>
           <w:sz w:val="44"/>
           <w:szCs w:val="44"/>
           <w:lang w:val="en-IN"/>
@@ -23505,6 +23680,8 @@
       <w:proofErr w:type="gramStart"/>
       <w:r>
         <w:rPr>
+          <w:b/>
+          <w:bCs/>
           <w:sz w:val="44"/>
           <w:szCs w:val="44"/>
           <w:lang w:val="en-IN"/>
@@ -23514,6 +23691,8 @@
       <w:proofErr w:type="gramEnd"/>
       <w:r>
         <w:rPr>
+          <w:b/>
+          <w:bCs/>
           <w:sz w:val="44"/>
           <w:szCs w:val="44"/>
           <w:lang w:val="en-IN"/>
@@ -25542,25 +25721,33 @@
     <w:p>
       <w:pPr>
         <w:pStyle w:val="Heading1"/>
-        <w:ind w:left="0"/>
-      </w:pPr>
+        <w:spacing w:line="276" w:lineRule="auto"/>
+        <w:ind w:right="993"/>
+        <w:rPr>
+          <w:spacing w:val="-2"/>
+        </w:rPr>
+      </w:pPr>
+      <w:r>
+        <w:rPr>
+          <w:spacing w:val="-2"/>
+        </w:rPr>
+        <w:t xml:space="preserve">                CHAPTER -4</w:t>
+      </w:r>
     </w:p>
     <w:p>
       <w:pPr>
         <w:pStyle w:val="Heading1"/>
-        <w:ind w:left="0"/>
-      </w:pPr>
-      <w:r>
+        <w:spacing w:line="276" w:lineRule="auto"/>
+        <w:ind w:right="993"/>
+        <w:rPr>
+          <w:spacing w:val="-2"/>
+        </w:rPr>
+      </w:pPr>
+      <w:r>
+        <w:rPr>
+          <w:spacing w:val="-2"/>
+        </w:rPr>
         <w:t xml:space="preserve">             </w:t>
-      </w:r>
-      <w:r>
-        <w:t xml:space="preserve"> 4.</w:t>
-      </w:r>
-      <w:r>
-        <w:rPr>
-          <w:spacing w:val="-2"/>
-        </w:rPr>
-        <w:t xml:space="preserve"> </w:t>
       </w:r>
       <w:r>
         <w:t>A</w:t>
@@ -27830,7 +28017,7 @@
     <w:p>
       <w:pPr>
         <w:pStyle w:val="BodyText"/>
-        <w:spacing w:before="292"/>
+        <w:spacing w:before="292" w:line="276" w:lineRule="auto"/>
         <w:rPr>
           <w:b/>
           <w:sz w:val="52"/>
@@ -27840,14 +28027,49 @@
     <w:p>
       <w:pPr>
         <w:pStyle w:val="Heading1"/>
+        <w:spacing w:line="276" w:lineRule="auto"/>
         <w:ind w:right="993"/>
         <w:jc w:val="center"/>
-      </w:pPr>
-      <w:r>
         <w:rPr>
           <w:spacing w:val="-2"/>
         </w:rPr>
-        <w:t>5.CONCLUSION</w:t>
+      </w:pPr>
+      <w:r>
+        <w:rPr>
+          <w:spacing w:val="-2"/>
+        </w:rPr>
+        <w:t>CHAPTER -</w:t>
+      </w:r>
+      <w:r>
+        <w:rPr>
+          <w:spacing w:val="-2"/>
+        </w:rPr>
+        <w:t>5</w:t>
+      </w:r>
+    </w:p>
+    <w:p>
+      <w:pPr>
+        <w:pStyle w:val="Heading1"/>
+        <w:spacing w:line="276" w:lineRule="auto"/>
+        <w:ind w:right="993"/>
+        <w:jc w:val="center"/>
+        <w:rPr>
+          <w:spacing w:val="-2"/>
+        </w:rPr>
+      </w:pPr>
+    </w:p>
+    <w:p>
+      <w:pPr>
+        <w:pStyle w:val="Heading1"/>
+        <w:spacing w:line="276" w:lineRule="auto"/>
+        <w:ind w:right="993"/>
+        <w:jc w:val="center"/>
+      </w:pPr>
+      <w:r>
+        <w:rPr>
+          <w:spacing w:val="-2"/>
+        </w:rPr>
+        <w:t>CONCLUSION</w:t>
       </w:r>
     </w:p>
     <w:p>
@@ -28260,22 +28482,6 @@
           <w:szCs w:val="24"/>
         </w:rPr>
         <w:br/>
-      </w:r>
-      <w:r>
-        <w:rPr>
-          <w:rFonts w:ascii="Segoe UI Emoji" w:hAnsi="Segoe UI Emoji" w:cs="Segoe UI Emoji"/>
-          <w:bCs/>
-          <w:sz w:val="24"/>
-          <w:szCs w:val="24"/>
-        </w:rPr>
-        <w:t>🔗</w:t>
-      </w:r>
-      <w:r>
-        <w:rPr>
-          <w:bCs/>
-          <w:sz w:val="24"/>
-          <w:szCs w:val="24"/>
-        </w:rPr>
         <w:t xml:space="preserve"> </w:t>
       </w:r>
       <w:hyperlink r:id="rId33" w:history="1">
@@ -28332,22 +28538,6 @@
           <w:szCs w:val="24"/>
         </w:rPr>
         <w:br/>
-      </w:r>
-      <w:r>
-        <w:rPr>
-          <w:rFonts w:ascii="Segoe UI Emoji" w:hAnsi="Segoe UI Emoji" w:cs="Segoe UI Emoji"/>
-          <w:bCs/>
-          <w:sz w:val="24"/>
-          <w:szCs w:val="24"/>
-        </w:rPr>
-        <w:t>🔗</w:t>
-      </w:r>
-      <w:r>
-        <w:rPr>
-          <w:bCs/>
-          <w:sz w:val="24"/>
-          <w:szCs w:val="24"/>
-        </w:rPr>
         <w:t xml:space="preserve"> </w:t>
       </w:r>
       <w:hyperlink r:id="rId34" w:history="1">
@@ -28407,22 +28597,6 @@
           <w:szCs w:val="24"/>
         </w:rPr>
         <w:br/>
-      </w:r>
-      <w:r>
-        <w:rPr>
-          <w:rFonts w:ascii="Segoe UI Emoji" w:hAnsi="Segoe UI Emoji" w:cs="Segoe UI Emoji"/>
-          <w:bCs/>
-          <w:sz w:val="24"/>
-          <w:szCs w:val="24"/>
-        </w:rPr>
-        <w:t>🔗</w:t>
-      </w:r>
-      <w:r>
-        <w:rPr>
-          <w:bCs/>
-          <w:sz w:val="24"/>
-          <w:szCs w:val="24"/>
-        </w:rPr>
         <w:t xml:space="preserve"> </w:t>
       </w:r>
       <w:hyperlink r:id="rId35" w:history="1">
@@ -28434,6 +28608,100 @@
             <w:szCs w:val="24"/>
           </w:rPr>
           <w:t>https://www.journaldev.com/1430/java-design-patterns-example-tutorial</w:t>
+        </w:r>
+      </w:hyperlink>
+    </w:p>
+    <w:p>
+      <w:pPr>
+        <w:pStyle w:val="ListParagraph"/>
+        <w:numPr>
+          <w:ilvl w:val="0"/>
+          <w:numId w:val="18"/>
+        </w:numPr>
+        <w:tabs>
+          <w:tab w:val="left" w:pos="263"/>
+        </w:tabs>
+        <w:spacing w:before="8" w:line="360" w:lineRule="auto"/>
+        <w:ind w:right="712"/>
+        <w:rPr>
+          <w:bCs/>
+          <w:sz w:val="24"/>
+          <w:szCs w:val="24"/>
+        </w:rPr>
+      </w:pPr>
+      <w:r>
+        <w:rPr>
+          <w:b/>
+          <w:bCs/>
+          <w:sz w:val="24"/>
+          <w:szCs w:val="24"/>
+        </w:rPr>
+        <w:t>Spring Framework (Core) Playlist:</w:t>
+      </w:r>
+      <w:r>
+        <w:rPr>
+          <w:bCs/>
+          <w:sz w:val="24"/>
+          <w:szCs w:val="24"/>
+        </w:rPr>
+        <w:t xml:space="preserve"> </w:t>
+      </w:r>
+      <w:hyperlink r:id="rId36" w:tgtFrame="_blank" w:history="1">
+        <w:r>
+          <w:rPr>
+            <w:rStyle w:val="Hyperlink"/>
+            <w:bCs/>
+            <w:sz w:val="24"/>
+            <w:szCs w:val="24"/>
+          </w:rPr>
+          <w:t>Spring Framework Tutorial for Beginners</w:t>
+        </w:r>
+      </w:hyperlink>
+    </w:p>
+    <w:p>
+      <w:pPr>
+        <w:pStyle w:val="ListParagraph"/>
+        <w:numPr>
+          <w:ilvl w:val="0"/>
+          <w:numId w:val="18"/>
+        </w:numPr>
+        <w:tabs>
+          <w:tab w:val="left" w:pos="263"/>
+        </w:tabs>
+        <w:spacing w:before="8" w:line="360" w:lineRule="auto"/>
+        <w:ind w:right="712"/>
+        <w:rPr>
+          <w:bCs/>
+          <w:sz w:val="24"/>
+          <w:szCs w:val="24"/>
+        </w:rPr>
+      </w:pPr>
+      <w:r>
+        <w:rPr>
+          <w:b/>
+          <w:bCs/>
+          <w:sz w:val="24"/>
+          <w:szCs w:val="24"/>
+        </w:rPr>
+        <w:t>Spring Boot Playlist:</w:t>
+      </w:r>
+      <w:r>
+        <w:rPr>
+          <w:bCs/>
+          <w:sz w:val="24"/>
+          <w:szCs w:val="24"/>
+        </w:rPr>
+        <w:t xml:space="preserve"> </w:t>
+      </w:r>
+      <w:hyperlink r:id="rId37" w:tgtFrame="_blank" w:history="1">
+        <w:r>
+          <w:rPr>
+            <w:rStyle w:val="Hyperlink"/>
+            <w:bCs/>
+            <w:sz w:val="24"/>
+            <w:szCs w:val="24"/>
+          </w:rPr>
+          <w:t>Spring Boot Tutorial for Beginners</w:t>
         </w:r>
       </w:hyperlink>
     </w:p>
@@ -42776,6 +43044,7 @@
   <w:style w:type="paragraph" w:styleId="Heading1">
     <w:name w:val="heading 1"/>
     <w:basedOn w:val="Normal"/>
+    <w:link w:val="Heading1Char"/>
     <w:uiPriority w:val="9"/>
     <w:qFormat/>
     <w:pPr>
@@ -43129,6 +43398,20 @@
       <w:lang w:val="en-IN" w:eastAsia="en-IN"/>
     </w:rPr>
   </w:style>
+  <w:style w:type="character" w:customStyle="1" w:styleId="Heading1Char">
+    <w:name w:val="Heading 1 Char"/>
+    <w:basedOn w:val="DefaultParagraphFont"/>
+    <w:link w:val="Heading1"/>
+    <w:uiPriority w:val="9"/>
+    <w:rsid w:val="00FE2132"/>
+    <w:rPr>
+      <w:rFonts w:ascii="Times New Roman" w:eastAsia="Times New Roman" w:hAnsi="Times New Roman" w:cs="Times New Roman"/>
+      <w:b/>
+      <w:bCs/>
+      <w:sz w:val="52"/>
+      <w:szCs w:val="52"/>
+    </w:rPr>
+  </w:style>
 </w:styles>
 </file>
 

--- a/b1d2de79-1bf6-4855-a4b9-8439c4a84b58.docx
+++ b/b1d2de79-1bf6-4855-a4b9-8439c4a84b58.docx
@@ -1156,7 +1156,6 @@
           <w:sz w:val="40"/>
         </w:rPr>
         <w:sectPr>
-          <w:footerReference w:type="default" r:id="rId10"/>
           <w:type w:val="continuous"/>
           <w:pgSz w:w="11910" w:h="16840"/>
           <w:pgMar w:top="1380" w:right="992" w:bottom="280" w:left="992" w:header="720" w:footer="720" w:gutter="0"/>
@@ -2002,7 +2001,16 @@
           <w:sz w:val="32"/>
           <w:szCs w:val="32"/>
         </w:rPr>
-        <w:t>Advance Java</w:t>
+        <w:t>Java</w:t>
+      </w:r>
+      <w:r>
+        <w:rPr>
+          <w:bCs/>
+          <w:color w:val="3796B0"/>
+          <w:sz w:val="32"/>
+          <w:szCs w:val="32"/>
+        </w:rPr>
+        <w:t xml:space="preserve"> Stream</w:t>
       </w:r>
       <w:r>
         <w:rPr>
@@ -3483,7 +3491,7 @@
     <w:p>
       <w:pPr>
         <w:spacing w:line="424" w:lineRule="auto"/>
-        <w:ind w:left="576" w:right="5472"/>
+        <w:ind w:left="630" w:right="2276"/>
         <w:rPr>
           <w:sz w:val="28"/>
         </w:rPr>
@@ -3505,26 +3513,46 @@
         <w:rPr>
           <w:sz w:val="28"/>
         </w:rPr>
-        <w:t>Advance</w:t>
-      </w:r>
-      <w:r>
-        <w:rPr>
-          <w:spacing w:val="-12"/>
+        <w:t>Java</w:t>
+      </w:r>
+      <w:r>
+        <w:rPr>
           <w:sz w:val="28"/>
         </w:rPr>
+        <w:t xml:space="preserve"> Stream</w:t>
+      </w:r>
+    </w:p>
+    <w:p>
+      <w:pPr>
+        <w:spacing w:line="424" w:lineRule="auto"/>
+        <w:ind w:left="630" w:right="2276"/>
+        <w:rPr>
+          <w:sz w:val="28"/>
+        </w:rPr>
+      </w:pPr>
+      <w:r>
+        <w:rPr>
+          <w:sz w:val="28"/>
+        </w:rPr>
+        <w:t xml:space="preserve"> Internship Title:</w:t>
+      </w:r>
+      <w:r>
+        <w:rPr>
+          <w:sz w:val="28"/>
+        </w:rPr>
         <w:t xml:space="preserve"> </w:t>
       </w:r>
       <w:r>
         <w:rPr>
           <w:sz w:val="28"/>
         </w:rPr>
-        <w:t xml:space="preserve">Java Internship Title: </w:t>
+        <w:t xml:space="preserve">EmployeeManagement System </w:t>
       </w:r>
       <w:r>
         <w:rPr>
           <w:sz w:val="28"/>
         </w:rPr>
-        <w:t xml:space="preserve">EMS EmployeeManagement System   </w:t>
+        <w:t>(EMS)</w:t>
       </w:r>
     </w:p>
     <w:p>
@@ -3809,22 +3837,6 @@
           <w:spacing w:val="-2"/>
           <w:sz w:val="28"/>
         </w:rPr>
-        <w:t>CSE</w:t>
-      </w:r>
-      <w:r>
-        <w:rPr>
-          <w:b/>
-          <w:spacing w:val="-12"/>
-          <w:sz w:val="28"/>
-        </w:rPr>
-        <w:t xml:space="preserve"> </w:t>
-      </w:r>
-      <w:r>
-        <w:rPr>
-          <w:b/>
-          <w:spacing w:val="-2"/>
-          <w:sz w:val="28"/>
-        </w:rPr>
         <w:t>Department</w:t>
       </w:r>
       <w:r>
@@ -3834,6 +3846,14 @@
           <w:sz w:val="28"/>
         </w:rPr>
         <w:t xml:space="preserve"> </w:t>
+      </w:r>
+      <w:r>
+        <w:rPr>
+          <w:b/>
+          <w:spacing w:val="-8"/>
+          <w:sz w:val="28"/>
+        </w:rPr>
+        <w:t>of CSE</w:t>
       </w:r>
     </w:p>
     <w:p>
@@ -4051,7 +4071,7 @@
     <w:p>
       <w:pPr>
         <w:spacing w:line="360" w:lineRule="auto"/>
-        <w:ind w:left="717" w:right="719"/>
+        <w:ind w:left="720" w:right="719" w:firstLine="720"/>
         <w:jc w:val="both"/>
         <w:rPr>
           <w:sz w:val="24"/>
@@ -4954,7 +4974,7 @@
                     <pic:cNvPicPr/>
                   </pic:nvPicPr>
                   <pic:blipFill>
-                    <a:blip r:embed="rId11" cstate="print">
+                    <a:blip r:embed="rId10" cstate="print">
                       <a:extLst>
                         <a:ext uri="{28A0092B-C50C-407E-A947-70E740481C1C}">
                           <a14:useLocalDpi xmlns:a14="http://schemas.microsoft.com/office/drawing/2010/main" val="0"/>
@@ -5109,16 +5129,16 @@
           <w:sz w:val="20"/>
         </w:rPr>
         <w:drawing>
-          <wp:anchor distT="0" distB="0" distL="114300" distR="114300" simplePos="0" relativeHeight="487636480" behindDoc="0" locked="0" layoutInCell="1" allowOverlap="1" wp14:anchorId="6BA767AA" wp14:editId="12BBE97C">
+          <wp:anchor distT="0" distB="0" distL="114300" distR="114300" simplePos="0" relativeHeight="487636480" behindDoc="0" locked="0" layoutInCell="1" allowOverlap="1" wp14:anchorId="6BA767AA" wp14:editId="60364BC5">
             <wp:simplePos x="0" y="0"/>
             <wp:positionH relativeFrom="column">
-              <wp:posOffset>730526</wp:posOffset>
+              <wp:posOffset>320675</wp:posOffset>
             </wp:positionH>
             <wp:positionV relativeFrom="paragraph">
-              <wp:posOffset>268936</wp:posOffset>
+              <wp:posOffset>5080</wp:posOffset>
             </wp:positionV>
-            <wp:extent cx="4997450" cy="7039959"/>
-            <wp:effectExtent l="0" t="0" r="0" b="8890"/>
+            <wp:extent cx="5703570" cy="8401050"/>
+            <wp:effectExtent l="0" t="0" r="0" b="0"/>
             <wp:wrapTopAndBottom/>
             <wp:docPr id="1602116366" name="Picture 1"/>
             <wp:cNvGraphicFramePr>
@@ -5128,33 +5148,48 @@
               <a:graphicData uri="http://schemas.openxmlformats.org/drawingml/2006/picture">
                 <pic:pic xmlns:pic="http://schemas.openxmlformats.org/drawingml/2006/picture">
                   <pic:nvPicPr>
-                    <pic:cNvPr id="1602116366" name=""/>
+                    <pic:cNvPr id="1602116366" name="Picture 1"/>
                     <pic:cNvPicPr/>
                   </pic:nvPicPr>
-                  <pic:blipFill>
-                    <a:blip r:embed="rId12">
+                  <pic:blipFill rotWithShape="1">
+                    <a:blip r:embed="rId11">
                       <a:extLst>
                         <a:ext uri="{28A0092B-C50C-407E-A947-70E740481C1C}">
                           <a14:useLocalDpi xmlns:a14="http://schemas.microsoft.com/office/drawing/2010/main" val="0"/>
                         </a:ext>
                       </a:extLst>
                     </a:blip>
+                    <a:srcRect l="4490" t="13283" r="4988" b="28425"/>
                     <a:stretch>
                       <a:fillRect/>
                     </a:stretch>
                   </pic:blipFill>
-                  <pic:spPr>
+                  <pic:spPr bwMode="auto">
                     <a:xfrm>
                       <a:off x="0" y="0"/>
-                      <a:ext cx="4997450" cy="7039959"/>
+                      <a:ext cx="5703570" cy="8401050"/>
                     </a:xfrm>
                     <a:prstGeom prst="rect">
                       <a:avLst/>
                     </a:prstGeom>
+                    <a:ln>
+                      <a:noFill/>
+                    </a:ln>
+                    <a:extLst>
+                      <a:ext uri="{53640926-AAD7-44D8-BBD7-CCE9431645EC}">
+                        <a14:shadowObscured xmlns:a14="http://schemas.microsoft.com/office/drawing/2010/main"/>
+                      </a:ext>
+                    </a:extLst>
                   </pic:spPr>
                 </pic:pic>
               </a:graphicData>
             </a:graphic>
+            <wp14:sizeRelH relativeFrom="margin">
+              <wp14:pctWidth>0</wp14:pctWidth>
+            </wp14:sizeRelH>
+            <wp14:sizeRelV relativeFrom="margin">
+              <wp14:pctHeight>0</wp14:pctHeight>
+            </wp14:sizeRelV>
           </wp:anchor>
         </w:drawing>
       </w:r>
@@ -5354,7 +5389,7 @@
       <w:pPr>
         <w:pStyle w:val="NoSpacing"/>
         <w:spacing w:line="360" w:lineRule="auto"/>
-        <w:ind w:left="993" w:right="854"/>
+        <w:ind w:left="993" w:right="854" w:firstLine="447"/>
         <w:jc w:val="both"/>
         <w:rPr>
           <w:sz w:val="24"/>
@@ -5456,7 +5491,7 @@
       <w:pPr>
         <w:pStyle w:val="BodyText"/>
         <w:spacing w:before="203" w:line="360" w:lineRule="auto"/>
-        <w:ind w:left="909" w:right="881"/>
+        <w:ind w:left="909" w:right="881" w:firstLine="531"/>
         <w:jc w:val="both"/>
       </w:pPr>
       <w:r>
@@ -5500,7 +5535,7 @@
       <w:pPr>
         <w:pStyle w:val="BodyText"/>
         <w:spacing w:before="203" w:line="360" w:lineRule="auto"/>
-        <w:ind w:left="909" w:right="893"/>
+        <w:ind w:left="909" w:right="893" w:firstLine="531"/>
         <w:jc w:val="both"/>
       </w:pPr>
       <w:r>
@@ -5573,7 +5608,7 @@
       <w:pPr>
         <w:pStyle w:val="BodyText"/>
         <w:spacing w:before="200" w:line="360" w:lineRule="auto"/>
-        <w:ind w:left="909" w:right="884"/>
+        <w:ind w:left="909" w:right="884" w:firstLine="531"/>
         <w:jc w:val="both"/>
       </w:pPr>
       <w:r>
@@ -5632,11 +5667,14 @@
       <w:r>
         <w:t xml:space="preserve"> support and encouragement during the internship.</w:t>
       </w:r>
+      <w:r>
+        <w:tab/>
+      </w:r>
     </w:p>
     <w:p>
       <w:pPr>
         <w:spacing w:before="200" w:line="360" w:lineRule="auto"/>
-        <w:ind w:left="909" w:right="879"/>
+        <w:ind w:left="909" w:right="879" w:firstLine="531"/>
         <w:jc w:val="both"/>
         <w:rPr>
           <w:sz w:val="24"/>
@@ -5870,7 +5908,7 @@
       <w:pPr>
         <w:pStyle w:val="BodyText"/>
         <w:spacing w:before="207" w:line="357" w:lineRule="auto"/>
-        <w:ind w:left="909" w:right="886"/>
+        <w:ind w:left="909" w:right="886" w:firstLine="531"/>
         <w:jc w:val="both"/>
       </w:pPr>
       <w:r>
@@ -5907,7 +5945,7 @@
       <w:pPr>
         <w:pStyle w:val="BodyText"/>
         <w:spacing w:before="202" w:line="364" w:lineRule="auto"/>
-        <w:ind w:left="909" w:right="885"/>
+        <w:ind w:left="909" w:right="885" w:firstLine="531"/>
         <w:jc w:val="both"/>
       </w:pPr>
       <w:r>
@@ -9028,17 +9066,22 @@
           <w:b/>
           <w:sz w:val="52"/>
         </w:rPr>
-        <w:t xml:space="preserve">                    </w:t>
-      </w:r>
-      <w:proofErr w:type="gramStart"/>
+        <w:t xml:space="preserve">                    CHAPTER</w:t>
+      </w:r>
       <w:r>
         <w:rPr>
           <w:b/>
           <w:sz w:val="52"/>
         </w:rPr>
-        <w:t>CHAPTER-1</w:t>
-      </w:r>
-      <w:proofErr w:type="gramEnd"/>
+        <w:t xml:space="preserve"> </w:t>
+      </w:r>
+      <w:r>
+        <w:rPr>
+          <w:b/>
+          <w:sz w:val="52"/>
+        </w:rPr>
+        <w:t>1</w:t>
+      </w:r>
     </w:p>
     <w:p>
       <w:pPr>
@@ -9076,7 +9119,7 @@
       <w:pPr>
         <w:pStyle w:val="Heading1"/>
         <w:sectPr>
-          <w:footerReference w:type="default" r:id="rId13"/>
+          <w:footerReference w:type="default" r:id="rId12"/>
           <w:pgSz w:w="11910" w:h="16850"/>
           <w:pgMar w:top="1940" w:right="850" w:bottom="480" w:left="1417" w:header="0" w:footer="290" w:gutter="0"/>
           <w:pgBorders w:offsetFrom="page">
@@ -9262,7 +9305,7 @@
         <w:tabs>
           <w:tab w:val="left" w:pos="303"/>
         </w:tabs>
-        <w:spacing w:before="203"/>
+        <w:spacing w:before="203" w:line="360" w:lineRule="auto"/>
         <w:ind w:left="303" w:hanging="280"/>
         <w:jc w:val="both"/>
       </w:pPr>
@@ -9321,16 +9364,16 @@
     <w:p>
       <w:pPr>
         <w:pStyle w:val="BodyText"/>
-        <w:spacing w:before="58"/>
-        <w:rPr>
-          <w:b/>
-        </w:rPr>
-      </w:pPr>
-    </w:p>
-    <w:p>
-      <w:pPr>
-        <w:pStyle w:val="BodyText"/>
-        <w:spacing w:line="362" w:lineRule="auto"/>
+        <w:spacing w:before="58" w:line="360" w:lineRule="auto"/>
+        <w:rPr>
+          <w:b/>
+        </w:rPr>
+      </w:pPr>
+    </w:p>
+    <w:p>
+      <w:pPr>
+        <w:pStyle w:val="BodyText"/>
+        <w:spacing w:line="360" w:lineRule="auto"/>
         <w:ind w:right="712"/>
         <w:jc w:val="both"/>
         <w:rPr>
@@ -9367,7 +9410,7 @@
     <w:p>
       <w:pPr>
         <w:pStyle w:val="BodyText"/>
-        <w:spacing w:line="362" w:lineRule="auto"/>
+        <w:spacing w:line="360" w:lineRule="auto"/>
         <w:ind w:right="712"/>
         <w:jc w:val="both"/>
         <w:rPr>
@@ -9378,7 +9421,7 @@
     <w:p>
       <w:pPr>
         <w:pStyle w:val="BodyText"/>
-        <w:spacing w:line="362" w:lineRule="auto"/>
+        <w:spacing w:line="360" w:lineRule="auto"/>
         <w:ind w:right="712"/>
         <w:jc w:val="both"/>
         <w:rPr>
@@ -9409,7 +9452,7 @@
     <w:p>
       <w:pPr>
         <w:pStyle w:val="BodyText"/>
-        <w:spacing w:line="362" w:lineRule="auto"/>
+        <w:spacing w:line="360" w:lineRule="auto"/>
         <w:ind w:right="712"/>
         <w:jc w:val="both"/>
         <w:rPr>
@@ -9427,7 +9470,7 @@
     <w:p>
       <w:pPr>
         <w:pStyle w:val="BodyText"/>
-        <w:spacing w:line="362" w:lineRule="auto"/>
+        <w:spacing w:line="360" w:lineRule="auto"/>
         <w:jc w:val="both"/>
         <w:rPr>
           <w:bCs/>
@@ -9444,7 +9487,7 @@
         <w:tabs>
           <w:tab w:val="left" w:pos="317"/>
         </w:tabs>
-        <w:spacing w:before="71"/>
+        <w:spacing w:before="71" w:line="360" w:lineRule="auto"/>
         <w:jc w:val="both"/>
       </w:pPr>
       <w:r>
@@ -9568,7 +9611,7 @@
         <w:tabs>
           <w:tab w:val="left" w:pos="317"/>
         </w:tabs>
-        <w:spacing w:before="200"/>
+        <w:spacing w:before="200" w:line="360" w:lineRule="auto"/>
         <w:ind w:left="317" w:hanging="294"/>
         <w:jc w:val="both"/>
       </w:pPr>
@@ -9721,7 +9764,7 @@
     <w:p>
       <w:pPr>
         <w:pStyle w:val="BodyText"/>
-        <w:spacing w:before="121"/>
+        <w:spacing w:before="121" w:line="360" w:lineRule="auto"/>
       </w:pPr>
     </w:p>
     <w:p>
@@ -9734,7 +9777,9 @@
         <w:tabs>
           <w:tab w:val="left" w:pos="303"/>
         </w:tabs>
+        <w:spacing w:line="360" w:lineRule="auto"/>
         <w:ind w:left="303" w:hanging="280"/>
+        <w:jc w:val="both"/>
       </w:pPr>
       <w:r>
         <w:t>Roles</w:t>
@@ -9981,6 +10026,8 @@
     <w:p>
       <w:pPr>
         <w:pStyle w:val="ListParagraph"/>
+        <w:spacing w:line="360" w:lineRule="auto"/>
+        <w:jc w:val="both"/>
       </w:pPr>
     </w:p>
     <w:p>
@@ -10000,7 +10047,8 @@
     <w:p>
       <w:pPr>
         <w:pStyle w:val="BodyText"/>
-        <w:spacing w:before="271"/>
+        <w:spacing w:before="271" w:line="360" w:lineRule="auto"/>
+        <w:jc w:val="both"/>
       </w:pPr>
     </w:p>
     <w:p>
@@ -10013,8 +10061,9 @@
         <w:tabs>
           <w:tab w:val="left" w:pos="383"/>
         </w:tabs>
-        <w:spacing w:before="1"/>
+        <w:spacing w:before="1" w:line="360" w:lineRule="auto"/>
         <w:ind w:left="383" w:hanging="360"/>
+        <w:jc w:val="both"/>
       </w:pPr>
       <w:bookmarkStart w:id="11" w:name="_TOC_250003"/>
       <w:r>
@@ -10045,8 +10094,9 @@
     </w:p>
     <w:p>
       <w:pPr>
-        <w:spacing w:before="274"/>
+        <w:spacing w:before="274" w:line="360" w:lineRule="auto"/>
         <w:ind w:left="203"/>
+        <w:jc w:val="both"/>
         <w:rPr>
           <w:sz w:val="24"/>
         </w:rPr>
@@ -10102,8 +10152,9 @@
     </w:p>
     <w:p>
       <w:pPr>
-        <w:spacing w:before="139"/>
+        <w:spacing w:before="139" w:line="360" w:lineRule="auto"/>
         <w:ind w:left="203"/>
+        <w:jc w:val="both"/>
         <w:rPr>
           <w:sz w:val="24"/>
         </w:rPr>
@@ -10139,8 +10190,9 @@
     </w:p>
     <w:p>
       <w:pPr>
-        <w:spacing w:before="139"/>
+        <w:spacing w:before="139" w:line="360" w:lineRule="auto"/>
         <w:ind w:left="203"/>
+        <w:jc w:val="both"/>
         <w:rPr>
           <w:sz w:val="24"/>
         </w:rPr>
@@ -10184,8 +10236,9 @@
     </w:p>
     <w:p>
       <w:pPr>
-        <w:spacing w:before="139"/>
+        <w:spacing w:before="139" w:line="360" w:lineRule="auto"/>
         <w:ind w:left="203"/>
+        <w:jc w:val="both"/>
         <w:rPr>
           <w:sz w:val="24"/>
         </w:rPr>
@@ -10227,51 +10280,9 @@
     </w:p>
     <w:p>
       <w:pPr>
-        <w:spacing w:before="135"/>
+        <w:spacing w:before="135" w:line="360" w:lineRule="auto"/>
         <w:ind w:left="203"/>
-        <w:rPr>
-          <w:sz w:val="24"/>
-        </w:rPr>
-      </w:pPr>
-      <w:r>
-        <w:rPr>
-          <w:b/>
-          <w:sz w:val="24"/>
-        </w:rPr>
-        <w:t>Skills</w:t>
-      </w:r>
-      <w:r>
-        <w:rPr>
-          <w:b/>
-          <w:spacing w:val="-2"/>
-          <w:sz w:val="24"/>
-        </w:rPr>
-        <w:t xml:space="preserve"> </w:t>
-      </w:r>
-      <w:r>
-        <w:rPr>
-          <w:b/>
-          <w:sz w:val="24"/>
-        </w:rPr>
-        <w:t>Acquired:</w:t>
-      </w:r>
-      <w:r>
-        <w:rPr>
-          <w:b/>
-          <w:spacing w:val="-3"/>
-          <w:sz w:val="24"/>
-        </w:rPr>
-        <w:t xml:space="preserve"> </w:t>
-      </w:r>
-      <w:r>
-        <w:rPr>
-          <w:sz w:val="24"/>
-        </w:rPr>
-        <w:t>Core Java and Advanced Java.</w:t>
-      </w:r>
-    </w:p>
-    <w:p>
-      <w:pPr>
+        <w:jc w:val="both"/>
         <w:rPr>
           <w:sz w:val="24"/>
         </w:rPr>
@@ -10287,114 +10298,126 @@
           <w:cols w:space="720"/>
         </w:sectPr>
       </w:pPr>
-    </w:p>
-    <w:p>
-      <w:pPr>
-        <w:pStyle w:val="BodyText"/>
-        <w:rPr>
-          <w:sz w:val="52"/>
-        </w:rPr>
-      </w:pPr>
-    </w:p>
-    <w:p>
-      <w:pPr>
-        <w:pStyle w:val="BodyText"/>
-        <w:rPr>
-          <w:sz w:val="52"/>
-        </w:rPr>
-      </w:pPr>
-    </w:p>
-    <w:p>
-      <w:pPr>
-        <w:pStyle w:val="BodyText"/>
-        <w:rPr>
-          <w:sz w:val="52"/>
-        </w:rPr>
-      </w:pPr>
-    </w:p>
-    <w:p>
-      <w:pPr>
-        <w:pStyle w:val="BodyText"/>
-        <w:rPr>
-          <w:sz w:val="52"/>
-        </w:rPr>
-      </w:pPr>
-    </w:p>
-    <w:p>
-      <w:pPr>
-        <w:pStyle w:val="BodyText"/>
-        <w:rPr>
-          <w:sz w:val="52"/>
-        </w:rPr>
-      </w:pPr>
-    </w:p>
-    <w:p>
-      <w:pPr>
-        <w:pStyle w:val="BodyText"/>
-        <w:rPr>
-          <w:sz w:val="52"/>
-        </w:rPr>
-      </w:pPr>
-    </w:p>
-    <w:p>
-      <w:pPr>
-        <w:pStyle w:val="BodyText"/>
-        <w:rPr>
-          <w:sz w:val="52"/>
-        </w:rPr>
-      </w:pPr>
-    </w:p>
-    <w:p>
-      <w:pPr>
-        <w:pStyle w:val="BodyText"/>
-        <w:rPr>
-          <w:sz w:val="52"/>
-        </w:rPr>
-      </w:pPr>
-    </w:p>
-    <w:p>
-      <w:pPr>
-        <w:pStyle w:val="BodyText"/>
-        <w:rPr>
-          <w:sz w:val="52"/>
-        </w:rPr>
-      </w:pPr>
-    </w:p>
-    <w:p>
-      <w:pPr>
-        <w:pStyle w:val="BodyText"/>
-        <w:spacing w:before="137"/>
+      <w:r>
+        <w:rPr>
+          <w:b/>
+          <w:sz w:val="24"/>
+        </w:rPr>
+        <w:t>Skills</w:t>
+      </w:r>
+      <w:r>
+        <w:rPr>
+          <w:b/>
+          <w:spacing w:val="-2"/>
+          <w:sz w:val="24"/>
+        </w:rPr>
+        <w:t xml:space="preserve"> </w:t>
+      </w:r>
+      <w:r>
+        <w:rPr>
+          <w:b/>
+          <w:sz w:val="24"/>
+        </w:rPr>
+        <w:t>Acquired:</w:t>
+      </w:r>
+      <w:r>
+        <w:rPr>
+          <w:b/>
+          <w:spacing w:val="-3"/>
+          <w:sz w:val="24"/>
+        </w:rPr>
+        <w:t xml:space="preserve"> </w:t>
+      </w:r>
+      <w:r>
+        <w:rPr>
+          <w:sz w:val="24"/>
+        </w:rPr>
+        <w:t>Core Java and Advanced Java.</w:t>
+      </w:r>
+    </w:p>
+    <w:p>
+      <w:pPr>
+        <w:pStyle w:val="BodyText"/>
+        <w:spacing w:after="100" w:afterAutospacing="1" w:line="360" w:lineRule="auto"/>
         <w:rPr>
           <w:b/>
           <w:bCs/>
           <w:sz w:val="52"/>
         </w:rPr>
       </w:pPr>
-      <w:r>
+    </w:p>
+    <w:p>
+      <w:pPr>
+        <w:pStyle w:val="BodyText"/>
+        <w:spacing w:after="100" w:afterAutospacing="1" w:line="360" w:lineRule="auto"/>
         <w:rPr>
           <w:b/>
           <w:bCs/>
           <w:sz w:val="52"/>
         </w:rPr>
-        <w:t xml:space="preserve">                 </w:t>
-      </w:r>
-      <w:r>
+      </w:pPr>
+    </w:p>
+    <w:p>
+      <w:pPr>
+        <w:pStyle w:val="BodyText"/>
+        <w:spacing w:after="100" w:afterAutospacing="1" w:line="360" w:lineRule="auto"/>
         <w:rPr>
           <w:b/>
           <w:bCs/>
           <w:sz w:val="52"/>
         </w:rPr>
-        <w:t>CHAPTER - 2</w:t>
-      </w:r>
-    </w:p>
-    <w:p>
-      <w:pPr>
-        <w:pStyle w:val="BodyText"/>
-        <w:spacing w:before="137"/>
-        <w:rPr>
+      </w:pPr>
+    </w:p>
+    <w:p>
+      <w:pPr>
+        <w:pStyle w:val="BodyText"/>
+        <w:spacing w:after="100" w:afterAutospacing="1" w:line="276" w:lineRule="auto"/>
+        <w:rPr>
+          <w:b/>
+          <w:bCs/>
           <w:sz w:val="52"/>
         </w:rPr>
       </w:pPr>
+      <w:r>
+        <w:rPr>
+          <w:b/>
+          <w:bCs/>
+          <w:sz w:val="52"/>
+        </w:rPr>
+        <w:t xml:space="preserve">               </w:t>
+      </w:r>
+      <w:r>
+        <w:rPr>
+          <w:b/>
+          <w:bCs/>
+          <w:sz w:val="52"/>
+        </w:rPr>
+        <w:t xml:space="preserve"> </w:t>
+      </w:r>
+      <w:r>
+        <w:rPr>
+          <w:b/>
+          <w:bCs/>
+          <w:sz w:val="52"/>
+        </w:rPr>
+        <w:t xml:space="preserve"> </w:t>
+      </w:r>
+      <w:r>
+        <w:rPr>
+          <w:b/>
+          <w:bCs/>
+          <w:sz w:val="52"/>
+        </w:rPr>
+        <w:t xml:space="preserve">    </w:t>
+      </w:r>
+      <w:r>
+        <w:rPr>
+          <w:b/>
+          <w:bCs/>
+          <w:sz w:val="52"/>
+        </w:rPr>
+        <w:t>CHAPTER 2</w:t>
+      </w:r>
     </w:p>
     <w:p>
       <w:pPr>
@@ -10403,49 +10426,88 @@
           <w:tab w:val="left" w:pos="2009"/>
           <w:tab w:val="left" w:pos="2920"/>
         </w:tabs>
+        <w:spacing w:after="100" w:afterAutospacing="1" w:line="276" w:lineRule="auto"/>
+        <w:ind w:left="0" w:right="2186"/>
+        <w:rPr>
+          <w:spacing w:val="-2"/>
+        </w:rPr>
+      </w:pPr>
+      <w:r>
+        <w:t xml:space="preserve">           </w:t>
+      </w:r>
+      <w:r>
+        <w:t xml:space="preserve">   </w:t>
+      </w:r>
+      <w:r>
+        <w:t>WORKDONE</w:t>
+      </w:r>
+      <w:r>
+        <w:rPr>
+          <w:spacing w:val="-33"/>
+        </w:rPr>
+        <w:t xml:space="preserve"> </w:t>
+      </w:r>
+      <w:r>
+        <w:t>DURING</w:t>
+      </w:r>
+      <w:r>
+        <w:rPr>
+          <w:spacing w:val="-2"/>
+        </w:rPr>
+        <w:t xml:space="preserve"> </w:t>
+      </w:r>
+      <w:r>
+        <w:rPr>
+          <w:spacing w:val="-2"/>
+        </w:rPr>
+        <w:t xml:space="preserve">                       </w:t>
+      </w:r>
+    </w:p>
+    <w:p>
+      <w:pPr>
+        <w:pStyle w:val="Heading1"/>
+        <w:tabs>
+          <w:tab w:val="left" w:pos="2009"/>
+          <w:tab w:val="left" w:pos="2920"/>
+        </w:tabs>
+        <w:spacing w:after="100" w:afterAutospacing="1" w:line="276" w:lineRule="auto"/>
+        <w:ind w:left="0" w:right="2186"/>
+      </w:pPr>
+      <w:r>
+        <w:rPr>
+          <w:spacing w:val="-2"/>
+        </w:rPr>
+        <w:t xml:space="preserve">               </w:t>
+      </w:r>
+      <w:r>
+        <w:rPr>
+          <w:spacing w:val="-2"/>
+        </w:rPr>
+        <w:t xml:space="preserve">     </w:t>
+      </w:r>
+      <w:r>
+        <w:rPr>
+          <w:spacing w:val="-2"/>
+        </w:rPr>
+        <w:t>INTERNSHIP</w:t>
+      </w:r>
+    </w:p>
+    <w:p>
+      <w:pPr>
+        <w:pStyle w:val="Heading1"/>
+        <w:tabs>
+          <w:tab w:val="left" w:pos="2009"/>
+          <w:tab w:val="left" w:pos="2920"/>
+        </w:tabs>
         <w:spacing w:line="360" w:lineRule="auto"/>
         <w:ind w:left="0" w:right="2186"/>
         <w:jc w:val="center"/>
       </w:pPr>
-      <w:r>
-        <w:t>WORKDONE</w:t>
-      </w:r>
-      <w:r>
-        <w:rPr>
-          <w:spacing w:val="-33"/>
-        </w:rPr>
-        <w:t xml:space="preserve"> </w:t>
-      </w:r>
-      <w:r>
-        <w:t>DURING</w:t>
-      </w:r>
-      <w:r>
-        <w:rPr>
-          <w:spacing w:val="-2"/>
-        </w:rPr>
-        <w:t xml:space="preserve"> </w:t>
-      </w:r>
-      <w:r>
-        <w:rPr>
-          <w:spacing w:val="-2"/>
-        </w:rPr>
-        <w:t>INTERNSHIP</w:t>
-      </w:r>
     </w:p>
     <w:p>
       <w:pPr>
         <w:pStyle w:val="Heading1"/>
-        <w:tabs>
-          <w:tab w:val="left" w:pos="2009"/>
-          <w:tab w:val="left" w:pos="2920"/>
-        </w:tabs>
-        <w:ind w:left="0" w:right="2186"/>
-        <w:jc w:val="center"/>
-      </w:pPr>
-    </w:p>
-    <w:p>
-      <w:pPr>
-        <w:pStyle w:val="Heading1"/>
+        <w:spacing w:line="360" w:lineRule="auto"/>
         <w:sectPr>
           <w:pgSz w:w="11910" w:h="16850"/>
           <w:pgMar w:top="1940" w:right="850" w:bottom="480" w:left="1417" w:header="0" w:footer="290" w:gutter="0"/>
@@ -10469,6 +10531,7 @@
         <w:tabs>
           <w:tab w:val="left" w:pos="1674"/>
         </w:tabs>
+        <w:spacing w:line="360" w:lineRule="auto"/>
         <w:ind w:left="1674" w:hanging="210"/>
         <w:jc w:val="left"/>
         <w:rPr>
@@ -10504,7 +10567,7 @@
     <w:p>
       <w:pPr>
         <w:pStyle w:val="BodyText"/>
-        <w:spacing w:before="49"/>
+        <w:spacing w:before="49" w:line="360" w:lineRule="auto"/>
         <w:rPr>
           <w:b/>
         </w:rPr>
@@ -10520,7 +10583,7 @@
         <w:tabs>
           <w:tab w:val="left" w:pos="383"/>
         </w:tabs>
-        <w:spacing w:before="1"/>
+        <w:spacing w:before="1" w:line="360" w:lineRule="auto"/>
         <w:ind w:left="383" w:hanging="360"/>
       </w:pPr>
       <w:bookmarkStart w:id="12" w:name="_TOC_250002"/>
@@ -10538,7 +10601,7 @@
     <w:p>
       <w:pPr>
         <w:pStyle w:val="Heading5"/>
-        <w:spacing w:before="239"/>
+        <w:spacing w:before="239" w:line="360" w:lineRule="auto"/>
       </w:pPr>
       <w:r>
         <w:rPr>
@@ -10568,7 +10631,7 @@
         <w:tabs>
           <w:tab w:val="left" w:pos="744"/>
         </w:tabs>
-        <w:spacing w:before="3" w:line="357" w:lineRule="auto"/>
+        <w:spacing w:before="3" w:line="360" w:lineRule="auto"/>
         <w:ind w:right="594"/>
         <w:jc w:val="both"/>
         <w:rPr>
@@ -10588,7 +10651,7 @@
         <w:tabs>
           <w:tab w:val="left" w:pos="744"/>
         </w:tabs>
-        <w:spacing w:before="3" w:line="357" w:lineRule="auto"/>
+        <w:spacing w:before="3" w:line="360" w:lineRule="auto"/>
         <w:ind w:right="594" w:firstLine="0"/>
         <w:jc w:val="both"/>
         <w:rPr>
@@ -10606,7 +10669,7 @@
         <w:tabs>
           <w:tab w:val="left" w:pos="744"/>
         </w:tabs>
-        <w:spacing w:before="3" w:line="357" w:lineRule="auto"/>
+        <w:spacing w:before="3" w:line="360" w:lineRule="auto"/>
         <w:ind w:right="594"/>
         <w:jc w:val="both"/>
         <w:rPr>
@@ -10626,7 +10689,7 @@
         <w:tabs>
           <w:tab w:val="left" w:pos="744"/>
         </w:tabs>
-        <w:spacing w:before="3" w:line="357" w:lineRule="auto"/>
+        <w:spacing w:before="3" w:line="360" w:lineRule="auto"/>
         <w:ind w:right="594" w:firstLine="0"/>
         <w:jc w:val="both"/>
         <w:rPr>
@@ -10644,7 +10707,7 @@
         <w:tabs>
           <w:tab w:val="left" w:pos="744"/>
         </w:tabs>
-        <w:spacing w:before="3" w:line="357" w:lineRule="auto"/>
+        <w:spacing w:before="3" w:line="360" w:lineRule="auto"/>
         <w:ind w:right="594"/>
         <w:jc w:val="both"/>
         <w:rPr>
@@ -10664,7 +10727,7 @@
         <w:tabs>
           <w:tab w:val="left" w:pos="744"/>
         </w:tabs>
-        <w:spacing w:before="3" w:line="357" w:lineRule="auto"/>
+        <w:spacing w:before="3" w:line="360" w:lineRule="auto"/>
         <w:ind w:right="594" w:firstLine="0"/>
         <w:jc w:val="both"/>
         <w:rPr>
@@ -10682,7 +10745,7 @@
         <w:tabs>
           <w:tab w:val="left" w:pos="744"/>
         </w:tabs>
-        <w:spacing w:before="3" w:line="357" w:lineRule="auto"/>
+        <w:spacing w:before="3" w:line="360" w:lineRule="auto"/>
         <w:ind w:right="594"/>
         <w:jc w:val="both"/>
         <w:rPr>
@@ -10702,7 +10765,7 @@
         <w:tabs>
           <w:tab w:val="left" w:pos="744"/>
         </w:tabs>
-        <w:spacing w:before="3" w:line="357" w:lineRule="auto"/>
+        <w:spacing w:before="3" w:line="360" w:lineRule="auto"/>
         <w:ind w:right="594" w:firstLine="0"/>
         <w:jc w:val="both"/>
         <w:rPr>
@@ -10720,7 +10783,7 @@
         <w:tabs>
           <w:tab w:val="left" w:pos="744"/>
         </w:tabs>
-        <w:spacing w:before="3" w:line="357" w:lineRule="auto"/>
+        <w:spacing w:before="3" w:line="360" w:lineRule="auto"/>
         <w:ind w:right="594"/>
         <w:jc w:val="both"/>
         <w:rPr>
@@ -10740,7 +10803,7 @@
         <w:tabs>
           <w:tab w:val="left" w:pos="744"/>
         </w:tabs>
-        <w:spacing w:before="3" w:line="357" w:lineRule="auto"/>
+        <w:spacing w:before="3" w:line="360" w:lineRule="auto"/>
         <w:ind w:right="594" w:firstLine="0"/>
         <w:jc w:val="both"/>
         <w:rPr>
@@ -10758,7 +10821,7 @@
         <w:tabs>
           <w:tab w:val="left" w:pos="744"/>
         </w:tabs>
-        <w:spacing w:before="3" w:line="357" w:lineRule="auto"/>
+        <w:spacing w:before="3" w:line="360" w:lineRule="auto"/>
         <w:ind w:right="594"/>
         <w:jc w:val="both"/>
         <w:rPr>
@@ -10778,7 +10841,7 @@
         <w:tabs>
           <w:tab w:val="left" w:pos="744"/>
         </w:tabs>
-        <w:spacing w:before="3" w:line="357" w:lineRule="auto"/>
+        <w:spacing w:before="3" w:line="360" w:lineRule="auto"/>
         <w:ind w:right="594" w:firstLine="0"/>
         <w:jc w:val="both"/>
         <w:rPr>
@@ -10792,7 +10855,7 @@
         <w:tabs>
           <w:tab w:val="left" w:pos="744"/>
         </w:tabs>
-        <w:spacing w:before="3" w:line="357" w:lineRule="auto"/>
+        <w:spacing w:before="3" w:line="360" w:lineRule="auto"/>
         <w:ind w:right="594" w:firstLine="0"/>
         <w:jc w:val="both"/>
         <w:rPr>
@@ -10810,7 +10873,7 @@
         <w:tabs>
           <w:tab w:val="left" w:pos="744"/>
         </w:tabs>
-        <w:spacing w:before="3" w:line="357" w:lineRule="auto"/>
+        <w:spacing w:before="3" w:line="360" w:lineRule="auto"/>
         <w:ind w:right="594"/>
         <w:jc w:val="both"/>
         <w:rPr>
@@ -10821,7 +10884,6 @@
         <w:rPr>
           <w:sz w:val="24"/>
         </w:rPr>
-        <w:lastRenderedPageBreak/>
         <w:t>Individuals: Interns work with senior developers, mentors, QA engineers, and product managers to learn about workflows and contribute to development projects. This collaboration develops communication, problem-solving, and time management skills.</w:t>
       </w:r>
     </w:p>
@@ -10831,7 +10893,7 @@
         <w:tabs>
           <w:tab w:val="left" w:pos="744"/>
         </w:tabs>
-        <w:spacing w:before="3" w:line="357" w:lineRule="auto"/>
+        <w:spacing w:before="3" w:line="360" w:lineRule="auto"/>
         <w:ind w:right="594" w:firstLine="0"/>
         <w:jc w:val="both"/>
         <w:rPr>
@@ -10849,7 +10911,7 @@
         <w:tabs>
           <w:tab w:val="left" w:pos="744"/>
         </w:tabs>
-        <w:spacing w:before="3" w:line="357" w:lineRule="auto"/>
+        <w:spacing w:before="3" w:line="360" w:lineRule="auto"/>
         <w:ind w:right="594"/>
         <w:jc w:val="both"/>
         <w:rPr>
@@ -10869,7 +10931,7 @@
         <w:tabs>
           <w:tab w:val="left" w:pos="744"/>
         </w:tabs>
-        <w:spacing w:before="3" w:line="357" w:lineRule="auto"/>
+        <w:spacing w:before="3" w:line="360" w:lineRule="auto"/>
         <w:ind w:right="594" w:firstLine="0"/>
         <w:jc w:val="both"/>
         <w:rPr>
@@ -10887,7 +10949,7 @@
         <w:tabs>
           <w:tab w:val="left" w:pos="744"/>
         </w:tabs>
-        <w:spacing w:before="3" w:line="357" w:lineRule="auto"/>
+        <w:spacing w:before="3" w:line="360" w:lineRule="auto"/>
         <w:ind w:right="594"/>
         <w:jc w:val="both"/>
         <w:rPr>
@@ -10907,7 +10969,7 @@
         <w:tabs>
           <w:tab w:val="left" w:pos="744"/>
         </w:tabs>
-        <w:spacing w:before="3" w:line="357" w:lineRule="auto"/>
+        <w:spacing w:before="3" w:line="360" w:lineRule="auto"/>
         <w:ind w:right="594" w:firstLine="0"/>
         <w:jc w:val="both"/>
         <w:rPr>
@@ -10925,7 +10987,7 @@
         <w:tabs>
           <w:tab w:val="left" w:pos="744"/>
         </w:tabs>
-        <w:spacing w:before="3" w:line="357" w:lineRule="auto"/>
+        <w:spacing w:before="3" w:line="360" w:lineRule="auto"/>
         <w:ind w:right="594"/>
         <w:jc w:val="both"/>
         <w:rPr>
@@ -10945,7 +11007,7 @@
         <w:tabs>
           <w:tab w:val="left" w:pos="744"/>
         </w:tabs>
-        <w:spacing w:before="3" w:line="357" w:lineRule="auto"/>
+        <w:spacing w:before="3" w:line="360" w:lineRule="auto"/>
         <w:ind w:right="594" w:firstLine="0"/>
         <w:jc w:val="both"/>
         <w:rPr>
@@ -10963,7 +11025,7 @@
         <w:tabs>
           <w:tab w:val="left" w:pos="744"/>
         </w:tabs>
-        <w:spacing w:before="3" w:line="357" w:lineRule="auto"/>
+        <w:spacing w:before="3" w:line="360" w:lineRule="auto"/>
         <w:ind w:right="594"/>
         <w:jc w:val="both"/>
         <w:rPr>
@@ -10983,7 +11045,7 @@
         <w:tabs>
           <w:tab w:val="left" w:pos="744"/>
         </w:tabs>
-        <w:spacing w:before="3" w:line="357" w:lineRule="auto"/>
+        <w:spacing w:before="3" w:line="360" w:lineRule="auto"/>
         <w:ind w:right="594" w:firstLine="0"/>
         <w:jc w:val="both"/>
         <w:rPr>
@@ -11001,7 +11063,7 @@
         <w:tabs>
           <w:tab w:val="left" w:pos="744"/>
         </w:tabs>
-        <w:spacing w:before="3" w:line="357" w:lineRule="auto"/>
+        <w:spacing w:before="3" w:line="360" w:lineRule="auto"/>
         <w:ind w:right="594"/>
         <w:jc w:val="both"/>
         <w:rPr>
@@ -11035,7 +11097,7 @@
         <w:tabs>
           <w:tab w:val="left" w:pos="744"/>
         </w:tabs>
-        <w:spacing w:before="3" w:line="357" w:lineRule="auto"/>
+        <w:spacing w:before="3" w:line="360" w:lineRule="auto"/>
         <w:ind w:right="594" w:firstLine="0"/>
         <w:jc w:val="both"/>
         <w:rPr>
@@ -11053,7 +11115,7 @@
         <w:tabs>
           <w:tab w:val="left" w:pos="744"/>
         </w:tabs>
-        <w:spacing w:before="3" w:line="357" w:lineRule="auto"/>
+        <w:spacing w:before="3" w:line="360" w:lineRule="auto"/>
         <w:ind w:right="594"/>
         <w:jc w:val="both"/>
         <w:rPr>
@@ -11073,7 +11135,7 @@
         <w:tabs>
           <w:tab w:val="left" w:pos="744"/>
         </w:tabs>
-        <w:spacing w:before="3" w:line="357" w:lineRule="auto"/>
+        <w:spacing w:before="3" w:line="360" w:lineRule="auto"/>
         <w:ind w:right="594" w:firstLine="0"/>
         <w:jc w:val="both"/>
         <w:rPr>
@@ -11084,7 +11146,7 @@
     <w:p>
       <w:pPr>
         <w:pStyle w:val="ListParagraph"/>
-        <w:spacing w:before="3" w:line="357" w:lineRule="auto"/>
+        <w:spacing w:before="3" w:line="360" w:lineRule="auto"/>
         <w:ind w:left="0" w:right="594" w:firstLine="0"/>
         <w:jc w:val="both"/>
         <w:rPr>
@@ -11116,6 +11178,7 @@
     <w:p>
       <w:pPr>
         <w:pStyle w:val="ListParagraph"/>
+        <w:spacing w:line="360" w:lineRule="auto"/>
         <w:rPr>
           <w:sz w:val="24"/>
         </w:rPr>
@@ -11124,6 +11187,7 @@
     <w:p>
       <w:pPr>
         <w:pStyle w:val="ListParagraph"/>
+        <w:spacing w:line="360" w:lineRule="auto"/>
         <w:rPr>
           <w:sz w:val="24"/>
         </w:rPr>
@@ -11151,7 +11215,6 @@
           <w:b/>
           <w:bCs/>
         </w:rPr>
-        <w:lastRenderedPageBreak/>
         <w:t>Stages of Learning &amp; Contribution:</w:t>
       </w:r>
     </w:p>
@@ -11486,7 +11549,7 @@
     <w:p>
       <w:pPr>
         <w:pStyle w:val="Heading5"/>
-        <w:spacing w:before="239"/>
+        <w:spacing w:before="239" w:line="360" w:lineRule="auto"/>
         <w:ind w:left="0"/>
         <w:jc w:val="both"/>
       </w:pPr>
@@ -11494,7 +11557,7 @@
     <w:p>
       <w:pPr>
         <w:pStyle w:val="Heading4"/>
-        <w:spacing w:before="243"/>
+        <w:spacing w:before="243" w:line="360" w:lineRule="auto"/>
         <w:rPr>
           <w:spacing w:val="-2"/>
         </w:rPr>
@@ -11547,7 +11610,7 @@
     <w:p>
       <w:pPr>
         <w:pStyle w:val="Heading5"/>
-        <w:spacing w:before="135"/>
+        <w:spacing w:before="135" w:line="360" w:lineRule="auto"/>
       </w:pPr>
       <w:r>
         <w:t>Used</w:t>
@@ -11575,7 +11638,7 @@
         <w:tabs>
           <w:tab w:val="left" w:pos="1464"/>
         </w:tabs>
-        <w:spacing w:before="139"/>
+        <w:spacing w:before="139" w:line="360" w:lineRule="auto"/>
         <w:rPr>
           <w:sz w:val="24"/>
         </w:rPr>
@@ -11597,7 +11660,7 @@
         <w:tabs>
           <w:tab w:val="left" w:pos="1464"/>
         </w:tabs>
-        <w:spacing w:before="139"/>
+        <w:spacing w:before="139" w:line="360" w:lineRule="auto"/>
         <w:rPr>
           <w:sz w:val="24"/>
         </w:rPr>
@@ -11619,7 +11682,7 @@
         <w:tabs>
           <w:tab w:val="left" w:pos="263"/>
         </w:tabs>
-        <w:spacing w:before="139"/>
+        <w:spacing w:before="139" w:line="360" w:lineRule="auto"/>
       </w:pPr>
       <w:r>
         <w:rPr>
@@ -11873,7 +11936,7 @@
         <w:tabs>
           <w:tab w:val="left" w:pos="263"/>
         </w:tabs>
-        <w:spacing w:before="1"/>
+        <w:spacing w:before="1" w:line="360" w:lineRule="auto"/>
       </w:pPr>
       <w:r>
         <w:t>Advance Java</w:t>
@@ -11882,7 +11945,7 @@
     <w:p>
       <w:pPr>
         <w:pStyle w:val="BodyText"/>
-        <w:spacing w:before="2"/>
+        <w:spacing w:before="2" w:line="360" w:lineRule="auto"/>
         <w:rPr>
           <w:b/>
         </w:rPr>
@@ -12062,63 +12125,53 @@
     <w:p>
       <w:pPr>
         <w:pStyle w:val="Heading4"/>
+        <w:spacing w:line="360" w:lineRule="auto"/>
       </w:pPr>
     </w:p>
     <w:p>
       <w:pPr>
         <w:pStyle w:val="Heading4"/>
+        <w:spacing w:line="360" w:lineRule="auto"/>
+        <w:ind w:left="0"/>
       </w:pPr>
     </w:p>
     <w:p>
       <w:pPr>
         <w:pStyle w:val="Heading4"/>
-      </w:pPr>
+        <w:spacing w:line="360" w:lineRule="auto"/>
+        <w:rPr>
+          <w:spacing w:val="-2"/>
+        </w:rPr>
+      </w:pPr>
+      <w:r>
+        <w:t>2.3</w:t>
+      </w:r>
+      <w:r>
+        <w:rPr>
+          <w:spacing w:val="-1"/>
+        </w:rPr>
+        <w:t xml:space="preserve"> </w:t>
+      </w:r>
+      <w:r>
+        <w:t>TASKS ASSIGNED</w:t>
+      </w:r>
+      <w:r>
+        <w:rPr>
+          <w:spacing w:val="-4"/>
+        </w:rPr>
+        <w:t xml:space="preserve"> </w:t>
+      </w:r>
+      <w:r>
+        <w:rPr>
+          <w:spacing w:val="-2"/>
+        </w:rPr>
+        <w:t>DETAILS</w:t>
+      </w:r>
     </w:p>
     <w:p>
       <w:pPr>
         <w:pStyle w:val="Heading4"/>
-      </w:pPr>
-    </w:p>
-    <w:p>
-      <w:pPr>
-        <w:pStyle w:val="Heading4"/>
-      </w:pPr>
-    </w:p>
-    <w:p>
-      <w:pPr>
-        <w:pStyle w:val="Heading4"/>
-        <w:rPr>
-          <w:spacing w:val="-2"/>
-        </w:rPr>
-      </w:pPr>
-      <w:r>
-        <w:t>2.3</w:t>
-      </w:r>
-      <w:r>
-        <w:rPr>
-          <w:spacing w:val="-1"/>
-        </w:rPr>
-        <w:t xml:space="preserve"> </w:t>
-      </w:r>
-      <w:r>
-        <w:t>TASKS ASSIGNED</w:t>
-      </w:r>
-      <w:r>
-        <w:rPr>
-          <w:spacing w:val="-4"/>
-        </w:rPr>
-        <w:t xml:space="preserve"> </w:t>
-      </w:r>
-      <w:r>
-        <w:rPr>
-          <w:spacing w:val="-2"/>
-        </w:rPr>
-        <w:t>DETAILS</w:t>
-      </w:r>
-    </w:p>
-    <w:p>
-      <w:pPr>
-        <w:pStyle w:val="Heading4"/>
+        <w:spacing w:line="360" w:lineRule="auto"/>
       </w:pPr>
     </w:p>
     <w:p>
@@ -12563,6 +12616,7 @@
     <w:p>
       <w:pPr>
         <w:pStyle w:val="BodyText"/>
+        <w:spacing w:line="360" w:lineRule="auto"/>
         <w:rPr>
           <w:sz w:val="52"/>
         </w:rPr>
@@ -12571,6 +12625,7 @@
     <w:p>
       <w:pPr>
         <w:pStyle w:val="BodyText"/>
+        <w:spacing w:line="360" w:lineRule="auto"/>
         <w:rPr>
           <w:sz w:val="52"/>
         </w:rPr>
@@ -12579,6 +12634,7 @@
     <w:p>
       <w:pPr>
         <w:pStyle w:val="BodyText"/>
+        <w:spacing w:line="360" w:lineRule="auto"/>
         <w:rPr>
           <w:sz w:val="52"/>
         </w:rPr>
@@ -12587,6 +12643,7 @@
     <w:p>
       <w:pPr>
         <w:pStyle w:val="BodyText"/>
+        <w:spacing w:line="360" w:lineRule="auto"/>
         <w:rPr>
           <w:sz w:val="52"/>
         </w:rPr>
@@ -12595,6 +12652,7 @@
     <w:p>
       <w:pPr>
         <w:pStyle w:val="BodyText"/>
+        <w:spacing w:line="360" w:lineRule="auto"/>
         <w:rPr>
           <w:sz w:val="52"/>
         </w:rPr>
@@ -12603,6 +12661,7 @@
     <w:p>
       <w:pPr>
         <w:pStyle w:val="BodyText"/>
+        <w:spacing w:line="360" w:lineRule="auto"/>
         <w:rPr>
           <w:sz w:val="52"/>
         </w:rPr>
@@ -12611,6 +12670,7 @@
     <w:p>
       <w:pPr>
         <w:pStyle w:val="BodyText"/>
+        <w:spacing w:line="360" w:lineRule="auto"/>
         <w:rPr>
           <w:sz w:val="52"/>
         </w:rPr>
@@ -12619,6 +12679,7 @@
     <w:p>
       <w:pPr>
         <w:pStyle w:val="BodyText"/>
+        <w:spacing w:line="360" w:lineRule="auto"/>
         <w:rPr>
           <w:sz w:val="52"/>
         </w:rPr>
@@ -12627,7 +12688,7 @@
     <w:p>
       <w:pPr>
         <w:pStyle w:val="BodyText"/>
-        <w:spacing w:before="325"/>
+        <w:spacing w:before="325" w:line="360" w:lineRule="auto"/>
         <w:rPr>
           <w:b/>
           <w:bCs/>
@@ -12654,7 +12715,7 @@
           <w:bCs/>
           <w:sz w:val="52"/>
         </w:rPr>
-        <w:t xml:space="preserve"> </w:t>
+        <w:t xml:space="preserve">  </w:t>
       </w:r>
       <w:r>
         <w:rPr>
@@ -12662,59 +12723,32 @@
           <w:bCs/>
           <w:sz w:val="52"/>
         </w:rPr>
-        <w:t>-</w:t>
-      </w:r>
-      <w:r>
-        <w:rPr>
-          <w:b/>
-          <w:bCs/>
-          <w:sz w:val="52"/>
-        </w:rPr>
-        <w:t xml:space="preserve"> </w:t>
-      </w:r>
-      <w:r>
-        <w:rPr>
-          <w:b/>
-          <w:bCs/>
-          <w:sz w:val="52"/>
-        </w:rPr>
         <w:t>3</w:t>
       </w:r>
     </w:p>
     <w:p>
       <w:pPr>
-        <w:pStyle w:val="BodyText"/>
-        <w:spacing w:before="325"/>
-        <w:rPr>
-          <w:sz w:val="52"/>
-        </w:rPr>
-      </w:pPr>
-    </w:p>
-    <w:p>
-      <w:pPr>
         <w:pStyle w:val="Heading1"/>
-        <w:ind w:right="1000"/>
-        <w:jc w:val="center"/>
-      </w:pPr>
+        <w:spacing w:line="360" w:lineRule="auto"/>
+        <w:ind w:left="0" w:right="1000"/>
+      </w:pPr>
+      <w:r>
+        <w:t xml:space="preserve">            </w:t>
+      </w:r>
       <w:r>
         <w:t>PROJECT</w:t>
       </w:r>
       <w:r>
         <w:rPr>
-          <w:spacing w:val="-7"/>
-        </w:rPr>
-        <w:t xml:space="preserve"> </w:t>
-      </w:r>
-      <w:r>
-        <w:rPr>
           <w:spacing w:val="-2"/>
         </w:rPr>
-        <w:t>COMPLETED</w:t>
+        <w:t>S/MODULES</w:t>
       </w:r>
     </w:p>
     <w:p>
       <w:pPr>
         <w:pStyle w:val="Heading1"/>
+        <w:spacing w:line="360" w:lineRule="auto"/>
         <w:jc w:val="center"/>
         <w:sectPr>
           <w:pgSz w:w="11910" w:h="16850"/>
@@ -12735,7 +12769,7 @@
         <w:tabs>
           <w:tab w:val="left" w:pos="2394"/>
         </w:tabs>
-        <w:spacing w:before="69"/>
+        <w:spacing w:before="69" w:line="360" w:lineRule="auto"/>
         <w:ind w:left="2905" w:firstLine="0"/>
         <w:rPr>
           <w:u w:val="none"/>
@@ -12764,6 +12798,7 @@
         <w:tabs>
           <w:tab w:val="left" w:pos="393"/>
         </w:tabs>
+        <w:spacing w:line="360" w:lineRule="auto"/>
         <w:ind w:left="393"/>
         <w:rPr>
           <w:spacing w:val="-2"/>
@@ -12773,6 +12808,7 @@
     <w:p>
       <w:pPr>
         <w:pStyle w:val="Heading4"/>
+        <w:spacing w:line="360" w:lineRule="auto"/>
         <w:ind w:left="0"/>
         <w:rPr>
           <w:sz w:val="28"/>
@@ -12798,7 +12834,7 @@
     </w:p>
     <w:p>
       <w:pPr>
-        <w:spacing w:before="275"/>
+        <w:spacing w:before="275" w:line="360" w:lineRule="auto"/>
         <w:ind w:left="23"/>
         <w:rPr>
           <w:sz w:val="24"/>
@@ -12844,11 +12880,12 @@
     <w:p>
       <w:pPr>
         <w:pStyle w:val="BodyText"/>
-        <w:spacing w:before="3"/>
-      </w:pPr>
-    </w:p>
-    <w:p>
-      <w:pPr>
+        <w:spacing w:before="3" w:line="360" w:lineRule="auto"/>
+      </w:pPr>
+    </w:p>
+    <w:p>
+      <w:pPr>
+        <w:spacing w:line="360" w:lineRule="auto"/>
         <w:ind w:left="23"/>
         <w:rPr>
           <w:sz w:val="24"/>
@@ -13167,6 +13204,7 @@
         <w:rPr>
           <w:lang w:val="en-IN"/>
         </w:rPr>
+        <w:lastRenderedPageBreak/>
         <w:t>In the Amazon Clone project, the box model is used to:</w:t>
       </w:r>
     </w:p>
@@ -13209,7 +13247,6 @@
         <w:rPr>
           <w:lang w:val="en-IN"/>
         </w:rPr>
-        <w:lastRenderedPageBreak/>
         <w:t>Separate cards from each other using margin</w:t>
       </w:r>
     </w:p>
@@ -13680,6 +13717,7 @@
         <w:rPr>
           <w:lang w:val="en-IN"/>
         </w:rPr>
+        <w:lastRenderedPageBreak/>
         <w:t>Grid helps in creating a professional e</w:t>
       </w:r>
       <w:r>
@@ -13733,7 +13771,6 @@
           <w:bCs/>
           <w:lang w:val="en-IN"/>
         </w:rPr>
-        <w:lastRenderedPageBreak/>
         <w:t>Difference between Flexbox and Grid (Simple)</w:t>
       </w:r>
     </w:p>
@@ -14216,6 +14253,7 @@
         <w:rPr>
           <w:lang w:val="en-IN"/>
         </w:rPr>
+        <w:lastRenderedPageBreak/>
         <w:t>Images make the page visually attractive.</w:t>
       </w:r>
     </w:p>
@@ -14254,7 +14292,6 @@
         <w:rPr>
           <w:lang w:val="en-IN"/>
         </w:rPr>
-        <w:lastRenderedPageBreak/>
         <w:t>Used to create clickable links.</w:t>
       </w:r>
     </w:p>
@@ -14712,6 +14749,7 @@
         <w:rPr>
           <w:lang w:val="en-IN"/>
         </w:rPr>
+        <w:lastRenderedPageBreak/>
         <w:t>This design makes the website look clean, organized, and easy to browse.</w:t>
       </w:r>
     </w:p>
@@ -14734,9 +14772,8 @@
         <w:rPr>
           <w:noProof/>
         </w:rPr>
-        <w:lastRenderedPageBreak/>
         <w:drawing>
-          <wp:anchor distT="0" distB="0" distL="114300" distR="114300" simplePos="0" relativeHeight="487595520" behindDoc="0" locked="0" layoutInCell="1" allowOverlap="1" wp14:anchorId="7CEF51B4" wp14:editId="23DD2EC5">
+          <wp:anchor distT="0" distB="0" distL="114300" distR="114300" simplePos="0" relativeHeight="487595520" behindDoc="0" locked="0" layoutInCell="1" allowOverlap="1" wp14:anchorId="7CEF51B4" wp14:editId="34C6A2C3">
             <wp:simplePos x="0" y="0"/>
             <wp:positionH relativeFrom="column">
               <wp:posOffset>-186690</wp:posOffset>
@@ -14761,7 +14798,7 @@
                     </pic:cNvPicPr>
                   </pic:nvPicPr>
                   <pic:blipFill rotWithShape="1">
-                    <a:blip r:embed="rId14" cstate="print">
+                    <a:blip r:embed="rId13" cstate="print">
                       <a:extLst>
                         <a:ext uri="{28A0092B-C50C-407E-A947-70E740481C1C}">
                           <a14:useLocalDpi xmlns:a14="http://schemas.microsoft.com/office/drawing/2010/main" val="0"/>
@@ -14806,7 +14843,7 @@
           <w:noProof/>
         </w:rPr>
         <w:drawing>
-          <wp:anchor distT="0" distB="0" distL="114300" distR="114300" simplePos="0" relativeHeight="487594496" behindDoc="0" locked="0" layoutInCell="1" allowOverlap="1" wp14:anchorId="62DB03C4" wp14:editId="6C661915">
+          <wp:anchor distT="0" distB="0" distL="114300" distR="114300" simplePos="0" relativeHeight="487594496" behindDoc="0" locked="0" layoutInCell="1" allowOverlap="1" wp14:anchorId="62DB03C4" wp14:editId="06137D9D">
             <wp:simplePos x="0" y="0"/>
             <wp:positionH relativeFrom="column">
               <wp:posOffset>-207010</wp:posOffset>
@@ -14831,7 +14868,7 @@
                     </pic:cNvPicPr>
                   </pic:nvPicPr>
                   <pic:blipFill rotWithShape="1">
-                    <a:blip r:embed="rId15" cstate="print">
+                    <a:blip r:embed="rId14" cstate="print">
                       <a:extLst>
                         <a:ext uri="{28A0092B-C50C-407E-A947-70E740481C1C}">
                           <a14:useLocalDpi xmlns:a14="http://schemas.microsoft.com/office/drawing/2010/main" val="0"/>
@@ -14973,9 +15010,8 @@
         <w:rPr>
           <w:noProof/>
         </w:rPr>
-        <w:lastRenderedPageBreak/>
         <w:drawing>
-          <wp:anchor distT="0" distB="0" distL="114300" distR="114300" simplePos="0" relativeHeight="487596544" behindDoc="0" locked="0" layoutInCell="1" allowOverlap="1" wp14:anchorId="1B7BD9CD" wp14:editId="44DCF9C0">
+          <wp:anchor distT="0" distB="0" distL="114300" distR="114300" simplePos="0" relativeHeight="487596544" behindDoc="0" locked="0" layoutInCell="1" allowOverlap="1" wp14:anchorId="1B7BD9CD" wp14:editId="6DEF0804">
             <wp:simplePos x="0" y="0"/>
             <wp:positionH relativeFrom="column">
               <wp:posOffset>-123941</wp:posOffset>
@@ -15000,7 +15036,7 @@
                     </pic:cNvPicPr>
                   </pic:nvPicPr>
                   <pic:blipFill rotWithShape="1">
-                    <a:blip r:embed="rId16" cstate="print">
+                    <a:blip r:embed="rId15" cstate="print">
                       <a:extLst>
                         <a:ext uri="{28A0092B-C50C-407E-A947-70E740481C1C}">
                           <a14:useLocalDpi xmlns:a14="http://schemas.microsoft.com/office/drawing/2010/main" val="0"/>
@@ -15110,6 +15146,7 @@
         <w:tabs>
           <w:tab w:val="left" w:pos="3258"/>
         </w:tabs>
+        <w:spacing w:line="360" w:lineRule="auto"/>
         <w:rPr>
           <w:sz w:val="24"/>
           <w:szCs w:val="24"/>
@@ -15121,6 +15158,7 @@
         <w:tabs>
           <w:tab w:val="left" w:pos="3258"/>
         </w:tabs>
+        <w:spacing w:line="360" w:lineRule="auto"/>
         <w:rPr>
           <w:sz w:val="24"/>
           <w:szCs w:val="24"/>
@@ -15132,6 +15170,7 @@
         <w:tabs>
           <w:tab w:val="left" w:pos="3258"/>
         </w:tabs>
+        <w:spacing w:line="360" w:lineRule="auto"/>
         <w:rPr>
           <w:sz w:val="24"/>
           <w:szCs w:val="24"/>
@@ -15143,6 +15182,7 @@
         <w:tabs>
           <w:tab w:val="left" w:pos="3258"/>
         </w:tabs>
+        <w:spacing w:line="360" w:lineRule="auto"/>
         <w:rPr>
           <w:sz w:val="24"/>
           <w:szCs w:val="24"/>
@@ -15239,6 +15279,7 @@
     <w:p>
       <w:pPr>
         <w:pStyle w:val="ListParagraph"/>
+        <w:spacing w:line="360" w:lineRule="auto"/>
         <w:ind w:left="383" w:firstLine="0"/>
         <w:rPr>
           <w:b/>
@@ -17952,6 +17993,7 @@
     <w:p>
       <w:pPr>
         <w:pStyle w:val="BodyText"/>
+        <w:spacing w:line="360" w:lineRule="auto"/>
         <w:rPr>
           <w:b/>
           <w:bCs/>
@@ -17962,6 +18004,7 @@
     <w:p>
       <w:pPr>
         <w:pStyle w:val="BodyText"/>
+        <w:spacing w:line="360" w:lineRule="auto"/>
         <w:rPr>
           <w:b/>
           <w:bCs/>
@@ -17972,6 +18015,7 @@
     <w:p>
       <w:pPr>
         <w:pStyle w:val="BodyText"/>
+        <w:spacing w:line="360" w:lineRule="auto"/>
         <w:rPr>
           <w:b/>
           <w:bCs/>
@@ -17982,6 +18026,7 @@
     <w:p>
       <w:pPr>
         <w:pStyle w:val="BodyText"/>
+        <w:spacing w:line="360" w:lineRule="auto"/>
         <w:rPr>
           <w:b/>
           <w:bCs/>
@@ -18021,7 +18066,7 @@
                     <pic:cNvPicPr/>
                   </pic:nvPicPr>
                   <pic:blipFill>
-                    <a:blip r:embed="rId17">
+                    <a:blip r:embed="rId16">
                       <a:extLst>
                         <a:ext uri="{28A0092B-C50C-407E-A947-70E740481C1C}">
                           <a14:useLocalDpi xmlns:a14="http://schemas.microsoft.com/office/drawing/2010/main" val="0"/>
@@ -18054,6 +18099,7 @@
         <w:tabs>
           <w:tab w:val="left" w:pos="2269"/>
         </w:tabs>
+        <w:spacing w:line="360" w:lineRule="auto"/>
       </w:pPr>
       <w:r>
         <w:rPr>
@@ -18089,6 +18135,7 @@
         <w:tabs>
           <w:tab w:val="left" w:pos="2960"/>
         </w:tabs>
+        <w:spacing w:line="360" w:lineRule="auto"/>
       </w:pPr>
       <w:r>
         <w:rPr>
@@ -18121,7 +18168,7 @@
                     </pic:cNvPicPr>
                   </pic:nvPicPr>
                   <pic:blipFill rotWithShape="1">
-                    <a:blip r:embed="rId18">
+                    <a:blip r:embed="rId17">
                       <a:extLst>
                         <a:ext uri="{28A0092B-C50C-407E-A947-70E740481C1C}">
                           <a14:useLocalDpi xmlns:a14="http://schemas.microsoft.com/office/drawing/2010/main" val="0"/>
@@ -18174,6 +18221,7 @@
         <w:tabs>
           <w:tab w:val="left" w:pos="2800"/>
         </w:tabs>
+        <w:spacing w:line="360" w:lineRule="auto"/>
         <w:rPr>
           <w:b/>
           <w:bCs/>
@@ -18185,6 +18233,7 @@
     <w:p>
       <w:pPr>
         <w:pStyle w:val="BodyText"/>
+        <w:spacing w:line="360" w:lineRule="auto"/>
         <w:rPr>
           <w:b/>
           <w:bCs/>
@@ -18223,7 +18272,7 @@
                     </pic:cNvPicPr>
                   </pic:nvPicPr>
                   <pic:blipFill>
-                    <a:blip r:embed="rId19">
+                    <a:blip r:embed="rId18">
                       <a:extLst>
                         <a:ext uri="{28A0092B-C50C-407E-A947-70E740481C1C}">
                           <a14:useLocalDpi xmlns:a14="http://schemas.microsoft.com/office/drawing/2010/main" val="0"/>
@@ -18261,6 +18310,7 @@
     <w:p>
       <w:pPr>
         <w:pStyle w:val="BodyText"/>
+        <w:spacing w:line="360" w:lineRule="auto"/>
       </w:pPr>
       <w:r>
         <w:t xml:space="preserve">                                                       Fig: 3.</w:t>
@@ -18275,6 +18325,7 @@
     <w:p>
       <w:pPr>
         <w:pStyle w:val="BodyText"/>
+        <w:spacing w:line="360" w:lineRule="auto"/>
         <w:rPr>
           <w:b/>
           <w:bCs/>
@@ -18287,6 +18338,7 @@
     <w:p>
       <w:pPr>
         <w:pStyle w:val="BodyText"/>
+        <w:spacing w:line="360" w:lineRule="auto"/>
         <w:rPr>
           <w:b/>
           <w:bCs/>
@@ -18299,6 +18351,7 @@
     <w:p>
       <w:pPr>
         <w:pStyle w:val="BodyText"/>
+        <w:spacing w:line="360" w:lineRule="auto"/>
         <w:rPr>
           <w:b/>
           <w:bCs/>
@@ -18309,7 +18362,6 @@
         <w:rPr>
           <w:noProof/>
         </w:rPr>
-        <w:lastRenderedPageBreak/>
         <w:drawing>
           <wp:anchor distT="0" distB="0" distL="114300" distR="114300" simplePos="0" relativeHeight="487614976" behindDoc="0" locked="0" layoutInCell="1" allowOverlap="1" wp14:anchorId="303749EF" wp14:editId="2EADF27B">
             <wp:simplePos x="0" y="0"/>
@@ -18336,7 +18388,7 @@
                     </pic:cNvPicPr>
                   </pic:nvPicPr>
                   <pic:blipFill>
-                    <a:blip r:embed="rId20">
+                    <a:blip r:embed="rId19">
                       <a:extLst>
                         <a:ext uri="{28A0092B-C50C-407E-A947-70E740481C1C}">
                           <a14:useLocalDpi xmlns:a14="http://schemas.microsoft.com/office/drawing/2010/main" val="0"/>
@@ -18390,6 +18442,7 @@
     <w:p>
       <w:pPr>
         <w:pStyle w:val="BodyText"/>
+        <w:spacing w:line="360" w:lineRule="auto"/>
         <w:rPr>
           <w:b/>
           <w:bCs/>
@@ -18402,6 +18455,7 @@
     <w:p>
       <w:pPr>
         <w:pStyle w:val="BodyText"/>
+        <w:spacing w:line="360" w:lineRule="auto"/>
         <w:rPr>
           <w:b/>
           <w:bCs/>
@@ -18414,6 +18468,7 @@
     <w:p>
       <w:pPr>
         <w:pStyle w:val="BodyText"/>
+        <w:spacing w:line="360" w:lineRule="auto"/>
         <w:rPr>
           <w:b/>
           <w:bCs/>
@@ -18429,6 +18484,7 @@
         <w:tabs>
           <w:tab w:val="left" w:pos="2170"/>
         </w:tabs>
+        <w:spacing w:line="360" w:lineRule="auto"/>
         <w:rPr>
           <w:b/>
           <w:bCs/>
@@ -18441,7 +18497,6 @@
         <w:rPr>
           <w:noProof/>
         </w:rPr>
-        <w:lastRenderedPageBreak/>
         <w:drawing>
           <wp:anchor distT="0" distB="0" distL="114300" distR="114300" simplePos="0" relativeHeight="487617024" behindDoc="0" locked="0" layoutInCell="1" allowOverlap="1" wp14:anchorId="64C32302" wp14:editId="5FCEAD96">
             <wp:simplePos x="0" y="0"/>
@@ -18468,7 +18523,7 @@
                     </pic:cNvPicPr>
                   </pic:nvPicPr>
                   <pic:blipFill>
-                    <a:blip r:embed="rId21">
+                    <a:blip r:embed="rId20">
                       <a:extLst>
                         <a:ext uri="{28A0092B-C50C-407E-A947-70E740481C1C}">
                           <a14:useLocalDpi xmlns:a14="http://schemas.microsoft.com/office/drawing/2010/main" val="0"/>
@@ -18506,6 +18561,7 @@
     <w:p>
       <w:pPr>
         <w:pStyle w:val="BodyText"/>
+        <w:spacing w:line="360" w:lineRule="auto"/>
       </w:pPr>
       <w:r>
         <w:t xml:space="preserve">                                                    Fig: 3.</w:t>
@@ -18520,6 +18576,7 @@
     <w:p>
       <w:pPr>
         <w:pStyle w:val="BodyText"/>
+        <w:spacing w:line="360" w:lineRule="auto"/>
         <w:rPr>
           <w:b/>
           <w:bCs/>
@@ -18531,6 +18588,7 @@
     </w:p>
     <w:p>
       <w:pPr>
+        <w:spacing w:line="360" w:lineRule="auto"/>
         <w:rPr>
           <w:b/>
           <w:bCs/>
@@ -18556,11 +18614,12 @@
         <w:rPr>
           <w:b/>
           <w:bCs/>
-          <w:sz w:val="28"/>
-          <w:szCs w:val="28"/>
+          <w:sz w:val="36"/>
+          <w:szCs w:val="36"/>
           <w:u w:val="single"/>
-        </w:rPr>
-        <w:br w:type="page"/>
+          <w:lang w:val="en-IN"/>
+        </w:rPr>
+        <w:t>3.</w:t>
       </w:r>
       <w:r>
         <w:rPr>
@@ -18571,8 +18630,7 @@
           <w:u w:val="single"/>
           <w:lang w:val="en-IN"/>
         </w:rPr>
-        <w:lastRenderedPageBreak/>
-        <w:t>3.</w:t>
+        <w:t>3</w:t>
       </w:r>
       <w:r>
         <w:rPr>
@@ -18583,17 +18641,6 @@
           <w:u w:val="single"/>
           <w:lang w:val="en-IN"/>
         </w:rPr>
-        <w:t>3</w:t>
-      </w:r>
-      <w:r>
-        <w:rPr>
-          <w:b/>
-          <w:bCs/>
-          <w:sz w:val="36"/>
-          <w:szCs w:val="36"/>
-          <w:u w:val="single"/>
-          <w:lang w:val="en-IN"/>
-        </w:rPr>
         <w:t xml:space="preserve"> About Project – Sign Up Form using Spring Boot</w:t>
       </w:r>
     </w:p>
@@ -19221,6 +19268,7 @@
           <w:szCs w:val="24"/>
           <w:lang w:val="en-IN"/>
         </w:rPr>
+        <w:lastRenderedPageBreak/>
         <w:t>Follow clean architecture principles</w:t>
       </w:r>
     </w:p>
@@ -19253,7 +19301,6 @@
           <w:szCs w:val="24"/>
           <w:lang w:val="en-IN"/>
         </w:rPr>
-        <w:lastRenderedPageBreak/>
         <w:t>Project Goal</w:t>
       </w:r>
     </w:p>
@@ -19960,6 +20007,7 @@
           <w:szCs w:val="24"/>
           <w:lang w:val="en-IN"/>
         </w:rPr>
+        <w:lastRenderedPageBreak/>
         <w:t>Send result message to UI</w:t>
       </w:r>
     </w:p>
@@ -19994,7 +20042,6 @@
           <w:szCs w:val="24"/>
           <w:lang w:val="en-IN"/>
         </w:rPr>
-        <w:lastRenderedPageBreak/>
         <w:t>2. Service Layer</w:t>
       </w:r>
     </w:p>
@@ -22013,7 +22060,6 @@
           <w:szCs w:val="24"/>
           <w:lang w:val="en-IN"/>
         </w:rPr>
-        <w:lastRenderedPageBreak/>
         <w:t xml:space="preserve">During the development of the </w:t>
       </w:r>
       <w:proofErr w:type="gramStart"/>
@@ -22063,7 +22109,7 @@
         </w:numPr>
         <w:autoSpaceDE/>
         <w:autoSpaceDN/>
-        <w:spacing w:before="100" w:beforeAutospacing="1" w:after="100" w:afterAutospacing="1" w:line="300" w:lineRule="atLeast"/>
+        <w:spacing w:before="100" w:beforeAutospacing="1" w:after="100" w:afterAutospacing="1" w:line="360" w:lineRule="auto"/>
         <w:ind w:left="72"/>
         <w:jc w:val="both"/>
         <w:rPr>
@@ -22101,7 +22147,7 @@
         </w:numPr>
         <w:autoSpaceDE/>
         <w:autoSpaceDN/>
-        <w:spacing w:before="100" w:beforeAutospacing="1" w:after="100" w:afterAutospacing="1" w:line="300" w:lineRule="atLeast"/>
+        <w:spacing w:before="100" w:beforeAutospacing="1" w:after="100" w:afterAutospacing="1" w:line="360" w:lineRule="auto"/>
         <w:ind w:left="72"/>
         <w:jc w:val="both"/>
         <w:rPr>
@@ -22147,7 +22193,7 @@
         </w:numPr>
         <w:autoSpaceDE/>
         <w:autoSpaceDN/>
-        <w:spacing w:before="100" w:beforeAutospacing="1" w:after="100" w:afterAutospacing="1" w:line="300" w:lineRule="atLeast"/>
+        <w:spacing w:before="100" w:beforeAutospacing="1" w:after="100" w:afterAutospacing="1" w:line="360" w:lineRule="auto"/>
         <w:ind w:left="72"/>
         <w:jc w:val="both"/>
         <w:rPr>
@@ -22193,7 +22239,7 @@
         </w:numPr>
         <w:autoSpaceDE/>
         <w:autoSpaceDN/>
-        <w:spacing w:before="100" w:beforeAutospacing="1" w:after="100" w:afterAutospacing="1" w:line="300" w:lineRule="atLeast"/>
+        <w:spacing w:before="100" w:beforeAutospacing="1" w:after="100" w:afterAutospacing="1" w:line="360" w:lineRule="auto"/>
         <w:ind w:left="72"/>
         <w:jc w:val="both"/>
         <w:rPr>
@@ -22252,7 +22298,7 @@
         <w:widowControl/>
         <w:autoSpaceDE/>
         <w:autoSpaceDN/>
-        <w:spacing w:before="100" w:beforeAutospacing="1" w:after="100" w:afterAutospacing="1" w:line="300" w:lineRule="atLeast"/>
+        <w:spacing w:before="100" w:beforeAutospacing="1" w:after="100" w:afterAutospacing="1" w:line="360" w:lineRule="auto"/>
         <w:jc w:val="both"/>
         <w:rPr>
           <w:sz w:val="24"/>
@@ -22278,7 +22324,7 @@
         </w:numPr>
         <w:autoSpaceDE/>
         <w:autoSpaceDN/>
-        <w:spacing w:before="100" w:beforeAutospacing="1" w:after="100" w:afterAutospacing="1" w:line="300" w:lineRule="atLeast"/>
+        <w:spacing w:before="100" w:beforeAutospacing="1" w:after="100" w:afterAutospacing="1" w:line="360" w:lineRule="auto"/>
         <w:jc w:val="both"/>
         <w:rPr>
           <w:sz w:val="24"/>
@@ -22304,7 +22350,7 @@
         </w:numPr>
         <w:autoSpaceDE/>
         <w:autoSpaceDN/>
-        <w:spacing w:before="100" w:beforeAutospacing="1" w:after="100" w:afterAutospacing="1" w:line="300" w:lineRule="atLeast"/>
+        <w:spacing w:before="100" w:beforeAutospacing="1" w:after="100" w:afterAutospacing="1" w:line="360" w:lineRule="auto"/>
         <w:jc w:val="both"/>
         <w:rPr>
           <w:sz w:val="24"/>
@@ -22330,7 +22376,7 @@
         </w:numPr>
         <w:autoSpaceDE/>
         <w:autoSpaceDN/>
-        <w:spacing w:before="100" w:beforeAutospacing="1" w:after="100" w:afterAutospacing="1" w:line="300" w:lineRule="atLeast"/>
+        <w:spacing w:before="100" w:beforeAutospacing="1" w:after="100" w:afterAutospacing="1" w:line="360" w:lineRule="auto"/>
         <w:jc w:val="both"/>
         <w:rPr>
           <w:sz w:val="24"/>
@@ -22352,7 +22398,7 @@
         <w:widowControl/>
         <w:autoSpaceDE/>
         <w:autoSpaceDN/>
-        <w:spacing w:before="100" w:beforeAutospacing="1" w:after="100" w:afterAutospacing="1" w:line="300" w:lineRule="atLeast"/>
+        <w:spacing w:before="100" w:beforeAutospacing="1" w:after="100" w:afterAutospacing="1" w:line="360" w:lineRule="auto"/>
         <w:ind w:left="1080"/>
         <w:rPr>
           <w:sz w:val="24"/>
@@ -22559,6 +22605,7 @@
           <w:szCs w:val="24"/>
           <w:lang w:val="en-IN"/>
         </w:rPr>
+        <w:lastRenderedPageBreak/>
         <w:t>JSP (</w:t>
       </w:r>
       <w:proofErr w:type="spellStart"/>
@@ -22679,7 +22726,6 @@
           <w:szCs w:val="24"/>
           <w:lang w:val="en-IN"/>
         </w:rPr>
-        <w:lastRenderedPageBreak/>
         <w:t>Security &amp; Validation</w:t>
       </w:r>
     </w:p>
@@ -23010,7 +23056,7 @@
                     </pic:cNvPicPr>
                   </pic:nvPicPr>
                   <pic:blipFill>
-                    <a:blip r:embed="rId22">
+                    <a:blip r:embed="rId21">
                       <a:extLst>
                         <a:ext uri="{28A0092B-C50C-407E-A947-70E740481C1C}">
                           <a14:useLocalDpi xmlns:a14="http://schemas.microsoft.com/office/drawing/2010/main" val="0"/>
@@ -23207,7 +23253,7 @@
                     </pic:cNvPicPr>
                   </pic:nvPicPr>
                   <pic:blipFill>
-                    <a:blip r:embed="rId23">
+                    <a:blip r:embed="rId22">
                       <a:extLst>
                         <a:ext uri="{28A0092B-C50C-407E-A947-70E740481C1C}">
                           <a14:useLocalDpi xmlns:a14="http://schemas.microsoft.com/office/drawing/2010/main" val="0"/>
@@ -23251,7 +23297,7 @@
         <w:widowControl/>
         <w:autoSpaceDE/>
         <w:autoSpaceDN/>
-        <w:spacing w:line="300" w:lineRule="atLeast"/>
+        <w:spacing w:line="360" w:lineRule="auto"/>
         <w:ind w:left="720" w:firstLine="0"/>
         <w:rPr>
           <w:rFonts w:ascii="Segoe UI" w:hAnsi="Segoe UI" w:cs="Segoe UI"/>
@@ -23269,7 +23315,7 @@
         <w:widowControl/>
         <w:autoSpaceDE/>
         <w:autoSpaceDN/>
-        <w:spacing w:line="300" w:lineRule="atLeast"/>
+        <w:spacing w:line="360" w:lineRule="auto"/>
         <w:ind w:left="720" w:firstLine="0"/>
         <w:rPr>
           <w:sz w:val="24"/>
@@ -23330,7 +23376,7 @@
         <w:widowControl/>
         <w:autoSpaceDE/>
         <w:autoSpaceDN/>
-        <w:spacing w:line="300" w:lineRule="atLeast"/>
+        <w:spacing w:line="360" w:lineRule="auto"/>
         <w:ind w:left="720" w:firstLine="0"/>
         <w:rPr>
           <w:rFonts w:ascii="Segoe UI" w:hAnsi="Segoe UI" w:cs="Segoe UI"/>
@@ -23347,6 +23393,7 @@
           <w:ilvl w:val="0"/>
           <w:numId w:val="44"/>
         </w:numPr>
+        <w:spacing w:line="360" w:lineRule="auto"/>
       </w:pPr>
       <w:r>
         <w:t>Redirect the user to </w:t>
@@ -23363,6 +23410,7 @@
     <w:p>
       <w:pPr>
         <w:pStyle w:val="BodyText"/>
+        <w:spacing w:line="360" w:lineRule="auto"/>
         <w:ind w:left="720"/>
       </w:pPr>
     </w:p>
@@ -23405,7 +23453,7 @@
                     </pic:cNvPicPr>
                   </pic:nvPicPr>
                   <pic:blipFill>
-                    <a:blip r:embed="rId24">
+                    <a:blip r:embed="rId23">
                       <a:extLst>
                         <a:ext uri="{28A0092B-C50C-407E-A947-70E740481C1C}">
                           <a14:useLocalDpi xmlns:a14="http://schemas.microsoft.com/office/drawing/2010/main" val="0"/>
@@ -23612,6 +23660,7 @@
     </w:p>
     <w:p>
       <w:pPr>
+        <w:spacing w:line="360" w:lineRule="auto"/>
         <w:rPr>
           <w:b/>
           <w:bCs/>
@@ -23636,7 +23685,7 @@
     </w:p>
     <w:p>
       <w:pPr>
-        <w:spacing w:line="480" w:lineRule="auto"/>
+        <w:spacing w:line="360" w:lineRule="auto"/>
         <w:jc w:val="both"/>
         <w:rPr>
           <w:b/>
@@ -23654,7 +23703,6 @@
           <w:szCs w:val="44"/>
           <w:lang w:val="en-IN"/>
         </w:rPr>
-        <w:lastRenderedPageBreak/>
         <w:t>3.</w:t>
       </w:r>
       <w:r>
@@ -23702,7 +23750,7 @@
     </w:p>
     <w:p>
       <w:pPr>
-        <w:spacing w:line="480" w:lineRule="auto"/>
+        <w:spacing w:line="360" w:lineRule="auto"/>
         <w:rPr>
           <w:sz w:val="24"/>
           <w:szCs w:val="24"/>
@@ -23729,7 +23777,7 @@
     </w:p>
     <w:p>
       <w:pPr>
-        <w:spacing w:line="480" w:lineRule="auto"/>
+        <w:spacing w:line="360" w:lineRule="auto"/>
         <w:rPr>
           <w:b/>
           <w:bCs/>
@@ -23755,7 +23803,7 @@
           <w:ilvl w:val="0"/>
           <w:numId w:val="71"/>
         </w:numPr>
-        <w:spacing w:line="480" w:lineRule="auto"/>
+        <w:spacing w:line="360" w:lineRule="auto"/>
         <w:rPr>
           <w:sz w:val="24"/>
           <w:szCs w:val="24"/>
@@ -23790,7 +23838,7 @@
           <w:ilvl w:val="0"/>
           <w:numId w:val="71"/>
         </w:numPr>
-        <w:spacing w:line="480" w:lineRule="auto"/>
+        <w:spacing w:line="360" w:lineRule="auto"/>
         <w:rPr>
           <w:sz w:val="24"/>
           <w:szCs w:val="24"/>
@@ -23841,7 +23889,7 @@
           <w:ilvl w:val="0"/>
           <w:numId w:val="71"/>
         </w:numPr>
-        <w:spacing w:line="480" w:lineRule="auto"/>
+        <w:spacing w:line="360" w:lineRule="auto"/>
         <w:rPr>
           <w:sz w:val="24"/>
           <w:szCs w:val="24"/>
@@ -23904,7 +23952,7 @@
           <w:ilvl w:val="1"/>
           <w:numId w:val="71"/>
         </w:numPr>
-        <w:spacing w:line="480" w:lineRule="auto"/>
+        <w:spacing w:line="360" w:lineRule="auto"/>
         <w:rPr>
           <w:sz w:val="24"/>
           <w:szCs w:val="24"/>
@@ -23926,7 +23974,7 @@
           <w:ilvl w:val="1"/>
           <w:numId w:val="71"/>
         </w:numPr>
-        <w:spacing w:line="480" w:lineRule="auto"/>
+        <w:spacing w:line="360" w:lineRule="auto"/>
         <w:rPr>
           <w:sz w:val="24"/>
           <w:szCs w:val="24"/>
@@ -23948,7 +23996,7 @@
           <w:ilvl w:val="1"/>
           <w:numId w:val="71"/>
         </w:numPr>
-        <w:spacing w:line="480" w:lineRule="auto"/>
+        <w:spacing w:line="360" w:lineRule="auto"/>
         <w:rPr>
           <w:sz w:val="24"/>
           <w:szCs w:val="24"/>
@@ -23970,7 +24018,7 @@
           <w:ilvl w:val="1"/>
           <w:numId w:val="71"/>
         </w:numPr>
-        <w:spacing w:line="480" w:lineRule="auto"/>
+        <w:spacing w:line="360" w:lineRule="auto"/>
         <w:rPr>
           <w:sz w:val="24"/>
           <w:szCs w:val="24"/>
@@ -24013,37 +24061,37 @@
     </w:p>
     <w:p>
       <w:pPr>
-        <w:spacing w:line="480" w:lineRule="auto"/>
-        <w:rPr>
-          <w:sz w:val="24"/>
-          <w:szCs w:val="24"/>
-          <w:lang w:val="en-IN"/>
-        </w:rPr>
-      </w:pPr>
-    </w:p>
-    <w:p>
-      <w:pPr>
-        <w:spacing w:line="480" w:lineRule="auto"/>
-        <w:rPr>
-          <w:sz w:val="24"/>
-          <w:szCs w:val="24"/>
-          <w:lang w:val="en-IN"/>
-        </w:rPr>
-      </w:pPr>
-    </w:p>
-    <w:p>
-      <w:pPr>
-        <w:spacing w:line="480" w:lineRule="auto"/>
-        <w:rPr>
-          <w:sz w:val="24"/>
-          <w:szCs w:val="24"/>
-          <w:lang w:val="en-IN"/>
-        </w:rPr>
-      </w:pPr>
-    </w:p>
-    <w:p>
-      <w:pPr>
-        <w:spacing w:line="480" w:lineRule="auto"/>
+        <w:spacing w:line="360" w:lineRule="auto"/>
+        <w:rPr>
+          <w:sz w:val="24"/>
+          <w:szCs w:val="24"/>
+          <w:lang w:val="en-IN"/>
+        </w:rPr>
+      </w:pPr>
+    </w:p>
+    <w:p>
+      <w:pPr>
+        <w:spacing w:line="360" w:lineRule="auto"/>
+        <w:rPr>
+          <w:sz w:val="24"/>
+          <w:szCs w:val="24"/>
+          <w:lang w:val="en-IN"/>
+        </w:rPr>
+      </w:pPr>
+    </w:p>
+    <w:p>
+      <w:pPr>
+        <w:spacing w:line="360" w:lineRule="auto"/>
+        <w:rPr>
+          <w:sz w:val="24"/>
+          <w:szCs w:val="24"/>
+          <w:lang w:val="en-IN"/>
+        </w:rPr>
+      </w:pPr>
+    </w:p>
+    <w:p>
+      <w:pPr>
+        <w:spacing w:line="360" w:lineRule="auto"/>
         <w:rPr>
           <w:sz w:val="24"/>
           <w:szCs w:val="24"/>
@@ -24057,7 +24105,7 @@
           <w:ilvl w:val="0"/>
           <w:numId w:val="71"/>
         </w:numPr>
-        <w:spacing w:line="480" w:lineRule="auto"/>
+        <w:spacing w:line="360" w:lineRule="auto"/>
         <w:rPr>
           <w:sz w:val="24"/>
           <w:szCs w:val="24"/>
@@ -24072,7 +24120,6 @@
           <w:szCs w:val="24"/>
           <w:lang w:val="en-IN"/>
         </w:rPr>
-        <w:lastRenderedPageBreak/>
         <w:t>Spring Data JPA</w:t>
       </w:r>
       <w:r>
@@ -24096,7 +24143,7 @@
     </w:p>
     <w:p>
       <w:pPr>
-        <w:spacing w:line="480" w:lineRule="auto"/>
+        <w:spacing w:line="360" w:lineRule="auto"/>
         <w:jc w:val="both"/>
         <w:rPr>
           <w:b/>
@@ -24119,7 +24166,7 @@
     </w:p>
     <w:p>
       <w:pPr>
-        <w:spacing w:line="480" w:lineRule="auto"/>
+        <w:spacing w:line="360" w:lineRule="auto"/>
         <w:jc w:val="both"/>
         <w:rPr>
           <w:sz w:val="24"/>
@@ -24142,7 +24189,7 @@
           <w:ilvl w:val="0"/>
           <w:numId w:val="72"/>
         </w:numPr>
-        <w:spacing w:line="480" w:lineRule="auto"/>
+        <w:spacing w:line="360" w:lineRule="auto"/>
         <w:jc w:val="both"/>
         <w:rPr>
           <w:sz w:val="24"/>
@@ -24156,6 +24203,7 @@
           <w:szCs w:val="24"/>
           <w:lang w:val="en-IN"/>
         </w:rPr>
+        <w:lastRenderedPageBreak/>
         <w:t>Employees Table to store employee details such as ID, name, email, designation, and department ID.</w:t>
       </w:r>
     </w:p>
@@ -24165,7 +24213,7 @@
           <w:ilvl w:val="0"/>
           <w:numId w:val="72"/>
         </w:numPr>
-        <w:spacing w:line="480" w:lineRule="auto"/>
+        <w:spacing w:line="360" w:lineRule="auto"/>
         <w:jc w:val="both"/>
         <w:rPr>
           <w:sz w:val="24"/>
@@ -24184,7 +24232,7 @@
     </w:p>
     <w:p>
       <w:pPr>
-        <w:spacing w:line="480" w:lineRule="auto"/>
+        <w:spacing w:line="360" w:lineRule="auto"/>
         <w:jc w:val="both"/>
         <w:rPr>
           <w:b/>
@@ -24211,7 +24259,7 @@
           <w:ilvl w:val="0"/>
           <w:numId w:val="73"/>
         </w:numPr>
-        <w:spacing w:line="480" w:lineRule="auto"/>
+        <w:spacing w:line="360" w:lineRule="auto"/>
         <w:jc w:val="both"/>
         <w:rPr>
           <w:sz w:val="24"/>
@@ -24234,7 +24282,7 @@
           <w:ilvl w:val="0"/>
           <w:numId w:val="73"/>
         </w:numPr>
-        <w:spacing w:line="480" w:lineRule="auto"/>
+        <w:spacing w:line="360" w:lineRule="auto"/>
         <w:jc w:val="both"/>
         <w:rPr>
           <w:sz w:val="24"/>
@@ -24257,7 +24305,7 @@
           <w:ilvl w:val="0"/>
           <w:numId w:val="73"/>
         </w:numPr>
-        <w:spacing w:line="480" w:lineRule="auto"/>
+        <w:spacing w:line="360" w:lineRule="auto"/>
         <w:jc w:val="both"/>
         <w:rPr>
           <w:sz w:val="24"/>
@@ -24276,7 +24324,7 @@
     </w:p>
     <w:p>
       <w:pPr>
-        <w:spacing w:line="480" w:lineRule="auto"/>
+        <w:spacing w:line="360" w:lineRule="auto"/>
         <w:jc w:val="both"/>
         <w:rPr>
           <w:b/>
@@ -24303,7 +24351,7 @@
           <w:ilvl w:val="0"/>
           <w:numId w:val="74"/>
         </w:numPr>
-        <w:spacing w:line="480" w:lineRule="auto"/>
+        <w:spacing w:line="360" w:lineRule="auto"/>
         <w:jc w:val="both"/>
         <w:rPr>
           <w:sz w:val="24"/>
@@ -24326,7 +24374,7 @@
           <w:ilvl w:val="0"/>
           <w:numId w:val="74"/>
         </w:numPr>
-        <w:spacing w:line="480" w:lineRule="auto"/>
+        <w:spacing w:line="360" w:lineRule="auto"/>
         <w:jc w:val="both"/>
         <w:rPr>
           <w:sz w:val="24"/>
@@ -24349,7 +24397,7 @@
           <w:ilvl w:val="0"/>
           <w:numId w:val="74"/>
         </w:numPr>
-        <w:spacing w:line="480" w:lineRule="auto"/>
+        <w:spacing w:line="360" w:lineRule="auto"/>
         <w:jc w:val="both"/>
         <w:rPr>
           <w:sz w:val="24"/>
@@ -24368,7 +24416,7 @@
     </w:p>
     <w:p>
       <w:pPr>
-        <w:spacing w:line="480" w:lineRule="auto"/>
+        <w:spacing w:line="360" w:lineRule="auto"/>
         <w:jc w:val="both"/>
         <w:rPr>
           <w:b/>
@@ -24395,7 +24443,7 @@
           <w:ilvl w:val="0"/>
           <w:numId w:val="75"/>
         </w:numPr>
-        <w:spacing w:line="480" w:lineRule="auto"/>
+        <w:spacing w:line="360" w:lineRule="auto"/>
         <w:jc w:val="both"/>
         <w:rPr>
           <w:sz w:val="24"/>
@@ -24418,7 +24466,7 @@
           <w:ilvl w:val="0"/>
           <w:numId w:val="75"/>
         </w:numPr>
-        <w:spacing w:line="480" w:lineRule="auto"/>
+        <w:spacing w:line="360" w:lineRule="auto"/>
         <w:jc w:val="both"/>
         <w:rPr>
           <w:sz w:val="24"/>
@@ -24441,7 +24489,7 @@
           <w:ilvl w:val="0"/>
           <w:numId w:val="75"/>
         </w:numPr>
-        <w:spacing w:line="480" w:lineRule="auto"/>
+        <w:spacing w:line="360" w:lineRule="auto"/>
         <w:jc w:val="both"/>
         <w:rPr>
           <w:sz w:val="24"/>
@@ -24460,7 +24508,7 @@
     </w:p>
     <w:p>
       <w:pPr>
-        <w:spacing w:line="480" w:lineRule="auto"/>
+        <w:spacing w:line="360" w:lineRule="auto"/>
         <w:jc w:val="both"/>
         <w:rPr>
           <w:b/>
@@ -24487,7 +24535,7 @@
           <w:ilvl w:val="0"/>
           <w:numId w:val="76"/>
         </w:numPr>
-        <w:spacing w:line="480" w:lineRule="auto"/>
+        <w:spacing w:line="360" w:lineRule="auto"/>
         <w:jc w:val="both"/>
         <w:rPr>
           <w:sz w:val="24"/>
@@ -24501,16 +24549,7 @@
           <w:szCs w:val="24"/>
           <w:lang w:val="en-IN"/>
         </w:rPr>
-        <w:t xml:space="preserve">Before saving a new employee or department, the system checks whether the data already </w:t>
-      </w:r>
-      <w:r>
-        <w:rPr>
-          <w:sz w:val="24"/>
-          <w:szCs w:val="24"/>
-          <w:lang w:val="en-IN"/>
-        </w:rPr>
-        <w:lastRenderedPageBreak/>
-        <w:t>exists.</w:t>
+        <w:t>Before saving a new employee or department, the system checks whether the data already exists.</w:t>
       </w:r>
     </w:p>
     <w:p>
@@ -24519,7 +24558,7 @@
           <w:ilvl w:val="0"/>
           <w:numId w:val="76"/>
         </w:numPr>
-        <w:spacing w:line="480" w:lineRule="auto"/>
+        <w:spacing w:line="360" w:lineRule="auto"/>
         <w:jc w:val="both"/>
         <w:rPr>
           <w:sz w:val="24"/>
@@ -24542,7 +24581,7 @@
           <w:ilvl w:val="1"/>
           <w:numId w:val="76"/>
         </w:numPr>
-        <w:spacing w:line="480" w:lineRule="auto"/>
+        <w:spacing w:line="360" w:lineRule="auto"/>
         <w:jc w:val="both"/>
         <w:rPr>
           <w:sz w:val="24"/>
@@ -24565,7 +24604,7 @@
           <w:ilvl w:val="1"/>
           <w:numId w:val="76"/>
         </w:numPr>
-        <w:spacing w:line="480" w:lineRule="auto"/>
+        <w:spacing w:line="360" w:lineRule="auto"/>
         <w:jc w:val="both"/>
         <w:rPr>
           <w:sz w:val="24"/>
@@ -24588,7 +24627,7 @@
           <w:ilvl w:val="0"/>
           <w:numId w:val="76"/>
         </w:numPr>
-        <w:spacing w:line="480" w:lineRule="auto"/>
+        <w:spacing w:line="360" w:lineRule="auto"/>
         <w:jc w:val="both"/>
         <w:rPr>
           <w:sz w:val="24"/>
@@ -24607,7 +24646,7 @@
     </w:p>
     <w:p>
       <w:pPr>
-        <w:spacing w:line="480" w:lineRule="auto"/>
+        <w:spacing w:line="360" w:lineRule="auto"/>
         <w:jc w:val="both"/>
         <w:rPr>
           <w:b/>
@@ -24634,7 +24673,7 @@
           <w:ilvl w:val="0"/>
           <w:numId w:val="77"/>
         </w:numPr>
-        <w:spacing w:line="480" w:lineRule="auto"/>
+        <w:spacing w:line="360" w:lineRule="auto"/>
         <w:jc w:val="both"/>
         <w:rPr>
           <w:sz w:val="24"/>
@@ -24657,7 +24696,7 @@
           <w:ilvl w:val="0"/>
           <w:numId w:val="77"/>
         </w:numPr>
-        <w:spacing w:line="480" w:lineRule="auto"/>
+        <w:spacing w:line="360" w:lineRule="auto"/>
         <w:jc w:val="both"/>
         <w:rPr>
           <w:sz w:val="24"/>
@@ -24689,7 +24728,7 @@
           <w:ilvl w:val="0"/>
           <w:numId w:val="77"/>
         </w:numPr>
-        <w:spacing w:line="480" w:lineRule="auto"/>
+        <w:spacing w:line="360" w:lineRule="auto"/>
         <w:jc w:val="both"/>
         <w:rPr>
           <w:sz w:val="24"/>
@@ -24708,7 +24747,7 @@
     </w:p>
     <w:p>
       <w:pPr>
-        <w:spacing w:line="480" w:lineRule="auto"/>
+        <w:spacing w:line="360" w:lineRule="auto"/>
         <w:jc w:val="both"/>
         <w:rPr>
           <w:b/>
@@ -24731,7 +24770,7 @@
     </w:p>
     <w:p>
       <w:pPr>
-        <w:spacing w:line="480" w:lineRule="auto"/>
+        <w:spacing w:line="360" w:lineRule="auto"/>
         <w:jc w:val="both"/>
         <w:rPr>
           <w:sz w:val="24"/>
@@ -24754,7 +24793,7 @@
           <w:ilvl w:val="0"/>
           <w:numId w:val="78"/>
         </w:numPr>
-        <w:spacing w:line="480" w:lineRule="auto"/>
+        <w:spacing w:line="360" w:lineRule="auto"/>
         <w:jc w:val="both"/>
         <w:rPr>
           <w:sz w:val="24"/>
@@ -24777,7 +24816,7 @@
           <w:ilvl w:val="0"/>
           <w:numId w:val="78"/>
         </w:numPr>
-        <w:spacing w:line="480" w:lineRule="auto"/>
+        <w:spacing w:line="360" w:lineRule="auto"/>
         <w:jc w:val="both"/>
         <w:rPr>
           <w:sz w:val="24"/>
@@ -24800,7 +24839,7 @@
           <w:ilvl w:val="0"/>
           <w:numId w:val="78"/>
         </w:numPr>
-        <w:spacing w:line="480" w:lineRule="auto"/>
+        <w:spacing w:line="360" w:lineRule="auto"/>
         <w:jc w:val="both"/>
         <w:rPr>
           <w:sz w:val="24"/>
@@ -24823,7 +24862,7 @@
           <w:ilvl w:val="0"/>
           <w:numId w:val="78"/>
         </w:numPr>
-        <w:spacing w:line="480" w:lineRule="auto"/>
+        <w:spacing w:line="360" w:lineRule="auto"/>
         <w:jc w:val="both"/>
         <w:rPr>
           <w:sz w:val="24"/>
@@ -24846,7 +24885,7 @@
           <w:ilvl w:val="0"/>
           <w:numId w:val="78"/>
         </w:numPr>
-        <w:spacing w:line="480" w:lineRule="auto"/>
+        <w:spacing w:line="360" w:lineRule="auto"/>
         <w:jc w:val="both"/>
         <w:rPr>
           <w:sz w:val="24"/>
@@ -24860,6 +24899,7 @@
           <w:szCs w:val="24"/>
           <w:lang w:val="en-IN"/>
         </w:rPr>
+        <w:lastRenderedPageBreak/>
         <w:t>Handling validations and duplicate data</w:t>
       </w:r>
     </w:p>
@@ -24869,7 +24909,7 @@
           <w:ilvl w:val="0"/>
           <w:numId w:val="78"/>
         </w:numPr>
-        <w:spacing w:line="480" w:lineRule="auto"/>
+        <w:spacing w:line="360" w:lineRule="auto"/>
         <w:jc w:val="both"/>
         <w:rPr>
           <w:sz w:val="24"/>
@@ -24897,7 +24937,7 @@
     </w:p>
     <w:p>
       <w:pPr>
-        <w:spacing w:line="480" w:lineRule="auto"/>
+        <w:spacing w:line="360" w:lineRule="auto"/>
         <w:jc w:val="both"/>
         <w:rPr>
           <w:sz w:val="24"/>
@@ -24945,7 +24985,7 @@
                     </pic:cNvPicPr>
                   </pic:nvPicPr>
                   <pic:blipFill>
-                    <a:blip r:embed="rId25">
+                    <a:blip r:embed="rId24">
                       <a:extLst>
                         <a:ext uri="{28A0092B-C50C-407E-A947-70E740481C1C}">
                           <a14:useLocalDpi xmlns:a14="http://schemas.microsoft.com/office/drawing/2010/main" val="0"/>
@@ -24986,76 +25026,91 @@
     <w:p>
       <w:pPr>
         <w:pStyle w:val="BodyText"/>
-      </w:pPr>
-    </w:p>
-    <w:p>
-      <w:pPr>
-        <w:pStyle w:val="BodyText"/>
-      </w:pPr>
-    </w:p>
-    <w:p>
-      <w:pPr>
-        <w:pStyle w:val="BodyText"/>
-      </w:pPr>
-    </w:p>
-    <w:p>
-      <w:pPr>
-        <w:pStyle w:val="BodyText"/>
-      </w:pPr>
-    </w:p>
-    <w:p>
-      <w:pPr>
-        <w:pStyle w:val="BodyText"/>
-      </w:pPr>
-    </w:p>
-    <w:p>
-      <w:pPr>
-        <w:pStyle w:val="BodyText"/>
-      </w:pPr>
-    </w:p>
-    <w:p>
-      <w:pPr>
-        <w:pStyle w:val="BodyText"/>
-      </w:pPr>
-    </w:p>
-    <w:p>
-      <w:pPr>
-        <w:pStyle w:val="BodyText"/>
-      </w:pPr>
-    </w:p>
-    <w:p>
-      <w:pPr>
-        <w:pStyle w:val="BodyText"/>
-      </w:pPr>
-    </w:p>
-    <w:p>
-      <w:pPr>
-        <w:pStyle w:val="BodyText"/>
-      </w:pPr>
-    </w:p>
-    <w:p>
-      <w:pPr>
-        <w:pStyle w:val="BodyText"/>
-      </w:pPr>
-    </w:p>
-    <w:p>
-      <w:pPr>
-        <w:pStyle w:val="BodyText"/>
-      </w:pPr>
-    </w:p>
-    <w:p>
-      <w:pPr>
-        <w:pStyle w:val="BodyText"/>
-      </w:pPr>
-    </w:p>
-    <w:p>
-      <w:pPr>
-        <w:pStyle w:val="BodyText"/>
-      </w:pPr>
-    </w:p>
-    <w:p>
-      <w:pPr>
-        <w:pStyle w:val="BodyText"/>
+        <w:spacing w:line="360" w:lineRule="auto"/>
+      </w:pPr>
+    </w:p>
+    <w:p>
+      <w:pPr>
+        <w:pStyle w:val="BodyText"/>
+        <w:spacing w:line="360" w:lineRule="auto"/>
+      </w:pPr>
+    </w:p>
+    <w:p>
+      <w:pPr>
+        <w:pStyle w:val="BodyText"/>
+        <w:spacing w:line="360" w:lineRule="auto"/>
+      </w:pPr>
+    </w:p>
+    <w:p>
+      <w:pPr>
+        <w:pStyle w:val="BodyText"/>
+        <w:spacing w:line="360" w:lineRule="auto"/>
+      </w:pPr>
+    </w:p>
+    <w:p>
+      <w:pPr>
+        <w:pStyle w:val="BodyText"/>
+        <w:spacing w:line="360" w:lineRule="auto"/>
+      </w:pPr>
+    </w:p>
+    <w:p>
+      <w:pPr>
+        <w:pStyle w:val="BodyText"/>
+        <w:spacing w:line="360" w:lineRule="auto"/>
+      </w:pPr>
+    </w:p>
+    <w:p>
+      <w:pPr>
+        <w:pStyle w:val="BodyText"/>
+        <w:spacing w:line="360" w:lineRule="auto"/>
+      </w:pPr>
+    </w:p>
+    <w:p>
+      <w:pPr>
+        <w:pStyle w:val="BodyText"/>
+        <w:spacing w:line="360" w:lineRule="auto"/>
+      </w:pPr>
+    </w:p>
+    <w:p>
+      <w:pPr>
+        <w:pStyle w:val="BodyText"/>
+        <w:spacing w:line="360" w:lineRule="auto"/>
+      </w:pPr>
+    </w:p>
+    <w:p>
+      <w:pPr>
+        <w:pStyle w:val="BodyText"/>
+        <w:spacing w:line="360" w:lineRule="auto"/>
+      </w:pPr>
+    </w:p>
+    <w:p>
+      <w:pPr>
+        <w:pStyle w:val="BodyText"/>
+        <w:spacing w:line="360" w:lineRule="auto"/>
+      </w:pPr>
+    </w:p>
+    <w:p>
+      <w:pPr>
+        <w:pStyle w:val="BodyText"/>
+        <w:spacing w:line="360" w:lineRule="auto"/>
+      </w:pPr>
+    </w:p>
+    <w:p>
+      <w:pPr>
+        <w:pStyle w:val="BodyText"/>
+        <w:spacing w:line="360" w:lineRule="auto"/>
+      </w:pPr>
+    </w:p>
+    <w:p>
+      <w:pPr>
+        <w:pStyle w:val="BodyText"/>
+        <w:spacing w:line="360" w:lineRule="auto"/>
+      </w:pPr>
+    </w:p>
+    <w:p>
+      <w:pPr>
+        <w:pStyle w:val="BodyText"/>
+        <w:spacing w:line="360" w:lineRule="auto"/>
         <w:rPr>
           <w:b/>
           <w:bCs/>
@@ -25074,26 +25129,31 @@
     <w:p>
       <w:pPr>
         <w:pStyle w:val="BodyText"/>
-      </w:pPr>
-    </w:p>
-    <w:p>
-      <w:pPr>
-        <w:pStyle w:val="BodyText"/>
-      </w:pPr>
-    </w:p>
-    <w:p>
-      <w:pPr>
-        <w:pStyle w:val="BodyText"/>
-      </w:pPr>
-    </w:p>
-    <w:p>
-      <w:pPr>
-        <w:pStyle w:val="BodyText"/>
-      </w:pPr>
-    </w:p>
-    <w:p>
-      <w:pPr>
-        <w:pStyle w:val="BodyText"/>
+        <w:spacing w:line="360" w:lineRule="auto"/>
+      </w:pPr>
+    </w:p>
+    <w:p>
+      <w:pPr>
+        <w:pStyle w:val="BodyText"/>
+        <w:spacing w:line="360" w:lineRule="auto"/>
+      </w:pPr>
+    </w:p>
+    <w:p>
+      <w:pPr>
+        <w:pStyle w:val="BodyText"/>
+        <w:spacing w:line="360" w:lineRule="auto"/>
+      </w:pPr>
+    </w:p>
+    <w:p>
+      <w:pPr>
+        <w:pStyle w:val="BodyText"/>
+        <w:spacing w:line="360" w:lineRule="auto"/>
+      </w:pPr>
+    </w:p>
+    <w:p>
+      <w:pPr>
+        <w:pStyle w:val="BodyText"/>
+        <w:spacing w:line="360" w:lineRule="auto"/>
         <w:rPr>
           <w:b/>
           <w:bCs/>
@@ -25112,19 +25172,22 @@
     <w:p>
       <w:pPr>
         <w:pStyle w:val="BodyText"/>
-        <w:rPr>
-          <w:lang w:val="en-IN"/>
-        </w:rPr>
-      </w:pPr>
-    </w:p>
-    <w:p>
-      <w:pPr>
-        <w:pStyle w:val="BodyText"/>
+        <w:spacing w:line="360" w:lineRule="auto"/>
+        <w:rPr>
+          <w:lang w:val="en-IN"/>
+        </w:rPr>
+      </w:pPr>
+    </w:p>
+    <w:p>
+      <w:pPr>
+        <w:pStyle w:val="BodyText"/>
+        <w:spacing w:line="360" w:lineRule="auto"/>
       </w:pPr>
       <w:r>
         <w:rPr>
           <w:noProof/>
         </w:rPr>
+        <w:lastRenderedPageBreak/>
         <w:drawing>
           <wp:inline distT="0" distB="0" distL="0" distR="0" wp14:anchorId="78FA933F" wp14:editId="02E88581">
             <wp:extent cx="6123305" cy="3826510"/>
@@ -25143,7 +25206,7 @@
                     </pic:cNvPicPr>
                   </pic:nvPicPr>
                   <pic:blipFill>
-                    <a:blip r:embed="rId26">
+                    <a:blip r:embed="rId25">
                       <a:extLst>
                         <a:ext uri="{28A0092B-C50C-407E-A947-70E740481C1C}">
                           <a14:useLocalDpi xmlns:a14="http://schemas.microsoft.com/office/drawing/2010/main" val="0"/>
@@ -25178,21 +25241,25 @@
     <w:p>
       <w:pPr>
         <w:pStyle w:val="BodyText"/>
-      </w:pPr>
-    </w:p>
-    <w:p>
-      <w:pPr>
-        <w:pStyle w:val="BodyText"/>
-      </w:pPr>
-    </w:p>
-    <w:p>
-      <w:pPr>
-        <w:pStyle w:val="BodyText"/>
-      </w:pPr>
-    </w:p>
-    <w:p>
-      <w:pPr>
-        <w:pStyle w:val="BodyText"/>
+        <w:spacing w:line="360" w:lineRule="auto"/>
+      </w:pPr>
+    </w:p>
+    <w:p>
+      <w:pPr>
+        <w:pStyle w:val="BodyText"/>
+        <w:spacing w:line="360" w:lineRule="auto"/>
+      </w:pPr>
+    </w:p>
+    <w:p>
+      <w:pPr>
+        <w:pStyle w:val="BodyText"/>
+        <w:spacing w:line="360" w:lineRule="auto"/>
+      </w:pPr>
+    </w:p>
+    <w:p>
+      <w:pPr>
+        <w:pStyle w:val="BodyText"/>
+        <w:spacing w:line="360" w:lineRule="auto"/>
         <w:rPr>
           <w:b/>
           <w:bCs/>
@@ -25227,6 +25294,7 @@
     <w:p>
       <w:pPr>
         <w:pStyle w:val="BodyText"/>
+        <w:spacing w:line="360" w:lineRule="auto"/>
         <w:rPr>
           <w:b/>
           <w:bCs/>
@@ -25237,14 +25305,16 @@
     <w:p>
       <w:pPr>
         <w:pStyle w:val="BodyText"/>
-        <w:rPr>
-          <w:lang w:val="en-IN"/>
-        </w:rPr>
-      </w:pPr>
-    </w:p>
-    <w:p>
-      <w:pPr>
-        <w:pStyle w:val="BodyText"/>
+        <w:spacing w:line="360" w:lineRule="auto"/>
+        <w:rPr>
+          <w:lang w:val="en-IN"/>
+        </w:rPr>
+      </w:pPr>
+    </w:p>
+    <w:p>
+      <w:pPr>
+        <w:pStyle w:val="BodyText"/>
+        <w:spacing w:line="360" w:lineRule="auto"/>
       </w:pPr>
       <w:r>
         <w:rPr>
@@ -25268,7 +25338,7 @@
                     </pic:cNvPicPr>
                   </pic:nvPicPr>
                   <pic:blipFill>
-                    <a:blip r:embed="rId27">
+                    <a:blip r:embed="rId26">
                       <a:extLst>
                         <a:ext uri="{28A0092B-C50C-407E-A947-70E740481C1C}">
                           <a14:useLocalDpi xmlns:a14="http://schemas.microsoft.com/office/drawing/2010/main" val="0"/>
@@ -25303,6 +25373,7 @@
     <w:p>
       <w:pPr>
         <w:pStyle w:val="BodyText"/>
+        <w:spacing w:line="360" w:lineRule="auto"/>
       </w:pPr>
       <w:r>
         <w:rPr>
@@ -25310,7 +25381,6 @@
           <w:bCs/>
           <w:lang w:val="en-IN"/>
         </w:rPr>
-        <w:lastRenderedPageBreak/>
         <w:t xml:space="preserve">                                Figure 3.</w:t>
       </w:r>
       <w:r>
@@ -25333,10 +25403,12 @@
     <w:p>
       <w:pPr>
         <w:pStyle w:val="BodyText"/>
-      </w:pPr>
-    </w:p>
-    <w:p>
-      <w:pPr>
+        <w:spacing w:line="360" w:lineRule="auto"/>
+      </w:pPr>
+    </w:p>
+    <w:p>
+      <w:pPr>
+        <w:spacing w:line="360" w:lineRule="auto"/>
         <w:rPr>
           <w:sz w:val="24"/>
           <w:szCs w:val="24"/>
@@ -25382,7 +25454,7 @@
                     </pic:cNvPicPr>
                   </pic:nvPicPr>
                   <pic:blipFill>
-                    <a:blip r:embed="rId28">
+                    <a:blip r:embed="rId27">
                       <a:extLst>
                         <a:ext uri="{28A0092B-C50C-407E-A947-70E740481C1C}">
                           <a14:useLocalDpi xmlns:a14="http://schemas.microsoft.com/office/drawing/2010/main" val="0"/>
@@ -25419,6 +25491,7 @@
         <w:tabs>
           <w:tab w:val="left" w:pos="2279"/>
         </w:tabs>
+        <w:spacing w:line="360" w:lineRule="auto"/>
         <w:rPr>
           <w:sz w:val="24"/>
           <w:szCs w:val="24"/>
@@ -25467,6 +25540,7 @@
         <w:tabs>
           <w:tab w:val="left" w:pos="2279"/>
         </w:tabs>
+        <w:spacing w:line="360" w:lineRule="auto"/>
         <w:rPr>
           <w:sz w:val="24"/>
           <w:szCs w:val="24"/>
@@ -25478,6 +25552,7 @@
         <w:tabs>
           <w:tab w:val="left" w:pos="2279"/>
         </w:tabs>
+        <w:spacing w:line="360" w:lineRule="auto"/>
         <w:rPr>
           <w:sz w:val="24"/>
           <w:szCs w:val="24"/>
@@ -25489,6 +25564,7 @@
         <w:tabs>
           <w:tab w:val="left" w:pos="2279"/>
         </w:tabs>
+        <w:spacing w:line="360" w:lineRule="auto"/>
         <w:rPr>
           <w:sz w:val="24"/>
           <w:szCs w:val="24"/>
@@ -25500,6 +25576,7 @@
         <w:tabs>
           <w:tab w:val="left" w:pos="2279"/>
         </w:tabs>
+        <w:spacing w:line="360" w:lineRule="auto"/>
         <w:rPr>
           <w:sz w:val="24"/>
           <w:szCs w:val="24"/>
@@ -25511,6 +25588,7 @@
         <w:tabs>
           <w:tab w:val="left" w:pos="2279"/>
         </w:tabs>
+        <w:spacing w:line="360" w:lineRule="auto"/>
       </w:pPr>
       <w:r>
         <w:rPr>
@@ -25534,7 +25612,7 @@
                     </pic:cNvPicPr>
                   </pic:nvPicPr>
                   <pic:blipFill>
-                    <a:blip r:embed="rId29" cstate="print">
+                    <a:blip r:embed="rId28" cstate="print">
                       <a:extLst>
                         <a:ext uri="{28A0092B-C50C-407E-A947-70E740481C1C}">
                           <a14:useLocalDpi xmlns:a14="http://schemas.microsoft.com/office/drawing/2010/main" val="0"/>
@@ -25572,6 +25650,7 @@
         <w:tabs>
           <w:tab w:val="left" w:pos="3000"/>
         </w:tabs>
+        <w:spacing w:line="360" w:lineRule="auto"/>
       </w:pPr>
     </w:p>
     <w:p>
@@ -25580,7 +25659,25 @@
         <w:tabs>
           <w:tab w:val="left" w:pos="3000"/>
         </w:tabs>
-      </w:pPr>
+        <w:spacing w:line="360" w:lineRule="auto"/>
+        <w:rPr>
+          <w:b/>
+          <w:bCs/>
+        </w:rPr>
+      </w:pPr>
+      <w:r>
+        <w:t xml:space="preserve">  </w:t>
+      </w:r>
+      <w:r>
+        <w:t xml:space="preserve">                                      </w:t>
+      </w:r>
+      <w:r>
+        <w:rPr>
+          <w:b/>
+          <w:bCs/>
+        </w:rPr>
+        <w:t xml:space="preserve"> Figure 3.4.5   User Interface of EMS</w:t>
+      </w:r>
     </w:p>
     <w:p>
       <w:pPr>
@@ -25588,6 +25685,16 @@
         <w:tabs>
           <w:tab w:val="left" w:pos="3000"/>
         </w:tabs>
+        <w:spacing w:line="360" w:lineRule="auto"/>
+      </w:pPr>
+    </w:p>
+    <w:p>
+      <w:pPr>
+        <w:pStyle w:val="BodyText"/>
+        <w:tabs>
+          <w:tab w:val="left" w:pos="3000"/>
+        </w:tabs>
+        <w:spacing w:line="360" w:lineRule="auto"/>
         <w:rPr>
           <w:b/>
           <w:bCs/>
@@ -25601,7 +25708,7 @@
           <w:b/>
           <w:bCs/>
         </w:rPr>
-        <w:t xml:space="preserve">                      Figure 3.4.5   User Interface of EMS</w:t>
+        <w:t xml:space="preserve">                      </w:t>
       </w:r>
     </w:p>
     <w:p>
@@ -25610,173 +25717,122 @@
         <w:tabs>
           <w:tab w:val="left" w:pos="3000"/>
         </w:tabs>
-      </w:pPr>
-    </w:p>
-    <w:p>
-      <w:pPr>
-        <w:pStyle w:val="BodyText"/>
-      </w:pPr>
-    </w:p>
-    <w:p>
-      <w:pPr>
-        <w:pStyle w:val="BodyText"/>
-      </w:pPr>
-    </w:p>
-    <w:p>
-      <w:pPr>
-        <w:pStyle w:val="BodyText"/>
-      </w:pPr>
-    </w:p>
-    <w:p>
-      <w:pPr>
-        <w:pStyle w:val="BodyText"/>
-      </w:pPr>
-    </w:p>
-    <w:p>
-      <w:pPr>
-        <w:pStyle w:val="BodyText"/>
-      </w:pPr>
-    </w:p>
-    <w:p>
-      <w:pPr>
-        <w:pStyle w:val="BodyText"/>
-      </w:pPr>
-    </w:p>
-    <w:p>
-      <w:pPr>
-        <w:pStyle w:val="BodyText"/>
-      </w:pPr>
-    </w:p>
-    <w:p>
-      <w:pPr>
-        <w:pStyle w:val="BodyText"/>
-      </w:pPr>
-    </w:p>
-    <w:p>
-      <w:pPr>
-        <w:pStyle w:val="BodyText"/>
-      </w:pPr>
-    </w:p>
-    <w:p>
-      <w:pPr>
-        <w:pStyle w:val="BodyText"/>
-      </w:pPr>
-    </w:p>
-    <w:p>
-      <w:pPr>
-        <w:pStyle w:val="BodyText"/>
-      </w:pPr>
-    </w:p>
-    <w:p>
-      <w:pPr>
-        <w:pStyle w:val="BodyText"/>
-      </w:pPr>
-    </w:p>
-    <w:p>
-      <w:pPr>
-        <w:pStyle w:val="BodyText"/>
-      </w:pPr>
-    </w:p>
-    <w:p>
-      <w:pPr>
-        <w:pStyle w:val="BodyText"/>
-        <w:rPr>
-          <w:b/>
-          <w:bCs/>
-          <w:u w:val="single"/>
-          <w:lang w:val="en-IN"/>
-        </w:rPr>
+        <w:spacing w:line="360" w:lineRule="auto"/>
+      </w:pPr>
+    </w:p>
+    <w:p>
+      <w:pPr>
+        <w:pStyle w:val="BodyText"/>
+        <w:spacing w:line="360" w:lineRule="auto"/>
+      </w:pPr>
+    </w:p>
+    <w:p>
+      <w:pPr>
+        <w:pStyle w:val="BodyText"/>
+        <w:spacing w:line="360" w:lineRule="auto"/>
+      </w:pPr>
+    </w:p>
+    <w:p>
+      <w:pPr>
+        <w:pStyle w:val="BodyText"/>
+        <w:spacing w:line="360" w:lineRule="auto"/>
+      </w:pPr>
+    </w:p>
+    <w:p>
+      <w:pPr>
+        <w:pStyle w:val="BodyText"/>
+        <w:spacing w:line="360" w:lineRule="auto"/>
+      </w:pPr>
+    </w:p>
+    <w:p>
+      <w:pPr>
+        <w:pStyle w:val="BodyText"/>
+        <w:spacing w:line="360" w:lineRule="auto"/>
+      </w:pPr>
+    </w:p>
+    <w:p>
+      <w:pPr>
+        <w:pStyle w:val="BodyText"/>
+        <w:spacing w:line="360" w:lineRule="auto"/>
+      </w:pPr>
+    </w:p>
+    <w:p>
+      <w:pPr>
+        <w:pStyle w:val="BodyText"/>
+        <w:spacing w:line="360" w:lineRule="auto"/>
+      </w:pPr>
+    </w:p>
+    <w:p>
+      <w:pPr>
+        <w:pStyle w:val="BodyText"/>
+        <w:spacing w:line="360" w:lineRule="auto"/>
+      </w:pPr>
+    </w:p>
+    <w:p>
+      <w:pPr>
+        <w:pStyle w:val="BodyText"/>
+        <w:spacing w:line="360" w:lineRule="auto"/>
+      </w:pPr>
+    </w:p>
+    <w:p>
+      <w:pPr>
+        <w:pStyle w:val="BodyText"/>
+        <w:spacing w:line="360" w:lineRule="auto"/>
       </w:pPr>
     </w:p>
     <w:p>
       <w:pPr>
         <w:pStyle w:val="Heading1"/>
+        <w:spacing w:line="360" w:lineRule="auto"/>
         <w:ind w:left="0"/>
       </w:pPr>
+      <w:r>
+        <w:rPr>
+          <w:spacing w:val="-2"/>
+        </w:rPr>
+        <w:t xml:space="preserve">          </w:t>
+      </w:r>
+      <w:r>
+        <w:rPr>
+          <w:spacing w:val="-2"/>
+        </w:rPr>
+        <w:t>CHAPTER</w:t>
+      </w:r>
+      <w:r>
+        <w:rPr>
+          <w:spacing w:val="-2"/>
+        </w:rPr>
+        <w:t xml:space="preserve">4 </w:t>
+      </w:r>
+      <w:r>
+        <w:t>A</w:t>
+      </w:r>
+      <w:r>
+        <w:t>CTI</w:t>
+      </w:r>
+      <w:r>
+        <w:t>V</w:t>
+      </w:r>
+      <w:r>
+        <w:t>ITY</w:t>
+      </w:r>
+      <w:r>
+        <w:rPr>
+          <w:spacing w:val="-1"/>
+        </w:rPr>
+        <w:t xml:space="preserve"> </w:t>
+      </w:r>
+      <w:r>
+        <w:rPr>
+          <w:spacing w:val="-5"/>
+        </w:rPr>
+        <w:t>LOG</w:t>
+      </w:r>
     </w:p>
     <w:p>
       <w:pPr>
         <w:pStyle w:val="Heading1"/>
-        <w:ind w:left="0"/>
-      </w:pPr>
-    </w:p>
-    <w:p>
-      <w:pPr>
-        <w:pStyle w:val="Heading1"/>
-        <w:ind w:left="0"/>
-      </w:pPr>
-      <w:r>
-        <w:t xml:space="preserve">            </w:t>
-      </w:r>
-      <w:r>
-        <w:t xml:space="preserve">  </w:t>
-      </w:r>
-    </w:p>
-    <w:p>
-      <w:pPr>
-        <w:pStyle w:val="Heading1"/>
-        <w:ind w:left="0"/>
-      </w:pPr>
-    </w:p>
-    <w:p>
-      <w:pPr>
-        <w:pStyle w:val="Heading1"/>
-        <w:spacing w:line="276" w:lineRule="auto"/>
-        <w:ind w:right="993"/>
-        <w:rPr>
-          <w:spacing w:val="-2"/>
-        </w:rPr>
-      </w:pPr>
-      <w:r>
-        <w:rPr>
-          <w:spacing w:val="-2"/>
-        </w:rPr>
-        <w:t xml:space="preserve">                CHAPTER -4</w:t>
-      </w:r>
-    </w:p>
-    <w:p>
-      <w:pPr>
-        <w:pStyle w:val="Heading1"/>
-        <w:spacing w:line="276" w:lineRule="auto"/>
-        <w:ind w:right="993"/>
-        <w:rPr>
-          <w:spacing w:val="-2"/>
-        </w:rPr>
-      </w:pPr>
-      <w:r>
-        <w:rPr>
-          <w:spacing w:val="-2"/>
-        </w:rPr>
-        <w:t xml:space="preserve">             </w:t>
-      </w:r>
-      <w:r>
-        <w:t>A</w:t>
-      </w:r>
-      <w:r>
-        <w:t>CTI</w:t>
-      </w:r>
-      <w:r>
-        <w:t>V</w:t>
-      </w:r>
-      <w:r>
-        <w:t>ITY</w:t>
-      </w:r>
-      <w:r>
-        <w:rPr>
-          <w:spacing w:val="-1"/>
-        </w:rPr>
-        <w:t xml:space="preserve"> </w:t>
-      </w:r>
-      <w:r>
-        <w:rPr>
-          <w:spacing w:val="-5"/>
-        </w:rPr>
-        <w:t>LOG</w:t>
-      </w:r>
-    </w:p>
-    <w:p>
-      <w:pPr>
-        <w:pStyle w:val="Heading1"/>
+        <w:spacing w:line="360" w:lineRule="auto"/>
         <w:sectPr>
           <w:pgSz w:w="11910" w:h="16850"/>
           <w:pgMar w:top="1800" w:right="850" w:bottom="480" w:left="1417" w:header="0" w:footer="290" w:gutter="0"/>
@@ -25795,7 +25851,7 @@
         <w:tabs>
           <w:tab w:val="left" w:pos="2394"/>
         </w:tabs>
-        <w:spacing w:before="69"/>
+        <w:spacing w:before="69" w:line="360" w:lineRule="auto"/>
         <w:rPr>
           <w:b/>
           <w:sz w:val="28"/>
@@ -25873,6 +25929,7 @@
     <w:p>
       <w:pPr>
         <w:pStyle w:val="BodyText"/>
+        <w:spacing w:line="360" w:lineRule="auto"/>
         <w:rPr>
           <w:b/>
           <w:sz w:val="20"/>
@@ -25882,7 +25939,7 @@
     <w:p>
       <w:pPr>
         <w:pStyle w:val="BodyText"/>
-        <w:spacing w:before="19"/>
+        <w:spacing w:before="19" w:line="360" w:lineRule="auto"/>
         <w:rPr>
           <w:b/>
           <w:sz w:val="20"/>
@@ -25925,7 +25982,7 @@
           <w:p>
             <w:pPr>
               <w:pStyle w:val="TableParagraph"/>
-              <w:spacing w:before="115"/>
+              <w:spacing w:before="115" w:line="360" w:lineRule="auto"/>
               <w:rPr>
                 <w:b/>
                 <w:sz w:val="24"/>
@@ -25935,6 +25992,7 @@
           <w:p>
             <w:pPr>
               <w:pStyle w:val="TableParagraph"/>
+              <w:spacing w:line="360" w:lineRule="auto"/>
               <w:ind w:left="435"/>
               <w:rPr>
                 <w:b/>
@@ -25958,7 +26016,7 @@
           <w:p>
             <w:pPr>
               <w:pStyle w:val="TableParagraph"/>
-              <w:spacing w:before="115"/>
+              <w:spacing w:before="115" w:line="360" w:lineRule="auto"/>
               <w:rPr>
                 <w:b/>
                 <w:sz w:val="24"/>
@@ -25968,6 +26026,7 @@
           <w:p>
             <w:pPr>
               <w:pStyle w:val="TableParagraph"/>
+              <w:spacing w:line="360" w:lineRule="auto"/>
               <w:ind w:left="115"/>
               <w:rPr>
                 <w:b/>
@@ -26055,7 +26114,7 @@
           <w:p>
             <w:pPr>
               <w:pStyle w:val="TableParagraph"/>
-              <w:spacing w:before="120"/>
+              <w:spacing w:before="120" w:line="360" w:lineRule="auto"/>
               <w:rPr>
                 <w:b/>
                 <w:sz w:val="24"/>
@@ -26065,6 +26124,7 @@
           <w:p>
             <w:pPr>
               <w:pStyle w:val="TableParagraph"/>
+              <w:spacing w:line="360" w:lineRule="auto"/>
               <w:ind w:left="365"/>
               <w:rPr>
                 <w:b/>
@@ -26103,7 +26163,7 @@
           <w:p>
             <w:pPr>
               <w:pStyle w:val="TableParagraph"/>
-              <w:spacing w:before="171" w:line="213" w:lineRule="auto"/>
+              <w:spacing w:before="171" w:line="360" w:lineRule="auto"/>
               <w:ind w:left="250" w:right="238"/>
               <w:jc w:val="center"/>
               <w:rPr>
@@ -26157,6 +26217,7 @@
           <w:p>
             <w:pPr>
               <w:pStyle w:val="TableParagraph"/>
+              <w:spacing w:line="360" w:lineRule="auto"/>
               <w:rPr>
                 <w:b/>
                 <w:sz w:val="24"/>
@@ -26166,7 +26227,7 @@
           <w:p>
             <w:pPr>
               <w:pStyle w:val="TableParagraph"/>
-              <w:spacing w:before="144"/>
+              <w:spacing w:before="144" w:line="360" w:lineRule="auto"/>
               <w:rPr>
                 <w:b/>
                 <w:sz w:val="24"/>
@@ -26176,6 +26237,7 @@
           <w:p>
             <w:pPr>
               <w:pStyle w:val="TableParagraph"/>
+              <w:spacing w:line="360" w:lineRule="auto"/>
               <w:ind w:left="70"/>
               <w:rPr>
                 <w:sz w:val="24"/>
@@ -26197,7 +26259,7 @@
           <w:p>
             <w:pPr>
               <w:pStyle w:val="TableParagraph"/>
-              <w:spacing w:before="144"/>
+              <w:spacing w:before="144" w:line="360" w:lineRule="auto"/>
               <w:rPr>
                 <w:b/>
                 <w:sz w:val="24"/>
@@ -26207,7 +26269,7 @@
           <w:p>
             <w:pPr>
               <w:pStyle w:val="TableParagraph"/>
-              <w:spacing w:before="1"/>
+              <w:spacing w:before="1" w:line="360" w:lineRule="auto"/>
               <w:ind w:left="5" w:right="414"/>
               <w:jc w:val="both"/>
               <w:rPr>
@@ -26229,7 +26291,7 @@
           <w:p>
             <w:pPr>
               <w:pStyle w:val="TableParagraph"/>
-              <w:spacing w:before="4"/>
+              <w:spacing w:before="4" w:line="360" w:lineRule="auto"/>
               <w:rPr>
                 <w:b/>
                 <w:sz w:val="24"/>
@@ -26239,7 +26301,7 @@
           <w:p>
             <w:pPr>
               <w:pStyle w:val="TableParagraph"/>
-              <w:spacing w:before="4"/>
+              <w:spacing w:before="4" w:line="360" w:lineRule="auto"/>
               <w:ind w:left="5" w:right="674"/>
               <w:rPr>
                 <w:sz w:val="24"/>
@@ -26262,6 +26324,7 @@
           <w:p>
             <w:pPr>
               <w:pStyle w:val="TableParagraph"/>
+              <w:spacing w:line="360" w:lineRule="auto"/>
             </w:pPr>
           </w:p>
         </w:tc>
@@ -26277,6 +26340,7 @@
           <w:p>
             <w:pPr>
               <w:pStyle w:val="TableParagraph"/>
+              <w:spacing w:line="360" w:lineRule="auto"/>
               <w:rPr>
                 <w:b/>
                 <w:sz w:val="24"/>
@@ -26286,7 +26350,7 @@
           <w:p>
             <w:pPr>
               <w:pStyle w:val="TableParagraph"/>
-              <w:spacing w:before="144"/>
+              <w:spacing w:before="144" w:line="360" w:lineRule="auto"/>
               <w:rPr>
                 <w:b/>
                 <w:sz w:val="24"/>
@@ -26296,6 +26360,7 @@
           <w:p>
             <w:pPr>
               <w:pStyle w:val="TableParagraph"/>
+              <w:spacing w:line="360" w:lineRule="auto"/>
               <w:ind w:left="70"/>
               <w:rPr>
                 <w:sz w:val="24"/>
@@ -26324,6 +26389,7 @@
           <w:p>
             <w:pPr>
               <w:pStyle w:val="TableParagraph"/>
+              <w:spacing w:line="360" w:lineRule="auto"/>
               <w:ind w:left="5"/>
               <w:rPr>
                 <w:sz w:val="24"/>
@@ -26333,6 +26399,7 @@
           <w:p>
             <w:pPr>
               <w:pStyle w:val="TableParagraph"/>
+              <w:spacing w:line="360" w:lineRule="auto"/>
               <w:ind w:left="5"/>
               <w:rPr>
                 <w:sz w:val="24"/>
@@ -26353,7 +26420,7 @@
           <w:p>
             <w:pPr>
               <w:pStyle w:val="TableParagraph"/>
-              <w:spacing w:before="146"/>
+              <w:spacing w:before="146" w:line="360" w:lineRule="auto"/>
               <w:ind w:left="5" w:right="108"/>
               <w:jc w:val="both"/>
               <w:rPr>
@@ -26389,6 +26456,7 @@
           <w:p>
             <w:pPr>
               <w:pStyle w:val="TableParagraph"/>
+              <w:spacing w:line="360" w:lineRule="auto"/>
             </w:pPr>
           </w:p>
         </w:tc>
@@ -26404,6 +26472,7 @@
           <w:p>
             <w:pPr>
               <w:pStyle w:val="TableParagraph"/>
+              <w:spacing w:line="360" w:lineRule="auto"/>
               <w:rPr>
                 <w:b/>
                 <w:sz w:val="24"/>
@@ -26413,7 +26482,7 @@
           <w:p>
             <w:pPr>
               <w:pStyle w:val="TableParagraph"/>
-              <w:spacing w:before="144"/>
+              <w:spacing w:before="144" w:line="360" w:lineRule="auto"/>
               <w:rPr>
                 <w:b/>
                 <w:sz w:val="24"/>
@@ -26423,6 +26492,7 @@
           <w:p>
             <w:pPr>
               <w:pStyle w:val="TableParagraph"/>
+              <w:spacing w:line="360" w:lineRule="auto"/>
               <w:ind w:left="70"/>
               <w:rPr>
                 <w:sz w:val="24"/>
@@ -26451,6 +26521,7 @@
           <w:p>
             <w:pPr>
               <w:pStyle w:val="TableParagraph"/>
+              <w:spacing w:line="360" w:lineRule="auto"/>
               <w:rPr>
                 <w:b/>
               </w:rPr>
@@ -26459,7 +26530,7 @@
           <w:p>
             <w:pPr>
               <w:pStyle w:val="TableParagraph"/>
-              <w:spacing w:before="69"/>
+              <w:spacing w:before="69" w:line="360" w:lineRule="auto"/>
               <w:rPr>
                 <w:b/>
               </w:rPr>
@@ -26468,7 +26539,7 @@
           <w:p>
             <w:pPr>
               <w:pStyle w:val="TableParagraph"/>
-              <w:spacing w:line="242" w:lineRule="auto"/>
+              <w:spacing w:line="360" w:lineRule="auto"/>
               <w:ind w:left="5"/>
               <w:rPr>
                 <w:sz w:val="24"/>
@@ -26491,7 +26562,7 @@
           <w:p>
             <w:pPr>
               <w:pStyle w:val="TableParagraph"/>
-              <w:spacing w:before="144"/>
+              <w:spacing w:before="144" w:line="360" w:lineRule="auto"/>
               <w:rPr>
                 <w:bCs/>
                 <w:sz w:val="24"/>
@@ -26508,7 +26579,7 @@
           <w:p>
             <w:pPr>
               <w:pStyle w:val="TableParagraph"/>
-              <w:spacing w:before="1"/>
+              <w:spacing w:before="1" w:line="360" w:lineRule="auto"/>
               <w:ind w:left="5"/>
               <w:rPr>
                 <w:sz w:val="24"/>
@@ -26523,6 +26594,7 @@
           <w:p>
             <w:pPr>
               <w:pStyle w:val="TableParagraph"/>
+              <w:spacing w:line="360" w:lineRule="auto"/>
             </w:pPr>
           </w:p>
         </w:tc>
@@ -26538,6 +26610,7 @@
           <w:p>
             <w:pPr>
               <w:pStyle w:val="TableParagraph"/>
+              <w:spacing w:line="360" w:lineRule="auto"/>
               <w:rPr>
                 <w:b/>
                 <w:sz w:val="24"/>
@@ -26547,7 +26620,7 @@
           <w:p>
             <w:pPr>
               <w:pStyle w:val="TableParagraph"/>
-              <w:spacing w:before="149"/>
+              <w:spacing w:before="149" w:line="360" w:lineRule="auto"/>
               <w:rPr>
                 <w:b/>
                 <w:sz w:val="24"/>
@@ -26557,6 +26630,7 @@
           <w:p>
             <w:pPr>
               <w:pStyle w:val="TableParagraph"/>
+              <w:spacing w:line="360" w:lineRule="auto"/>
               <w:ind w:left="70"/>
               <w:rPr>
                 <w:sz w:val="24"/>
@@ -26585,7 +26659,7 @@
           <w:p>
             <w:pPr>
               <w:pStyle w:val="TableParagraph"/>
-              <w:spacing w:before="149"/>
+              <w:spacing w:before="149" w:line="360" w:lineRule="auto"/>
               <w:rPr>
                 <w:b/>
                 <w:sz w:val="24"/>
@@ -26595,7 +26669,7 @@
           <w:p>
             <w:pPr>
               <w:pStyle w:val="TableParagraph"/>
-              <w:spacing w:before="149"/>
+              <w:spacing w:before="149" w:line="360" w:lineRule="auto"/>
               <w:rPr>
                 <w:bCs/>
                 <w:sz w:val="24"/>
@@ -26612,6 +26686,7 @@
           <w:p>
             <w:pPr>
               <w:pStyle w:val="TableParagraph"/>
+              <w:spacing w:line="360" w:lineRule="auto"/>
               <w:ind w:left="5"/>
             </w:pPr>
           </w:p>
@@ -26623,7 +26698,7 @@
           <w:p>
             <w:pPr>
               <w:pStyle w:val="TableParagraph"/>
-              <w:spacing w:before="9"/>
+              <w:spacing w:before="9" w:line="360" w:lineRule="auto"/>
               <w:rPr>
                 <w:b/>
                 <w:sz w:val="24"/>
@@ -26633,7 +26708,7 @@
           <w:p>
             <w:pPr>
               <w:pStyle w:val="TableParagraph"/>
-              <w:spacing w:before="1"/>
+              <w:spacing w:before="1" w:line="360" w:lineRule="auto"/>
               <w:ind w:left="5"/>
               <w:rPr>
                 <w:sz w:val="24"/>
@@ -26654,6 +26729,7 @@
           <w:p>
             <w:pPr>
               <w:pStyle w:val="TableParagraph"/>
+              <w:spacing w:line="360" w:lineRule="auto"/>
             </w:pPr>
           </w:p>
         </w:tc>
@@ -26669,6 +26745,7 @@
           <w:p>
             <w:pPr>
               <w:pStyle w:val="TableParagraph"/>
+              <w:spacing w:line="360" w:lineRule="auto"/>
               <w:rPr>
                 <w:b/>
                 <w:sz w:val="24"/>
@@ -26678,7 +26755,7 @@
           <w:p>
             <w:pPr>
               <w:pStyle w:val="TableParagraph"/>
-              <w:spacing w:before="144"/>
+              <w:spacing w:before="144" w:line="360" w:lineRule="auto"/>
               <w:rPr>
                 <w:b/>
                 <w:sz w:val="24"/>
@@ -26688,6 +26765,7 @@
           <w:p>
             <w:pPr>
               <w:pStyle w:val="TableParagraph"/>
+              <w:spacing w:line="360" w:lineRule="auto"/>
               <w:ind w:left="70"/>
               <w:rPr>
                 <w:sz w:val="24"/>
@@ -26716,7 +26794,7 @@
           <w:p>
             <w:pPr>
               <w:pStyle w:val="TableParagraph"/>
-              <w:spacing w:before="144"/>
+              <w:spacing w:before="144" w:line="360" w:lineRule="auto"/>
               <w:rPr>
                 <w:b/>
                 <w:sz w:val="24"/>
@@ -26726,7 +26804,7 @@
           <w:p>
             <w:pPr>
               <w:pStyle w:val="TableParagraph"/>
-              <w:spacing w:before="144"/>
+              <w:spacing w:before="144" w:line="360" w:lineRule="auto"/>
               <w:rPr>
                 <w:bCs/>
                 <w:sz w:val="24"/>
@@ -26743,6 +26821,7 @@
           <w:p>
             <w:pPr>
               <w:pStyle w:val="TableParagraph"/>
+              <w:spacing w:line="360" w:lineRule="auto"/>
               <w:ind w:left="5"/>
               <w:rPr>
                 <w:sz w:val="24"/>
@@ -26757,7 +26836,7 @@
           <w:p>
             <w:pPr>
               <w:pStyle w:val="TableParagraph"/>
-              <w:spacing w:before="144"/>
+              <w:spacing w:before="144" w:line="360" w:lineRule="auto"/>
               <w:rPr>
                 <w:b/>
                 <w:sz w:val="24"/>
@@ -26767,7 +26846,7 @@
           <w:p>
             <w:pPr>
               <w:pStyle w:val="TableParagraph"/>
-              <w:spacing w:before="1"/>
+              <w:spacing w:before="1" w:line="360" w:lineRule="auto"/>
               <w:ind w:left="5"/>
               <w:rPr>
                 <w:sz w:val="24"/>
@@ -26799,6 +26878,7 @@
           <w:p>
             <w:pPr>
               <w:pStyle w:val="TableParagraph"/>
+              <w:spacing w:line="360" w:lineRule="auto"/>
             </w:pPr>
           </w:p>
         </w:tc>
@@ -26814,6 +26894,7 @@
           <w:p>
             <w:pPr>
               <w:pStyle w:val="TableParagraph"/>
+              <w:spacing w:line="360" w:lineRule="auto"/>
               <w:rPr>
                 <w:b/>
                 <w:sz w:val="24"/>
@@ -26823,7 +26904,7 @@
           <w:p>
             <w:pPr>
               <w:pStyle w:val="TableParagraph"/>
-              <w:spacing w:before="144"/>
+              <w:spacing w:before="144" w:line="360" w:lineRule="auto"/>
               <w:rPr>
                 <w:b/>
                 <w:sz w:val="24"/>
@@ -26833,6 +26914,7 @@
           <w:p>
             <w:pPr>
               <w:pStyle w:val="TableParagraph"/>
+              <w:spacing w:line="360" w:lineRule="auto"/>
               <w:ind w:left="70"/>
               <w:rPr>
                 <w:sz w:val="24"/>
@@ -26861,7 +26943,7 @@
           <w:p>
             <w:pPr>
               <w:pStyle w:val="TableParagraph"/>
-              <w:spacing w:before="4"/>
+              <w:spacing w:before="4" w:line="360" w:lineRule="auto"/>
               <w:rPr>
                 <w:b/>
                 <w:sz w:val="24"/>
@@ -26871,7 +26953,7 @@
           <w:p>
             <w:pPr>
               <w:pStyle w:val="TableParagraph"/>
-              <w:spacing w:before="4"/>
+              <w:spacing w:before="4" w:line="360" w:lineRule="auto"/>
               <w:rPr>
                 <w:b/>
                 <w:sz w:val="24"/>
@@ -26881,7 +26963,7 @@
           <w:p>
             <w:pPr>
               <w:pStyle w:val="TableParagraph"/>
-              <w:spacing w:before="4"/>
+              <w:spacing w:before="4" w:line="360" w:lineRule="auto"/>
               <w:rPr>
                 <w:bCs/>
                 <w:sz w:val="24"/>
@@ -26907,7 +26989,7 @@
           <w:p>
             <w:pPr>
               <w:pStyle w:val="TableParagraph"/>
-              <w:spacing w:line="242" w:lineRule="auto"/>
+              <w:spacing w:line="360" w:lineRule="auto"/>
               <w:ind w:left="5" w:right="53"/>
               <w:rPr>
                 <w:sz w:val="24"/>
@@ -26922,7 +27004,7 @@
           <w:p>
             <w:pPr>
               <w:pStyle w:val="TableParagraph"/>
-              <w:spacing w:before="4"/>
+              <w:spacing w:before="4" w:line="360" w:lineRule="auto"/>
               <w:rPr>
                 <w:b/>
                 <w:sz w:val="24"/>
@@ -26932,7 +27014,7 @@
           <w:p>
             <w:pPr>
               <w:pStyle w:val="TableParagraph"/>
-              <w:spacing w:before="1"/>
+              <w:spacing w:before="1" w:line="360" w:lineRule="auto"/>
               <w:ind w:left="5"/>
               <w:rPr>
                 <w:sz w:val="24"/>
@@ -26953,6 +27035,7 @@
           <w:p>
             <w:pPr>
               <w:pStyle w:val="TableParagraph"/>
+              <w:spacing w:line="360" w:lineRule="auto"/>
             </w:pPr>
           </w:p>
         </w:tc>
@@ -26968,6 +27051,7 @@
           <w:p>
             <w:pPr>
               <w:pStyle w:val="TableParagraph"/>
+              <w:spacing w:line="360" w:lineRule="auto"/>
               <w:rPr>
                 <w:b/>
                 <w:sz w:val="24"/>
@@ -26977,7 +27061,7 @@
           <w:p>
             <w:pPr>
               <w:pStyle w:val="TableParagraph"/>
-              <w:spacing w:before="144"/>
+              <w:spacing w:before="144" w:line="360" w:lineRule="auto"/>
               <w:rPr>
                 <w:b/>
                 <w:sz w:val="24"/>
@@ -26987,6 +27071,7 @@
           <w:p>
             <w:pPr>
               <w:pStyle w:val="TableParagraph"/>
+              <w:spacing w:line="360" w:lineRule="auto"/>
               <w:ind w:left="70"/>
               <w:rPr>
                 <w:sz w:val="24"/>
@@ -27015,7 +27100,7 @@
           <w:p>
             <w:pPr>
               <w:pStyle w:val="TableParagraph"/>
-              <w:spacing w:before="144"/>
+              <w:spacing w:before="144" w:line="360" w:lineRule="auto"/>
               <w:rPr>
                 <w:b/>
                 <w:sz w:val="24"/>
@@ -27025,7 +27110,7 @@
           <w:p>
             <w:pPr>
               <w:pStyle w:val="TableParagraph"/>
-              <w:spacing w:before="1"/>
+              <w:spacing w:before="1" w:line="360" w:lineRule="auto"/>
               <w:ind w:left="5"/>
               <w:rPr>
                 <w:sz w:val="24"/>
@@ -27060,7 +27145,7 @@
           <w:p>
             <w:pPr>
               <w:pStyle w:val="TableParagraph"/>
-              <w:spacing w:before="144"/>
+              <w:spacing w:before="144" w:line="360" w:lineRule="auto"/>
               <w:rPr>
                 <w:b/>
                 <w:sz w:val="24"/>
@@ -27070,7 +27155,7 @@
           <w:p>
             <w:pPr>
               <w:pStyle w:val="TableParagraph"/>
-              <w:spacing w:before="1"/>
+              <w:spacing w:before="1" w:line="360" w:lineRule="auto"/>
               <w:ind w:left="5" w:right="88"/>
               <w:rPr>
                 <w:sz w:val="24"/>
@@ -27127,6 +27212,7 @@
           <w:p>
             <w:pPr>
               <w:pStyle w:val="TableParagraph"/>
+              <w:spacing w:line="360" w:lineRule="auto"/>
             </w:pPr>
           </w:p>
         </w:tc>
@@ -27135,6 +27221,7 @@
     <w:p>
       <w:pPr>
         <w:pStyle w:val="TableParagraph"/>
+        <w:spacing w:line="360" w:lineRule="auto"/>
         <w:sectPr>
           <w:pgSz w:w="11910" w:h="16850"/>
           <w:pgMar w:top="1360" w:right="850" w:bottom="480" w:left="1417" w:header="0" w:footer="290" w:gutter="0"/>
@@ -27184,6 +27271,7 @@
           <w:p>
             <w:pPr>
               <w:pStyle w:val="TableParagraph"/>
+              <w:spacing w:line="360" w:lineRule="auto"/>
               <w:rPr>
                 <w:b/>
                 <w:sz w:val="24"/>
@@ -27193,7 +27281,7 @@
           <w:p>
             <w:pPr>
               <w:pStyle w:val="TableParagraph"/>
-              <w:spacing w:before="143"/>
+              <w:spacing w:before="143" w:line="360" w:lineRule="auto"/>
               <w:rPr>
                 <w:b/>
                 <w:sz w:val="24"/>
@@ -27203,7 +27291,7 @@
           <w:p>
             <w:pPr>
               <w:pStyle w:val="TableParagraph"/>
-              <w:spacing w:before="1"/>
+              <w:spacing w:before="1" w:line="360" w:lineRule="auto"/>
               <w:ind w:left="70"/>
               <w:rPr>
                 <w:sz w:val="24"/>
@@ -27232,6 +27320,7 @@
           <w:p>
             <w:pPr>
               <w:pStyle w:val="TableParagraph"/>
+              <w:spacing w:line="360" w:lineRule="auto"/>
               <w:rPr>
                 <w:b/>
                 <w:sz w:val="24"/>
@@ -27241,7 +27330,7 @@
           <w:p>
             <w:pPr>
               <w:pStyle w:val="TableParagraph"/>
-              <w:spacing w:before="1"/>
+              <w:spacing w:before="1" w:line="360" w:lineRule="auto"/>
               <w:ind w:left="5"/>
               <w:rPr>
                 <w:sz w:val="24"/>
@@ -27276,7 +27365,7 @@
           <w:p>
             <w:pPr>
               <w:pStyle w:val="TableParagraph"/>
-              <w:spacing w:before="1"/>
+              <w:spacing w:before="1" w:line="360" w:lineRule="auto"/>
               <w:ind w:left="5"/>
               <w:rPr>
                 <w:sz w:val="24"/>
@@ -27286,7 +27375,7 @@
           <w:p>
             <w:pPr>
               <w:pStyle w:val="TableParagraph"/>
-              <w:spacing w:before="1"/>
+              <w:spacing w:before="1" w:line="360" w:lineRule="auto"/>
               <w:ind w:left="5"/>
               <w:rPr>
                 <w:sz w:val="24"/>
@@ -27321,6 +27410,7 @@
           <w:p>
             <w:pPr>
               <w:pStyle w:val="TableParagraph"/>
+              <w:spacing w:line="360" w:lineRule="auto"/>
             </w:pPr>
           </w:p>
         </w:tc>
@@ -27336,6 +27426,7 @@
           <w:p>
             <w:pPr>
               <w:pStyle w:val="TableParagraph"/>
+              <w:spacing w:line="360" w:lineRule="auto"/>
               <w:rPr>
                 <w:b/>
                 <w:sz w:val="24"/>
@@ -27345,7 +27436,7 @@
           <w:p>
             <w:pPr>
               <w:pStyle w:val="TableParagraph"/>
-              <w:spacing w:before="143"/>
+              <w:spacing w:before="143" w:line="360" w:lineRule="auto"/>
               <w:rPr>
                 <w:b/>
                 <w:sz w:val="24"/>
@@ -27355,7 +27446,7 @@
           <w:p>
             <w:pPr>
               <w:pStyle w:val="TableParagraph"/>
-              <w:spacing w:before="1"/>
+              <w:spacing w:before="1" w:line="360" w:lineRule="auto"/>
               <w:ind w:left="70"/>
               <w:rPr>
                 <w:sz w:val="24"/>
@@ -27384,6 +27475,7 @@
           <w:p>
             <w:pPr>
               <w:pStyle w:val="TableParagraph"/>
+              <w:spacing w:line="360" w:lineRule="auto"/>
               <w:rPr>
                 <w:b/>
                 <w:sz w:val="24"/>
@@ -27393,7 +27485,7 @@
           <w:p>
             <w:pPr>
               <w:pStyle w:val="TableParagraph"/>
-              <w:spacing w:before="143"/>
+              <w:spacing w:before="143" w:line="360" w:lineRule="auto"/>
               <w:rPr>
                 <w:bCs/>
                 <w:sz w:val="24"/>
@@ -27435,7 +27527,7 @@
           <w:p>
             <w:pPr>
               <w:pStyle w:val="TableParagraph"/>
-              <w:spacing w:before="1"/>
+              <w:spacing w:before="1" w:line="360" w:lineRule="auto"/>
               <w:ind w:left="5"/>
             </w:pPr>
           </w:p>
@@ -27447,7 +27539,7 @@
           <w:p>
             <w:pPr>
               <w:pStyle w:val="TableParagraph"/>
-              <w:spacing w:before="144"/>
+              <w:spacing w:before="144" w:line="360" w:lineRule="auto"/>
               <w:rPr>
                 <w:b/>
                 <w:sz w:val="24"/>
@@ -27457,7 +27549,7 @@
           <w:p>
             <w:pPr>
               <w:pStyle w:val="TableParagraph"/>
-              <w:spacing w:before="1" w:line="242" w:lineRule="auto"/>
+              <w:spacing w:before="1" w:line="360" w:lineRule="auto"/>
               <w:ind w:left="5"/>
               <w:rPr>
                 <w:sz w:val="24"/>
@@ -27496,6 +27588,7 @@
           <w:p>
             <w:pPr>
               <w:pStyle w:val="TableParagraph"/>
+              <w:spacing w:line="360" w:lineRule="auto"/>
             </w:pPr>
           </w:p>
         </w:tc>
@@ -27511,6 +27604,7 @@
           <w:p>
             <w:pPr>
               <w:pStyle w:val="TableParagraph"/>
+              <w:spacing w:line="360" w:lineRule="auto"/>
               <w:rPr>
                 <w:b/>
                 <w:sz w:val="24"/>
@@ -27520,7 +27614,7 @@
           <w:p>
             <w:pPr>
               <w:pStyle w:val="TableParagraph"/>
-              <w:spacing w:before="143"/>
+              <w:spacing w:before="143" w:line="360" w:lineRule="auto"/>
               <w:rPr>
                 <w:b/>
                 <w:sz w:val="24"/>
@@ -27530,7 +27624,7 @@
           <w:p>
             <w:pPr>
               <w:pStyle w:val="TableParagraph"/>
-              <w:spacing w:before="1"/>
+              <w:spacing w:before="1" w:line="360" w:lineRule="auto"/>
               <w:ind w:left="70"/>
               <w:rPr>
                 <w:sz w:val="24"/>
@@ -27559,6 +27653,7 @@
           <w:p>
             <w:pPr>
               <w:pStyle w:val="TableParagraph"/>
+              <w:spacing w:line="360" w:lineRule="auto"/>
               <w:rPr>
                 <w:b/>
                 <w:sz w:val="24"/>
@@ -27568,7 +27663,7 @@
           <w:p>
             <w:pPr>
               <w:pStyle w:val="TableParagraph"/>
-              <w:spacing w:before="143"/>
+              <w:spacing w:before="143" w:line="360" w:lineRule="auto"/>
               <w:rPr>
                 <w:bCs/>
                 <w:sz w:val="24"/>
@@ -27585,7 +27680,7 @@
           <w:p>
             <w:pPr>
               <w:pStyle w:val="TableParagraph"/>
-              <w:spacing w:before="1"/>
+              <w:spacing w:before="1" w:line="360" w:lineRule="auto"/>
               <w:ind w:left="5"/>
             </w:pPr>
           </w:p>
@@ -27597,7 +27692,7 @@
           <w:p>
             <w:pPr>
               <w:pStyle w:val="TableParagraph"/>
-              <w:spacing w:before="144"/>
+              <w:spacing w:before="144" w:line="360" w:lineRule="auto"/>
               <w:rPr>
                 <w:b/>
                 <w:sz w:val="24"/>
@@ -27607,7 +27702,7 @@
           <w:p>
             <w:pPr>
               <w:pStyle w:val="TableParagraph"/>
-              <w:spacing w:before="1" w:line="242" w:lineRule="auto"/>
+              <w:spacing w:before="1" w:line="360" w:lineRule="auto"/>
               <w:ind w:left="5" w:right="33"/>
               <w:rPr>
                 <w:sz w:val="24"/>
@@ -27636,6 +27731,7 @@
           <w:p>
             <w:pPr>
               <w:pStyle w:val="TableParagraph"/>
+              <w:spacing w:line="360" w:lineRule="auto"/>
             </w:pPr>
           </w:p>
         </w:tc>
@@ -27651,6 +27747,7 @@
           <w:p>
             <w:pPr>
               <w:pStyle w:val="TableParagraph"/>
+              <w:spacing w:line="360" w:lineRule="auto"/>
               <w:rPr>
                 <w:b/>
                 <w:sz w:val="24"/>
@@ -27660,7 +27757,7 @@
           <w:p>
             <w:pPr>
               <w:pStyle w:val="TableParagraph"/>
-              <w:spacing w:before="143"/>
+              <w:spacing w:before="143" w:line="360" w:lineRule="auto"/>
               <w:rPr>
                 <w:b/>
                 <w:sz w:val="24"/>
@@ -27670,7 +27767,7 @@
           <w:p>
             <w:pPr>
               <w:pStyle w:val="TableParagraph"/>
-              <w:spacing w:before="1"/>
+              <w:spacing w:before="1" w:line="360" w:lineRule="auto"/>
               <w:ind w:left="70"/>
               <w:rPr>
                 <w:sz w:val="24"/>
@@ -27699,6 +27796,7 @@
           <w:p>
             <w:pPr>
               <w:pStyle w:val="TableParagraph"/>
+              <w:spacing w:line="360" w:lineRule="auto"/>
               <w:rPr>
                 <w:b/>
                 <w:sz w:val="24"/>
@@ -27708,7 +27806,7 @@
           <w:p>
             <w:pPr>
               <w:pStyle w:val="TableParagraph"/>
-              <w:spacing w:before="143"/>
+              <w:spacing w:before="143" w:line="360" w:lineRule="auto"/>
               <w:rPr>
                 <w:b/>
                 <w:sz w:val="24"/>
@@ -27718,7 +27816,7 @@
           <w:p>
             <w:pPr>
               <w:pStyle w:val="TableParagraph"/>
-              <w:spacing w:before="1"/>
+              <w:spacing w:before="1" w:line="360" w:lineRule="auto"/>
               <w:ind w:left="5"/>
               <w:rPr>
                 <w:sz w:val="24"/>
@@ -27739,6 +27837,7 @@
           <w:p>
             <w:pPr>
               <w:pStyle w:val="TableParagraph"/>
+              <w:spacing w:line="360" w:lineRule="auto"/>
               <w:rPr>
                 <w:b/>
                 <w:sz w:val="24"/>
@@ -27748,7 +27847,7 @@
           <w:p>
             <w:pPr>
               <w:pStyle w:val="TableParagraph"/>
-              <w:spacing w:before="8"/>
+              <w:spacing w:before="8" w:line="360" w:lineRule="auto"/>
               <w:rPr>
                 <w:b/>
                 <w:sz w:val="24"/>
@@ -27758,7 +27857,7 @@
           <w:p>
             <w:pPr>
               <w:pStyle w:val="TableParagraph"/>
-              <w:spacing w:before="1"/>
+              <w:spacing w:before="1" w:line="360" w:lineRule="auto"/>
               <w:ind w:left="5" w:right="88"/>
               <w:rPr>
                 <w:sz w:val="24"/>
@@ -27779,6 +27878,7 @@
           <w:p>
             <w:pPr>
               <w:pStyle w:val="TableParagraph"/>
+              <w:spacing w:line="360" w:lineRule="auto"/>
             </w:pPr>
           </w:p>
         </w:tc>
@@ -27794,6 +27894,7 @@
           <w:p>
             <w:pPr>
               <w:pStyle w:val="TableParagraph"/>
+              <w:spacing w:line="360" w:lineRule="auto"/>
               <w:rPr>
                 <w:b/>
                 <w:sz w:val="24"/>
@@ -27803,7 +27904,7 @@
           <w:p>
             <w:pPr>
               <w:pStyle w:val="TableParagraph"/>
-              <w:spacing w:before="144"/>
+              <w:spacing w:before="144" w:line="360" w:lineRule="auto"/>
               <w:rPr>
                 <w:b/>
                 <w:sz w:val="24"/>
@@ -27813,6 +27914,7 @@
           <w:p>
             <w:pPr>
               <w:pStyle w:val="TableParagraph"/>
+              <w:spacing w:line="360" w:lineRule="auto"/>
               <w:ind w:left="70"/>
               <w:rPr>
                 <w:sz w:val="24"/>
@@ -27841,6 +27943,7 @@
           <w:p>
             <w:pPr>
               <w:pStyle w:val="TableParagraph"/>
+              <w:spacing w:line="360" w:lineRule="auto"/>
               <w:rPr>
                 <w:b/>
                 <w:sz w:val="24"/>
@@ -27850,7 +27953,7 @@
           <w:p>
             <w:pPr>
               <w:pStyle w:val="TableParagraph"/>
-              <w:spacing w:before="144"/>
+              <w:spacing w:before="144" w:line="360" w:lineRule="auto"/>
               <w:rPr>
                 <w:b/>
                 <w:sz w:val="24"/>
@@ -27860,6 +27963,7 @@
           <w:p>
             <w:pPr>
               <w:pStyle w:val="TableParagraph"/>
+              <w:spacing w:line="360" w:lineRule="auto"/>
               <w:ind w:left="5"/>
               <w:rPr>
                 <w:sz w:val="24"/>
@@ -27880,7 +27984,7 @@
           <w:p>
             <w:pPr>
               <w:pStyle w:val="TableParagraph"/>
-              <w:spacing w:before="144"/>
+              <w:spacing w:before="144" w:line="360" w:lineRule="auto"/>
               <w:rPr>
                 <w:b/>
                 <w:sz w:val="24"/>
@@ -27890,7 +27994,7 @@
           <w:p>
             <w:pPr>
               <w:pStyle w:val="TableParagraph"/>
-              <w:spacing w:before="1" w:line="242" w:lineRule="auto"/>
+              <w:spacing w:before="1" w:line="360" w:lineRule="auto"/>
               <w:ind w:left="5" w:right="88"/>
               <w:rPr>
                 <w:sz w:val="24"/>
@@ -27911,6 +28015,7 @@
           <w:p>
             <w:pPr>
               <w:pStyle w:val="TableParagraph"/>
+              <w:spacing w:line="360" w:lineRule="auto"/>
             </w:pPr>
           </w:p>
         </w:tc>
@@ -27919,6 +28024,7 @@
     <w:p>
       <w:pPr>
         <w:pStyle w:val="TableParagraph"/>
+        <w:spacing w:line="360" w:lineRule="auto"/>
         <w:sectPr>
           <w:type w:val="continuous"/>
           <w:pgSz w:w="11910" w:h="16850"/>
@@ -27936,6 +28042,7 @@
     <w:p>
       <w:pPr>
         <w:pStyle w:val="BodyText"/>
+        <w:spacing w:line="360" w:lineRule="auto"/>
         <w:rPr>
           <w:b/>
           <w:sz w:val="52"/>
@@ -27945,6 +28052,7 @@
     <w:p>
       <w:pPr>
         <w:pStyle w:val="BodyText"/>
+        <w:spacing w:line="360" w:lineRule="auto"/>
         <w:rPr>
           <w:b/>
           <w:sz w:val="52"/>
@@ -27954,6 +28062,7 @@
     <w:p>
       <w:pPr>
         <w:pStyle w:val="BodyText"/>
+        <w:spacing w:line="360" w:lineRule="auto"/>
         <w:rPr>
           <w:b/>
           <w:sz w:val="52"/>
@@ -27963,6 +28072,7 @@
     <w:p>
       <w:pPr>
         <w:pStyle w:val="BodyText"/>
+        <w:spacing w:line="360" w:lineRule="auto"/>
         <w:rPr>
           <w:b/>
           <w:sz w:val="52"/>
@@ -27972,6 +28082,7 @@
     <w:p>
       <w:pPr>
         <w:pStyle w:val="BodyText"/>
+        <w:spacing w:line="360" w:lineRule="auto"/>
         <w:rPr>
           <w:b/>
           <w:sz w:val="52"/>
@@ -27981,6 +28092,7 @@
     <w:p>
       <w:pPr>
         <w:pStyle w:val="BodyText"/>
+        <w:spacing w:line="360" w:lineRule="auto"/>
         <w:rPr>
           <w:b/>
           <w:sz w:val="52"/>
@@ -27989,47 +28101,9 @@
     </w:p>
     <w:p>
       <w:pPr>
-        <w:pStyle w:val="BodyText"/>
-        <w:rPr>
-          <w:b/>
-          <w:sz w:val="52"/>
-        </w:rPr>
-      </w:pPr>
-    </w:p>
-    <w:p>
-      <w:pPr>
-        <w:pStyle w:val="BodyText"/>
-        <w:rPr>
-          <w:b/>
-          <w:sz w:val="52"/>
-        </w:rPr>
-      </w:pPr>
-    </w:p>
-    <w:p>
-      <w:pPr>
-        <w:pStyle w:val="BodyText"/>
-        <w:rPr>
-          <w:b/>
-          <w:sz w:val="52"/>
-        </w:rPr>
-      </w:pPr>
-    </w:p>
-    <w:p>
-      <w:pPr>
-        <w:pStyle w:val="BodyText"/>
-        <w:spacing w:before="292" w:line="276" w:lineRule="auto"/>
-        <w:rPr>
-          <w:b/>
-          <w:sz w:val="52"/>
-        </w:rPr>
-      </w:pPr>
-    </w:p>
-    <w:p>
-      <w:pPr>
         <w:pStyle w:val="Heading1"/>
-        <w:spacing w:line="276" w:lineRule="auto"/>
-        <w:ind w:right="993"/>
-        <w:jc w:val="center"/>
+        <w:spacing w:line="360" w:lineRule="auto"/>
+        <w:ind w:left="0" w:right="993"/>
         <w:rPr>
           <w:spacing w:val="-2"/>
         </w:rPr>
@@ -28038,43 +28112,31 @@
         <w:rPr>
           <w:spacing w:val="-2"/>
         </w:rPr>
-        <w:t>CHAPTER -</w:t>
+        <w:t xml:space="preserve">        </w:t>
       </w:r>
       <w:r>
         <w:rPr>
           <w:spacing w:val="-2"/>
         </w:rPr>
-        <w:t>5</w:t>
+        <w:t>CHAPTER</w:t>
+      </w:r>
+      <w:r>
+        <w:rPr>
+          <w:spacing w:val="-2"/>
+        </w:rPr>
+        <w:t xml:space="preserve"> 5 </w:t>
+      </w:r>
+      <w:r>
+        <w:rPr>
+          <w:spacing w:val="-2"/>
+        </w:rPr>
+        <w:t>CONCLUSION</w:t>
       </w:r>
     </w:p>
     <w:p>
       <w:pPr>
         <w:pStyle w:val="Heading1"/>
-        <w:spacing w:line="276" w:lineRule="auto"/>
-        <w:ind w:right="993"/>
-        <w:jc w:val="center"/>
-        <w:rPr>
-          <w:spacing w:val="-2"/>
-        </w:rPr>
-      </w:pPr>
-    </w:p>
-    <w:p>
-      <w:pPr>
-        <w:pStyle w:val="Heading1"/>
-        <w:spacing w:line="276" w:lineRule="auto"/>
-        <w:ind w:right="993"/>
-        <w:jc w:val="center"/>
-      </w:pPr>
-      <w:r>
-        <w:rPr>
-          <w:spacing w:val="-2"/>
-        </w:rPr>
-        <w:t>CONCLUSION</w:t>
-      </w:r>
-    </w:p>
-    <w:p>
-      <w:pPr>
-        <w:pStyle w:val="Heading1"/>
+        <w:spacing w:line="360" w:lineRule="auto"/>
         <w:jc w:val="center"/>
         <w:sectPr>
           <w:pgSz w:w="11910" w:h="16850"/>
@@ -28092,6 +28154,7 @@
     <w:p>
       <w:pPr>
         <w:pStyle w:val="Heading2"/>
+        <w:spacing w:line="360" w:lineRule="auto"/>
         <w:ind w:left="3485" w:firstLine="0"/>
         <w:rPr>
           <w:u w:val="none"/>
@@ -28138,7 +28201,7 @@
     <w:p>
       <w:pPr>
         <w:pStyle w:val="Heading5"/>
-        <w:spacing w:before="242"/>
+        <w:spacing w:before="242" w:line="360" w:lineRule="auto"/>
       </w:pPr>
       <w:r>
         <w:t>Future</w:t>
@@ -28238,6 +28301,7 @@
     <w:p>
       <w:pPr>
         <w:pStyle w:val="Heading2"/>
+        <w:spacing w:line="360" w:lineRule="auto"/>
         <w:ind w:left="427" w:right="997" w:firstLine="0"/>
         <w:jc w:val="center"/>
         <w:rPr>
@@ -28257,6 +28321,7 @@
     <w:p>
       <w:pPr>
         <w:pStyle w:val="Heading2"/>
+        <w:spacing w:line="360" w:lineRule="auto"/>
         <w:ind w:left="427" w:right="997" w:firstLine="0"/>
         <w:jc w:val="center"/>
         <w:rPr>
@@ -28291,7 +28356,7 @@
       <w:r>
         <w:t xml:space="preserve"> </w:t>
       </w:r>
-      <w:hyperlink r:id="rId30" w:history="1">
+      <w:hyperlink r:id="rId29" w:history="1">
         <w:r>
           <w:rPr>
             <w:rStyle w:val="Hyperlink"/>
@@ -28334,7 +28399,7 @@
         </w:rPr>
         <w:t xml:space="preserve"> - </w:t>
       </w:r>
-      <w:hyperlink r:id="rId31" w:history="1">
+      <w:hyperlink r:id="rId30" w:history="1">
         <w:r>
           <w:rPr>
             <w:rStyle w:val="Hyperlink"/>
@@ -28389,7 +28454,7 @@
         </w:rPr>
         <w:t xml:space="preserve"> </w:t>
       </w:r>
-      <w:hyperlink r:id="rId32" w:history="1">
+      <w:hyperlink r:id="rId31" w:history="1">
         <w:r>
           <w:rPr>
             <w:rStyle w:val="Hyperlink"/>
@@ -28484,7 +28549,7 @@
         <w:br/>
         <w:t xml:space="preserve"> </w:t>
       </w:r>
-      <w:hyperlink r:id="rId33" w:history="1">
+      <w:hyperlink r:id="rId32" w:history="1">
         <w:r>
           <w:rPr>
             <w:rStyle w:val="Hyperlink"/>
@@ -28540,7 +28605,7 @@
         <w:br/>
         <w:t xml:space="preserve"> </w:t>
       </w:r>
-      <w:hyperlink r:id="rId34" w:history="1">
+      <w:hyperlink r:id="rId33" w:history="1">
         <w:r>
           <w:rPr>
             <w:rStyle w:val="Hyperlink"/>
@@ -28599,7 +28664,7 @@
         <w:br/>
         <w:t xml:space="preserve"> </w:t>
       </w:r>
-      <w:hyperlink r:id="rId35" w:history="1">
+      <w:hyperlink r:id="rId34" w:history="1">
         <w:r>
           <w:rPr>
             <w:rStyle w:val="Hyperlink"/>
@@ -28646,7 +28711,7 @@
         </w:rPr>
         <w:t xml:space="preserve"> </w:t>
       </w:r>
-      <w:hyperlink r:id="rId36" w:tgtFrame="_blank" w:history="1">
+      <w:hyperlink r:id="rId35" w:tgtFrame="_blank" w:history="1">
         <w:r>
           <w:rPr>
             <w:rStyle w:val="Hyperlink"/>
@@ -28693,7 +28758,7 @@
         </w:rPr>
         <w:t xml:space="preserve"> </w:t>
       </w:r>
-      <w:hyperlink r:id="rId37" w:tgtFrame="_blank" w:history="1">
+      <w:hyperlink r:id="rId36" w:tgtFrame="_blank" w:history="1">
         <w:r>
           <w:rPr>
             <w:rStyle w:val="Hyperlink"/>
@@ -28758,16 +28823,6 @@
 <w:ftr xmlns:wpc="http://schemas.microsoft.com/office/word/2010/wordprocessingCanvas" xmlns:cx="http://schemas.microsoft.com/office/drawing/2014/chartex" xmlns:cx1="http://schemas.microsoft.com/office/drawing/2015/9/8/chartex" xmlns:cx2="http://schemas.microsoft.com/office/drawing/2015/10/21/chartex" xmlns:cx3="http://schemas.microsoft.com/office/drawing/2016/5/9/chartex" xmlns:cx4="http://schemas.microsoft.com/office/drawing/2016/5/10/chartex" xmlns:cx5="http://schemas.microsoft.com/office/drawing/2016/5/11/chartex" xmlns:cx6="http://schemas.microsoft.com/office/drawing/2016/5/12/chartex" xmlns:cx7="http://schemas.microsoft.com/office/drawing/2016/5/13/chartex" xmlns:cx8="http://schemas.microsoft.com/office/drawing/2016/5/14/chartex" xmlns:mc="http://schemas.openxmlformats.org/markup-compatibility/2006" xmlns:aink="http://schemas.microsoft.com/office/drawing/2016/ink" xmlns:am3d="http://schemas.microsoft.com/office/drawing/2017/model3d" xmlns:o="urn:schemas-microsoft-com:office:office" xmlns:oel="http://schemas.microsoft.com/office/2019/extlst" xmlns:r="http://schemas.openxmlformats.org/officeDocument/2006/relationships" xmlns:m="http://schemas.openxmlformats.org/officeDocument/2006/math" xmlns:v="urn:schemas-microsoft-com:vml" xmlns:wp14="http://schemas.microsoft.com/office/word/2010/wordprocessingDrawing" xmlns:wp="http://schemas.openxmlformats.org/drawingml/2006/wordprocessingDrawing" xmlns:w10="urn:schemas-microsoft-com:office:word" xmlns:w="http://schemas.openxmlformats.org/wordprocessingml/2006/main" xmlns:w14="http://schemas.microsoft.com/office/word/2010/wordml" xmlns:w15="http://schemas.microsoft.com/office/word/2012/wordml" xmlns:w16cex="http://schemas.microsoft.com/office/word/2018/wordml/cex" xmlns:w16cid="http://schemas.microsoft.com/office/word/2016/wordml/cid" xmlns:w16="http://schemas.microsoft.com/office/word/2018/wordml" xmlns:w16du="http://schemas.microsoft.com/office/word/2023/wordml/word16du" xmlns:w16sdtdh="http://schemas.microsoft.com/office/word/2020/wordml/sdtdatahash" xmlns:w16sdtfl="http://schemas.microsoft.com/office/word/2024/wordml/sdtformatlock" xmlns:w16se="http://schemas.microsoft.com/office/word/2015/wordml/symex" xmlns:wpg="http://schemas.microsoft.com/office/word/2010/wordprocessingGroup" xmlns:wpi="http://schemas.microsoft.com/office/word/2010/wordprocessingInk" xmlns:wne="http://schemas.microsoft.com/office/word/2006/wordml" xmlns:wps="http://schemas.microsoft.com/office/word/2010/wordprocessingShape" mc:Ignorable="w14 w15 w16se w16cid w16 w16cex w16sdtdh w16sdtfl w16du wp14">
   <w:p>
     <w:pPr>
-      <w:pStyle w:val="Footer"/>
-    </w:pPr>
-  </w:p>
-</w:ftr>
-</file>
-
-<file path=word/footer2.xml><?xml version="1.0" encoding="utf-8"?>
-<w:ftr xmlns:wpc="http://schemas.microsoft.com/office/word/2010/wordprocessingCanvas" xmlns:cx="http://schemas.microsoft.com/office/drawing/2014/chartex" xmlns:cx1="http://schemas.microsoft.com/office/drawing/2015/9/8/chartex" xmlns:cx2="http://schemas.microsoft.com/office/drawing/2015/10/21/chartex" xmlns:cx3="http://schemas.microsoft.com/office/drawing/2016/5/9/chartex" xmlns:cx4="http://schemas.microsoft.com/office/drawing/2016/5/10/chartex" xmlns:cx5="http://schemas.microsoft.com/office/drawing/2016/5/11/chartex" xmlns:cx6="http://schemas.microsoft.com/office/drawing/2016/5/12/chartex" xmlns:cx7="http://schemas.microsoft.com/office/drawing/2016/5/13/chartex" xmlns:cx8="http://schemas.microsoft.com/office/drawing/2016/5/14/chartex" xmlns:mc="http://schemas.openxmlformats.org/markup-compatibility/2006" xmlns:aink="http://schemas.microsoft.com/office/drawing/2016/ink" xmlns:am3d="http://schemas.microsoft.com/office/drawing/2017/model3d" xmlns:o="urn:schemas-microsoft-com:office:office" xmlns:oel="http://schemas.microsoft.com/office/2019/extlst" xmlns:r="http://schemas.openxmlformats.org/officeDocument/2006/relationships" xmlns:m="http://schemas.openxmlformats.org/officeDocument/2006/math" xmlns:v="urn:schemas-microsoft-com:vml" xmlns:wp14="http://schemas.microsoft.com/office/word/2010/wordprocessingDrawing" xmlns:wp="http://schemas.openxmlformats.org/drawingml/2006/wordprocessingDrawing" xmlns:w10="urn:schemas-microsoft-com:office:word" xmlns:w="http://schemas.openxmlformats.org/wordprocessingml/2006/main" xmlns:w14="http://schemas.microsoft.com/office/word/2010/wordml" xmlns:w15="http://schemas.microsoft.com/office/word/2012/wordml" xmlns:w16cex="http://schemas.microsoft.com/office/word/2018/wordml/cex" xmlns:w16cid="http://schemas.microsoft.com/office/word/2016/wordml/cid" xmlns:w16="http://schemas.microsoft.com/office/word/2018/wordml" xmlns:w16du="http://schemas.microsoft.com/office/word/2023/wordml/word16du" xmlns:w16sdtdh="http://schemas.microsoft.com/office/word/2020/wordml/sdtdatahash" xmlns:w16sdtfl="http://schemas.microsoft.com/office/word/2024/wordml/sdtformatlock" xmlns:w16se="http://schemas.microsoft.com/office/word/2015/wordml/symex" xmlns:wpg="http://schemas.microsoft.com/office/word/2010/wordprocessingGroup" xmlns:wpi="http://schemas.microsoft.com/office/word/2010/wordprocessingInk" xmlns:wne="http://schemas.microsoft.com/office/word/2006/wordml" xmlns:wps="http://schemas.microsoft.com/office/word/2010/wordprocessingShape" mc:Ignorable="w14 w15 w16se w16cid w16 w16cex w16sdtdh w16sdtfl w16du wp14">
-  <w:p>
-    <w:pPr>
       <w:pStyle w:val="BodyText"/>
       <w:spacing w:line="14" w:lineRule="auto"/>
       <w:rPr>
@@ -28782,171 +28837,7 @@
       <mc:AlternateContent>
         <mc:Choice Requires="wps">
           <w:drawing>
-            <wp:anchor distT="0" distB="0" distL="0" distR="0" simplePos="0" relativeHeight="487127552" behindDoc="1" locked="0" layoutInCell="1" allowOverlap="1" wp14:anchorId="050BB07D" wp14:editId="2C7E6AF3">
-              <wp:simplePos x="0" y="0"/>
-              <wp:positionH relativeFrom="page">
-                <wp:posOffset>902017</wp:posOffset>
-              </wp:positionH>
-              <wp:positionV relativeFrom="page">
-                <wp:posOffset>10375900</wp:posOffset>
-              </wp:positionV>
-              <wp:extent cx="1480820" cy="165100"/>
-              <wp:effectExtent l="0" t="0" r="0" b="0"/>
-              <wp:wrapNone/>
-              <wp:docPr id="7" name="Textbox 7"/>
-              <wp:cNvGraphicFramePr>
-                <a:graphicFrameLocks xmlns:a="http://schemas.openxmlformats.org/drawingml/2006/main"/>
-              </wp:cNvGraphicFramePr>
-              <a:graphic xmlns:a="http://schemas.openxmlformats.org/drawingml/2006/main">
-                <a:graphicData uri="http://schemas.microsoft.com/office/word/2010/wordprocessingShape">
-                  <wps:wsp>
-                    <wps:cNvSpPr txBox="1">
-                      <a:spLocks/>
-                    </wps:cNvSpPr>
-                    <wps:spPr>
-                      <a:xfrm>
-                        <a:off x="0" y="0"/>
-                        <a:ext cx="1480820" cy="165100"/>
-                      </a:xfrm>
-                      <a:prstGeom prst="rect">
-                        <a:avLst/>
-                      </a:prstGeom>
-                    </wps:spPr>
-                    <wps:txbx>
-                      <w:txbxContent>
-                        <w:p>
-                          <w:pPr>
-                            <w:spacing w:line="244" w:lineRule="exact"/>
-                            <w:ind w:left="20"/>
-                            <w:rPr>
-                              <w:rFonts w:ascii="Calibri"/>
-                            </w:rPr>
-                          </w:pPr>
-                          <w:r>
-                            <w:rPr>
-                              <w:rFonts w:ascii="Calibri"/>
-                            </w:rPr>
-                            <w:t>DEPT</w:t>
-                          </w:r>
-                          <w:r>
-                            <w:rPr>
-                              <w:rFonts w:ascii="Calibri"/>
-                              <w:spacing w:val="-3"/>
-                            </w:rPr>
-                            <w:t xml:space="preserve"> </w:t>
-                          </w:r>
-                          <w:r>
-                            <w:rPr>
-                              <w:rFonts w:ascii="Calibri"/>
-                            </w:rPr>
-                            <w:t>OF</w:t>
-                          </w:r>
-                          <w:r>
-                            <w:rPr>
-                              <w:rFonts w:ascii="Calibri"/>
-                              <w:spacing w:val="-2"/>
-                            </w:rPr>
-                            <w:t xml:space="preserve"> </w:t>
-                          </w:r>
-                          <w:r>
-                            <w:rPr>
-                              <w:rFonts w:ascii="Calibri"/>
-                            </w:rPr>
-                            <w:t xml:space="preserve">CSE, GPREC, </w:t>
-                          </w:r>
-                          <w:r>
-                            <w:rPr>
-                              <w:rFonts w:ascii="Calibri"/>
-                              <w:spacing w:val="-5"/>
-                            </w:rPr>
-                            <w:t>KNL</w:t>
-                          </w:r>
-                        </w:p>
-                      </w:txbxContent>
-                    </wps:txbx>
-                    <wps:bodyPr wrap="square" lIns="0" tIns="0" rIns="0" bIns="0" rtlCol="0">
-                      <a:noAutofit/>
-                    </wps:bodyPr>
-                  </wps:wsp>
-                </a:graphicData>
-              </a:graphic>
-            </wp:anchor>
-          </w:drawing>
-        </mc:Choice>
-        <mc:Fallback>
-          <w:pict>
-            <v:shapetype w14:anchorId="050BB07D" id="_x0000_t202" coordsize="21600,21600" o:spt="202" path="m,l,21600r21600,l21600,xe">
-              <v:stroke joinstyle="miter"/>
-              <v:path gradientshapeok="t" o:connecttype="rect"/>
-            </v:shapetype>
-            <v:shape id="Textbox 7" o:spid="_x0000_s1026" type="#_x0000_t202" style="position:absolute;margin-left:71pt;margin-top:817pt;width:116.6pt;height:13pt;z-index:-16188928;visibility:visible;mso-wrap-style:square;mso-wrap-distance-left:0;mso-wrap-distance-top:0;mso-wrap-distance-right:0;mso-wrap-distance-bottom:0;mso-position-horizontal:absolute;mso-position-horizontal-relative:page;mso-position-vertical:absolute;mso-position-vertical-relative:page;v-text-anchor:top" o:gfxdata="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" filled="f" stroked="f">
-              <v:textbox inset="0,0,0,0">
-                <w:txbxContent>
-                  <w:p>
-                    <w:pPr>
-                      <w:spacing w:line="244" w:lineRule="exact"/>
-                      <w:ind w:left="20"/>
-                      <w:rPr>
-                        <w:rFonts w:ascii="Calibri"/>
-                      </w:rPr>
-                    </w:pPr>
-                    <w:r>
-                      <w:rPr>
-                        <w:rFonts w:ascii="Calibri"/>
-                      </w:rPr>
-                      <w:t>DEPT</w:t>
-                    </w:r>
-                    <w:r>
-                      <w:rPr>
-                        <w:rFonts w:ascii="Calibri"/>
-                        <w:spacing w:val="-3"/>
-                      </w:rPr>
-                      <w:t xml:space="preserve"> </w:t>
-                    </w:r>
-                    <w:r>
-                      <w:rPr>
-                        <w:rFonts w:ascii="Calibri"/>
-                      </w:rPr>
-                      <w:t>OF</w:t>
-                    </w:r>
-                    <w:r>
-                      <w:rPr>
-                        <w:rFonts w:ascii="Calibri"/>
-                        <w:spacing w:val="-2"/>
-                      </w:rPr>
-                      <w:t xml:space="preserve"> </w:t>
-                    </w:r>
-                    <w:r>
-                      <w:rPr>
-                        <w:rFonts w:ascii="Calibri"/>
-                      </w:rPr>
-                      <w:t xml:space="preserve">CSE, GPREC, </w:t>
-                    </w:r>
-                    <w:r>
-                      <w:rPr>
-                        <w:rFonts w:ascii="Calibri"/>
-                        <w:spacing w:val="-5"/>
-                      </w:rPr>
-                      <w:t>KNL</w:t>
-                    </w:r>
-                  </w:p>
-                </w:txbxContent>
-              </v:textbox>
-              <w10:wrap anchorx="page" anchory="page"/>
-            </v:shape>
-          </w:pict>
-        </mc:Fallback>
-      </mc:AlternateContent>
-    </w:r>
-    <w:r>
-      <w:rPr>
-        <w:noProof/>
-        <w:sz w:val="20"/>
-      </w:rPr>
-      <mc:AlternateContent>
-        <mc:Choice Requires="wps">
-          <w:drawing>
-            <wp:anchor distT="0" distB="0" distL="0" distR="0" simplePos="0" relativeHeight="487128064" behindDoc="1" locked="0" layoutInCell="1" allowOverlap="1" wp14:anchorId="08D9C752" wp14:editId="25C03C81">
+            <wp:anchor distT="0" distB="0" distL="0" distR="0" simplePos="0" relativeHeight="487128064" behindDoc="1" locked="0" layoutInCell="1" allowOverlap="1" wp14:anchorId="08D9C752" wp14:editId="0FF18843">
               <wp:simplePos x="0" y="0"/>
               <wp:positionH relativeFrom="page">
                 <wp:posOffset>6057265</wp:posOffset>
@@ -29061,7 +28952,11 @@
         </mc:Choice>
         <mc:Fallback>
           <w:pict>
-            <v:shape w14:anchorId="08D9C752" id="Textbox 8" o:spid="_x0000_s1027" type="#_x0000_t202" style="position:absolute;margin-left:476.95pt;margin-top:817pt;width:44.55pt;height:13pt;z-index:-16188416;visibility:visible;mso-wrap-style:square;mso-wrap-distance-left:0;mso-wrap-distance-top:0;mso-wrap-distance-right:0;mso-wrap-distance-bottom:0;mso-position-horizontal:absolute;mso-position-horizontal-relative:page;mso-position-vertical:absolute;mso-position-vertical-relative:page;v-text-anchor:top" o:gfxdata="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" filled="f" stroked="f">
+            <v:shapetype w14:anchorId="08D9C752" id="_x0000_t202" coordsize="21600,21600" o:spt="202" path="m,l,21600r21600,l21600,xe">
+              <v:stroke joinstyle="miter"/>
+              <v:path gradientshapeok="t" o:connecttype="rect"/>
+            </v:shapetype>
+            <v:shape id="Textbox 8" o:spid="_x0000_s1026" type="#_x0000_t202" style="position:absolute;margin-left:476.95pt;margin-top:817pt;width:44.55pt;height:13pt;z-index:-16188416;visibility:visible;mso-wrap-style:square;mso-wrap-distance-left:0;mso-wrap-distance-top:0;mso-wrap-distance-right:0;mso-wrap-distance-bottom:0;mso-position-horizontal:absolute;mso-position-horizontal-relative:page;mso-position-vertical:absolute;mso-position-vertical-relative:page;v-text-anchor:top" o:gfxdata="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" filled="f" stroked="f">
               <v:textbox inset="0,0,0,0">
                 <w:txbxContent>
                   <w:p>
